--- a/Documentation (1).docx
+++ b/Documentation (1).docx
@@ -207,8 +207,18 @@
           <w:sz w:val="28"/>
           <w:szCs w:val="28"/>
         </w:rPr>
-        <w:t>Focus (profile): Computer Science and system design</w:t>
-      </w:r>
+        <w:t xml:space="preserve">Focus (profile): Computer Science and </w:t>
+      </w:r>
+      <w:proofErr w:type="gramStart"/>
+      <w:r>
+        <w:rPr>
+          <w:rFonts w:ascii="Times New Roman" w:eastAsia="Times New Roman" w:hAnsi="Times New Roman" w:cs="Times New Roman"/>
+          <w:sz w:val="28"/>
+          <w:szCs w:val="28"/>
+        </w:rPr>
+        <w:t>system design</w:t>
+      </w:r>
+      <w:proofErr w:type="gramEnd"/>
     </w:p>
     <w:p>
       <w:pPr>
@@ -842,16 +852,35 @@
           <w:sz w:val="28"/>
           <w:szCs w:val="28"/>
         </w:rPr>
-        <w:t xml:space="preserve">Project Structure </w:t>
-      </w:r>
-      <w:r>
-        <w:rPr>
-          <w:rFonts w:ascii="Times New Roman" w:eastAsia="Times New Roman" w:hAnsi="Times New Roman" w:cs="Times New Roman"/>
-          <w:b/>
-          <w:sz w:val="28"/>
-          <w:szCs w:val="28"/>
-        </w:rPr>
-        <w:t>--------------------------------------------------------------------------- 4</w:t>
+        <w:t xml:space="preserve">Project </w:t>
+      </w:r>
+      <w:proofErr w:type="gramStart"/>
+      <w:r>
+        <w:rPr>
+          <w:rFonts w:ascii="Times New Roman" w:eastAsia="Times New Roman" w:hAnsi="Times New Roman" w:cs="Times New Roman"/>
+          <w:sz w:val="28"/>
+          <w:szCs w:val="28"/>
+        </w:rPr>
+        <w:t xml:space="preserve">Structure </w:t>
+      </w:r>
+      <w:r>
+        <w:rPr>
+          <w:rFonts w:ascii="Times New Roman" w:eastAsia="Times New Roman" w:hAnsi="Times New Roman" w:cs="Times New Roman"/>
+          <w:b/>
+          <w:sz w:val="28"/>
+          <w:szCs w:val="28"/>
+        </w:rPr>
+        <w:t>-</w:t>
+      </w:r>
+      <w:proofErr w:type="gramEnd"/>
+      <w:r>
+        <w:rPr>
+          <w:rFonts w:ascii="Times New Roman" w:eastAsia="Times New Roman" w:hAnsi="Times New Roman" w:cs="Times New Roman"/>
+          <w:b/>
+          <w:sz w:val="28"/>
+          <w:szCs w:val="28"/>
+        </w:rPr>
+        <w:t>-------------------------------------------------------------------------- 4</w:t>
       </w:r>
     </w:p>
     <w:p>
@@ -880,7 +909,27 @@
           <w:sz w:val="28"/>
           <w:szCs w:val="28"/>
         </w:rPr>
-        <w:t>User manual ---------------------------------------------------------------------------------------5</w:t>
+        <w:t xml:space="preserve">User </w:t>
+      </w:r>
+      <w:proofErr w:type="gramStart"/>
+      <w:r>
+        <w:rPr>
+          <w:rFonts w:ascii="Times New Roman" w:eastAsia="Times New Roman" w:hAnsi="Times New Roman" w:cs="Times New Roman"/>
+          <w:b/>
+          <w:sz w:val="28"/>
+          <w:szCs w:val="28"/>
+        </w:rPr>
+        <w:t>manual -</w:t>
+      </w:r>
+      <w:proofErr w:type="gramEnd"/>
+      <w:r>
+        <w:rPr>
+          <w:rFonts w:ascii="Times New Roman" w:eastAsia="Times New Roman" w:hAnsi="Times New Roman" w:cs="Times New Roman"/>
+          <w:b/>
+          <w:sz w:val="28"/>
+          <w:szCs w:val="28"/>
+        </w:rPr>
+        <w:t>--------------------------------------------------------------------------------------5</w:t>
       </w:r>
     </w:p>
     <w:p>
@@ -892,14 +941,25 @@
           <w:szCs w:val="20"/>
         </w:rPr>
       </w:pPr>
-      <w:r>
-        <w:rPr>
-          <w:rFonts w:ascii="Times New Roman" w:eastAsia="Times New Roman" w:hAnsi="Times New Roman" w:cs="Times New Roman"/>
-          <w:b/>
-          <w:sz w:val="28"/>
-          <w:szCs w:val="28"/>
-        </w:rPr>
-        <w:t>Hardware ----------------------------------------------------------------------------------------- 7</w:t>
+      <w:proofErr w:type="gramStart"/>
+      <w:r>
+        <w:rPr>
+          <w:rFonts w:ascii="Times New Roman" w:eastAsia="Times New Roman" w:hAnsi="Times New Roman" w:cs="Times New Roman"/>
+          <w:b/>
+          <w:sz w:val="28"/>
+          <w:szCs w:val="28"/>
+        </w:rPr>
+        <w:t>Hardware -</w:t>
+      </w:r>
+      <w:proofErr w:type="gramEnd"/>
+      <w:r>
+        <w:rPr>
+          <w:rFonts w:ascii="Times New Roman" w:eastAsia="Times New Roman" w:hAnsi="Times New Roman" w:cs="Times New Roman"/>
+          <w:b/>
+          <w:sz w:val="28"/>
+          <w:szCs w:val="28"/>
+        </w:rPr>
+        <w:t>---------------------------------------------------------------------------------------- 7</w:t>
       </w:r>
     </w:p>
     <w:p>
@@ -927,7 +987,16 @@
           <w:sz w:val="28"/>
           <w:szCs w:val="28"/>
         </w:rPr>
-        <w:t>--------------------------------------------------------------------------------7</w:t>
+        <w:t>--------------------------------------------------------------------------------</w:t>
+      </w:r>
+      <w:r>
+        <w:rPr>
+          <w:rFonts w:ascii="Times New Roman" w:eastAsia="Times New Roman" w:hAnsi="Times New Roman" w:cs="Times New Roman"/>
+          <w:b/>
+          <w:sz w:val="28"/>
+          <w:szCs w:val="28"/>
+        </w:rPr>
+        <w:t>8</w:t>
       </w:r>
     </w:p>
     <w:p>
@@ -950,6 +1019,7 @@
           <w:szCs w:val="20"/>
         </w:rPr>
       </w:pPr>
+      <w:proofErr w:type="gramStart"/>
       <w:r>
         <w:rPr>
           <w:rFonts w:ascii="Times New Roman" w:eastAsia="Times New Roman" w:hAnsi="Times New Roman" w:cs="Times New Roman"/>
@@ -965,7 +1035,26 @@
           <w:sz w:val="28"/>
           <w:szCs w:val="28"/>
         </w:rPr>
-        <w:t>--------------------------------------------------------------------------------------10</w:t>
+        <w:t>-</w:t>
+      </w:r>
+      <w:proofErr w:type="gramEnd"/>
+      <w:r>
+        <w:rPr>
+          <w:rFonts w:ascii="Times New Roman" w:eastAsia="Times New Roman" w:hAnsi="Times New Roman" w:cs="Times New Roman"/>
+          <w:b/>
+          <w:sz w:val="28"/>
+          <w:szCs w:val="28"/>
+        </w:rPr>
+        <w:t>-------------------------------------------------------------------------------------1</w:t>
+      </w:r>
+      <w:r>
+        <w:rPr>
+          <w:rFonts w:ascii="Times New Roman" w:eastAsia="Times New Roman" w:hAnsi="Times New Roman" w:cs="Times New Roman"/>
+          <w:b/>
+          <w:sz w:val="28"/>
+          <w:szCs w:val="28"/>
+        </w:rPr>
+        <w:t>1</w:t>
       </w:r>
     </w:p>
     <w:p>
@@ -978,6 +1067,7 @@
           <w:szCs w:val="20"/>
         </w:rPr>
       </w:pPr>
+      <w:proofErr w:type="gramStart"/>
       <w:r>
         <w:rPr>
           <w:rFonts w:ascii="Times New Roman" w:eastAsia="Times New Roman" w:hAnsi="Times New Roman" w:cs="Times New Roman"/>
@@ -993,7 +1083,26 @@
           <w:sz w:val="28"/>
           <w:szCs w:val="28"/>
         </w:rPr>
-        <w:t>---------------------------------------------------------------------------------------12</w:t>
+        <w:t>-</w:t>
+      </w:r>
+      <w:proofErr w:type="gramEnd"/>
+      <w:r>
+        <w:rPr>
+          <w:rFonts w:ascii="Times New Roman" w:eastAsia="Times New Roman" w:hAnsi="Times New Roman" w:cs="Times New Roman"/>
+          <w:b/>
+          <w:sz w:val="28"/>
+          <w:szCs w:val="28"/>
+        </w:rPr>
+        <w:t>--------------------------------------------------------------------------------------1</w:t>
+      </w:r>
+      <w:r>
+        <w:rPr>
+          <w:rFonts w:ascii="Times New Roman" w:eastAsia="Times New Roman" w:hAnsi="Times New Roman" w:cs="Times New Roman"/>
+          <w:b/>
+          <w:sz w:val="28"/>
+          <w:szCs w:val="28"/>
+        </w:rPr>
+        <w:t>4</w:t>
       </w:r>
     </w:p>
     <w:p>
@@ -1017,6 +1126,7 @@
           <w:szCs w:val="28"/>
         </w:rPr>
       </w:pPr>
+      <w:proofErr w:type="gramStart"/>
       <w:r>
         <w:rPr>
           <w:rFonts w:ascii="Times New Roman" w:eastAsia="Times New Roman" w:hAnsi="Times New Roman" w:cs="Times New Roman"/>
@@ -1032,35 +1142,26 @@
           <w:sz w:val="28"/>
           <w:szCs w:val="28"/>
         </w:rPr>
-        <w:t>--------------------------------------------------------------------------------13</w:t>
-      </w:r>
-    </w:p>
-    <w:p>
-      <w:pPr>
-        <w:spacing w:line="240" w:lineRule="auto"/>
-        <w:ind w:left="700"/>
-        <w:rPr>
-          <w:rFonts w:ascii="Times New Roman" w:eastAsia="Times New Roman" w:hAnsi="Times New Roman" w:cs="Times New Roman"/>
-          <w:sz w:val="28"/>
-          <w:szCs w:val="28"/>
-        </w:rPr>
-      </w:pPr>
-      <w:r>
-        <w:rPr>
-          <w:rFonts w:ascii="Times New Roman" w:eastAsia="Times New Roman" w:hAnsi="Times New Roman" w:cs="Times New Roman"/>
-          <w:sz w:val="28"/>
-          <w:szCs w:val="28"/>
-        </w:rPr>
-        <w:t xml:space="preserve">Patterns </w:t>
-      </w:r>
-      <w:r>
-        <w:rPr>
-          <w:rFonts w:ascii="Times New Roman" w:eastAsia="Times New Roman" w:hAnsi="Times New Roman" w:cs="Times New Roman"/>
-          <w:b/>
-          <w:sz w:val="28"/>
-          <w:szCs w:val="28"/>
-        </w:rPr>
-        <w:t>------------------------------------------------------------------------------------</w:t>
+        <w:t>-</w:t>
+      </w:r>
+      <w:proofErr w:type="gramEnd"/>
+      <w:r>
+        <w:rPr>
+          <w:rFonts w:ascii="Times New Roman" w:eastAsia="Times New Roman" w:hAnsi="Times New Roman" w:cs="Times New Roman"/>
+          <w:b/>
+          <w:sz w:val="28"/>
+          <w:szCs w:val="28"/>
+        </w:rPr>
+        <w:t>-------------------------------------------------------------------------------1</w:t>
+      </w:r>
+      <w:r>
+        <w:rPr>
+          <w:rFonts w:ascii="Times New Roman" w:eastAsia="Times New Roman" w:hAnsi="Times New Roman" w:cs="Times New Roman"/>
+          <w:b/>
+          <w:sz w:val="28"/>
+          <w:szCs w:val="28"/>
+        </w:rPr>
+        <w:t>5</w:t>
       </w:r>
     </w:p>
     <w:p>
@@ -1072,14 +1173,52 @@
           <w:szCs w:val="20"/>
         </w:rPr>
       </w:pPr>
-      <w:r>
-        <w:rPr>
-          <w:rFonts w:ascii="Times New Roman" w:eastAsia="Times New Roman" w:hAnsi="Times New Roman" w:cs="Times New Roman"/>
-          <w:b/>
-          <w:sz w:val="28"/>
-          <w:szCs w:val="28"/>
-        </w:rPr>
-        <w:t>Software-------------------------------------------------------------------------------------------15</w:t>
+      <w:proofErr w:type="gramStart"/>
+      <w:r>
+        <w:rPr>
+          <w:rFonts w:ascii="Times New Roman" w:eastAsia="Times New Roman" w:hAnsi="Times New Roman" w:cs="Times New Roman"/>
+          <w:b/>
+          <w:sz w:val="28"/>
+          <w:szCs w:val="28"/>
+        </w:rPr>
+        <w:t>Software-</w:t>
+      </w:r>
+      <w:proofErr w:type="gramEnd"/>
+      <w:r>
+        <w:rPr>
+          <w:rFonts w:ascii="Times New Roman" w:eastAsia="Times New Roman" w:hAnsi="Times New Roman" w:cs="Times New Roman"/>
+          <w:b/>
+          <w:sz w:val="28"/>
+          <w:szCs w:val="28"/>
+        </w:rPr>
+        <w:t>-----------------------------------------------------------------------------------------</w:t>
+      </w:r>
+      <w:r>
+        <w:rPr>
+          <w:rFonts w:ascii="Times New Roman" w:eastAsia="Times New Roman" w:hAnsi="Times New Roman" w:cs="Times New Roman"/>
+          <w:b/>
+          <w:sz w:val="28"/>
+          <w:szCs w:val="28"/>
+        </w:rPr>
+        <w:t>-</w:t>
+      </w:r>
+      <w:r>
+        <w:rPr>
+          <w:rFonts w:ascii="Times New Roman" w:eastAsia="Times New Roman" w:hAnsi="Times New Roman" w:cs="Times New Roman"/>
+          <w:b/>
+          <w:sz w:val="28"/>
+          <w:szCs w:val="28"/>
+        </w:rPr>
+        <w:t>-1</w:t>
+      </w:r>
+      <w:r>
+        <w:rPr>
+          <w:rFonts w:ascii="Times New Roman" w:eastAsia="Times New Roman" w:hAnsi="Times New Roman" w:cs="Times New Roman"/>
+          <w:b/>
+          <w:sz w:val="28"/>
+          <w:szCs w:val="28"/>
+        </w:rPr>
+        <w:t>8</w:t>
       </w:r>
     </w:p>
     <w:p>
@@ -1098,16 +1237,207 @@
           <w:sz w:val="28"/>
           <w:szCs w:val="28"/>
         </w:rPr>
-        <w:t xml:space="preserve">Memory Sections </w:t>
-      </w:r>
-      <w:r>
-        <w:rPr>
-          <w:rFonts w:ascii="Times New Roman" w:eastAsia="Times New Roman" w:hAnsi="Times New Roman" w:cs="Times New Roman"/>
-          <w:b/>
-          <w:sz w:val="28"/>
-          <w:szCs w:val="28"/>
-        </w:rPr>
-        <w:t>-------------------------------------------------------------------------15</w:t>
+        <w:t xml:space="preserve">Memory </w:t>
+      </w:r>
+      <w:proofErr w:type="gramStart"/>
+      <w:r>
+        <w:rPr>
+          <w:rFonts w:ascii="Times New Roman" w:eastAsia="Times New Roman" w:hAnsi="Times New Roman" w:cs="Times New Roman"/>
+          <w:sz w:val="28"/>
+          <w:szCs w:val="28"/>
+        </w:rPr>
+        <w:t xml:space="preserve">Sections </w:t>
+      </w:r>
+      <w:r>
+        <w:rPr>
+          <w:rFonts w:ascii="Times New Roman" w:eastAsia="Times New Roman" w:hAnsi="Times New Roman" w:cs="Times New Roman"/>
+          <w:b/>
+          <w:sz w:val="28"/>
+          <w:szCs w:val="28"/>
+        </w:rPr>
+        <w:t>-</w:t>
+      </w:r>
+      <w:proofErr w:type="gramEnd"/>
+      <w:r>
+        <w:rPr>
+          <w:rFonts w:ascii="Times New Roman" w:eastAsia="Times New Roman" w:hAnsi="Times New Roman" w:cs="Times New Roman"/>
+          <w:b/>
+          <w:sz w:val="28"/>
+          <w:szCs w:val="28"/>
+        </w:rPr>
+        <w:t>-----------------------------------------------------------------------</w:t>
+      </w:r>
+      <w:r>
+        <w:rPr>
+          <w:rFonts w:ascii="Times New Roman" w:eastAsia="Times New Roman" w:hAnsi="Times New Roman" w:cs="Times New Roman"/>
+          <w:b/>
+          <w:sz w:val="28"/>
+          <w:szCs w:val="28"/>
+        </w:rPr>
+        <w:t>-</w:t>
+      </w:r>
+      <w:r>
+        <w:rPr>
+          <w:rFonts w:ascii="Times New Roman" w:eastAsia="Times New Roman" w:hAnsi="Times New Roman" w:cs="Times New Roman"/>
+          <w:b/>
+          <w:sz w:val="28"/>
+          <w:szCs w:val="28"/>
+        </w:rPr>
+        <w:t>-1</w:t>
+      </w:r>
+      <w:r>
+        <w:rPr>
+          <w:rFonts w:ascii="Times New Roman" w:eastAsia="Times New Roman" w:hAnsi="Times New Roman" w:cs="Times New Roman"/>
+          <w:b/>
+          <w:sz w:val="28"/>
+          <w:szCs w:val="28"/>
+        </w:rPr>
+        <w:t>8</w:t>
+      </w:r>
+    </w:p>
+    <w:p>
+      <w:pPr>
+        <w:spacing w:line="240" w:lineRule="auto"/>
+        <w:ind w:left="700"/>
+        <w:rPr>
+          <w:rFonts w:ascii="Times New Roman" w:eastAsia="Times New Roman" w:hAnsi="Times New Roman" w:cs="Times New Roman"/>
+          <w:b/>
+          <w:sz w:val="28"/>
+          <w:szCs w:val="28"/>
+          <w:lang w:val="ru-RU"/>
+        </w:rPr>
+      </w:pPr>
+      <w:r>
+        <w:rPr>
+          <w:rFonts w:ascii="Times New Roman" w:eastAsia="Times New Roman" w:hAnsi="Times New Roman" w:cs="Times New Roman"/>
+          <w:sz w:val="28"/>
+          <w:szCs w:val="28"/>
+        </w:rPr>
+        <w:t xml:space="preserve">Main </w:t>
+      </w:r>
+      <w:proofErr w:type="gramStart"/>
+      <w:r>
+        <w:rPr>
+          <w:rFonts w:ascii="Times New Roman" w:eastAsia="Times New Roman" w:hAnsi="Times New Roman" w:cs="Times New Roman"/>
+          <w:sz w:val="28"/>
+          <w:szCs w:val="28"/>
+        </w:rPr>
+        <w:t>code</w:t>
+      </w:r>
+      <w:r>
+        <w:rPr>
+          <w:rFonts w:ascii="Times New Roman" w:eastAsia="Times New Roman" w:hAnsi="Times New Roman" w:cs="Times New Roman"/>
+          <w:b/>
+          <w:sz w:val="28"/>
+          <w:szCs w:val="28"/>
+        </w:rPr>
+        <w:t>-</w:t>
+      </w:r>
+      <w:proofErr w:type="gramEnd"/>
+      <w:r>
+        <w:rPr>
+          <w:rFonts w:ascii="Times New Roman" w:eastAsia="Times New Roman" w:hAnsi="Times New Roman" w:cs="Times New Roman"/>
+          <w:b/>
+          <w:sz w:val="28"/>
+          <w:szCs w:val="28"/>
+        </w:rPr>
+        <w:t>---------------------------------------------------------------------------------</w:t>
+      </w:r>
+      <w:r>
+        <w:rPr>
+          <w:rFonts w:ascii="Times New Roman" w:eastAsia="Times New Roman" w:hAnsi="Times New Roman" w:cs="Times New Roman"/>
+          <w:b/>
+          <w:sz w:val="28"/>
+          <w:szCs w:val="28"/>
+        </w:rPr>
+        <w:t>-</w:t>
+      </w:r>
+      <w:r>
+        <w:rPr>
+          <w:rFonts w:ascii="Times New Roman" w:eastAsia="Times New Roman" w:hAnsi="Times New Roman" w:cs="Times New Roman"/>
+          <w:b/>
+          <w:sz w:val="28"/>
+          <w:szCs w:val="28"/>
+          <w:lang w:val="ru-RU"/>
+        </w:rPr>
+        <w:t>21</w:t>
+      </w:r>
+    </w:p>
+    <w:p>
+      <w:pPr>
+        <w:spacing w:line="240" w:lineRule="auto"/>
+        <w:ind w:left="700"/>
+        <w:rPr>
+          <w:rFonts w:ascii="Times New Roman" w:eastAsia="Times New Roman" w:hAnsi="Times New Roman" w:cs="Times New Roman"/>
+          <w:sz w:val="28"/>
+          <w:szCs w:val="28"/>
+          <w:lang w:val="ru-RU"/>
+        </w:rPr>
+      </w:pPr>
+      <w:proofErr w:type="gramStart"/>
+      <w:r>
+        <w:rPr>
+          <w:rFonts w:ascii="Times New Roman" w:eastAsia="Times New Roman" w:hAnsi="Times New Roman" w:cs="Times New Roman"/>
+          <w:sz w:val="28"/>
+          <w:szCs w:val="28"/>
+        </w:rPr>
+        <w:t xml:space="preserve">Patterns </w:t>
+      </w:r>
+      <w:r>
+        <w:rPr>
+          <w:rFonts w:ascii="Times New Roman" w:eastAsia="Times New Roman" w:hAnsi="Times New Roman" w:cs="Times New Roman"/>
+          <w:b/>
+          <w:sz w:val="28"/>
+          <w:szCs w:val="28"/>
+        </w:rPr>
+        <w:t>-</w:t>
+      </w:r>
+      <w:proofErr w:type="gramEnd"/>
+      <w:r>
+        <w:rPr>
+          <w:rFonts w:ascii="Times New Roman" w:eastAsia="Times New Roman" w:hAnsi="Times New Roman" w:cs="Times New Roman"/>
+          <w:b/>
+          <w:sz w:val="28"/>
+          <w:szCs w:val="28"/>
+        </w:rPr>
+        <w:t>----------------------------------------------------------------------------------</w:t>
+      </w:r>
+      <w:r>
+        <w:rPr>
+          <w:rFonts w:ascii="Times New Roman" w:eastAsia="Times New Roman" w:hAnsi="Times New Roman" w:cs="Times New Roman"/>
+          <w:b/>
+          <w:sz w:val="28"/>
+          <w:szCs w:val="28"/>
+        </w:rPr>
+        <w:t>-</w:t>
+      </w:r>
+      <w:r>
+        <w:rPr>
+          <w:rFonts w:ascii="Times New Roman" w:eastAsia="Times New Roman" w:hAnsi="Times New Roman" w:cs="Times New Roman"/>
+          <w:b/>
+          <w:sz w:val="28"/>
+          <w:szCs w:val="28"/>
+        </w:rPr>
+        <w:t>-</w:t>
+      </w:r>
+      <w:r>
+        <w:rPr>
+          <w:rFonts w:ascii="Times New Roman" w:eastAsia="Times New Roman" w:hAnsi="Times New Roman" w:cs="Times New Roman"/>
+          <w:b/>
+          <w:sz w:val="28"/>
+          <w:szCs w:val="28"/>
+        </w:rPr>
+        <w:t>2</w:t>
+      </w:r>
+      <w:r>
+        <w:rPr>
+          <w:rFonts w:ascii="Times New Roman" w:eastAsia="Times New Roman" w:hAnsi="Times New Roman" w:cs="Times New Roman"/>
+          <w:b/>
+          <w:sz w:val="28"/>
+          <w:szCs w:val="28"/>
+          <w:lang w:val="ru-RU"/>
+        </w:rPr>
+        <w:t>5</w:t>
       </w:r>
     </w:p>
     <w:p>
@@ -1120,23 +1450,6 @@
           <w:szCs w:val="20"/>
         </w:rPr>
       </w:pPr>
-      <w:r>
-        <w:rPr>
-          <w:rFonts w:ascii="Times New Roman" w:eastAsia="Times New Roman" w:hAnsi="Times New Roman" w:cs="Times New Roman"/>
-          <w:sz w:val="28"/>
-          <w:szCs w:val="28"/>
-        </w:rPr>
-        <w:t>Main code</w:t>
-      </w:r>
-      <w:r>
-        <w:rPr>
-          <w:rFonts w:ascii="Times New Roman" w:eastAsia="Times New Roman" w:hAnsi="Times New Roman" w:cs="Times New Roman"/>
-          <w:b/>
-          <w:sz w:val="28"/>
-          <w:szCs w:val="28"/>
-        </w:rPr>
-        <w:t>----------------------------------------------------------------------------------17</w:t>
-      </w:r>
     </w:p>
     <w:p>
       <w:pPr>
@@ -1689,24 +2002,61 @@
           <w:sz w:val="32"/>
           <w:szCs w:val="32"/>
         </w:rPr>
-        <w:t>8? The</w:t>
-      </w:r>
-      <w:r>
-        <w:rPr>
-          <w:rFonts w:ascii="Times New Roman" w:eastAsia="Times New Roman" w:hAnsi="Times New Roman" w:cs="Times New Roman"/>
-          <w:b/>
-          <w:sz w:val="32"/>
-          <w:szCs w:val="32"/>
-        </w:rPr>
-        <w:t xml:space="preserve"> CDM-</w:t>
-      </w:r>
-      <w:r>
-        <w:rPr>
-          <w:rFonts w:ascii="Times New Roman" w:eastAsia="Times New Roman" w:hAnsi="Times New Roman" w:cs="Times New Roman"/>
-          <w:sz w:val="32"/>
-          <w:szCs w:val="32"/>
-        </w:rPr>
-        <w:t xml:space="preserve">8 is a processor architecture based on the Von Neumann architecture, developed by A. Shafarenko. The </w:t>
+        <w:t xml:space="preserve">8? </w:t>
+      </w:r>
+      <w:proofErr w:type="gramStart"/>
+      <w:r>
+        <w:rPr>
+          <w:rFonts w:ascii="Times New Roman" w:eastAsia="Times New Roman" w:hAnsi="Times New Roman" w:cs="Times New Roman"/>
+          <w:sz w:val="32"/>
+          <w:szCs w:val="32"/>
+        </w:rPr>
+        <w:t>The</w:t>
+      </w:r>
+      <w:r>
+        <w:rPr>
+          <w:rFonts w:ascii="Times New Roman" w:eastAsia="Times New Roman" w:hAnsi="Times New Roman" w:cs="Times New Roman"/>
+          <w:b/>
+          <w:sz w:val="32"/>
+          <w:szCs w:val="32"/>
+        </w:rPr>
+        <w:t xml:space="preserve"> CDM</w:t>
+      </w:r>
+      <w:proofErr w:type="gramEnd"/>
+      <w:r>
+        <w:rPr>
+          <w:rFonts w:ascii="Times New Roman" w:eastAsia="Times New Roman" w:hAnsi="Times New Roman" w:cs="Times New Roman"/>
+          <w:b/>
+          <w:sz w:val="32"/>
+          <w:szCs w:val="32"/>
+        </w:rPr>
+        <w:t>-</w:t>
+      </w:r>
+      <w:r>
+        <w:rPr>
+          <w:rFonts w:ascii="Times New Roman" w:eastAsia="Times New Roman" w:hAnsi="Times New Roman" w:cs="Times New Roman"/>
+          <w:sz w:val="32"/>
+          <w:szCs w:val="32"/>
+        </w:rPr>
+        <w:t xml:space="preserve">8 is a processor architecture based on the Von Neumann architecture, developed by A. </w:t>
+      </w:r>
+      <w:proofErr w:type="spellStart"/>
+      <w:r>
+        <w:rPr>
+          <w:rFonts w:ascii="Times New Roman" w:eastAsia="Times New Roman" w:hAnsi="Times New Roman" w:cs="Times New Roman"/>
+          <w:sz w:val="32"/>
+          <w:szCs w:val="32"/>
+        </w:rPr>
+        <w:t>Shafarenko</w:t>
+      </w:r>
+      <w:proofErr w:type="spellEnd"/>
+      <w:r>
+        <w:rPr>
+          <w:rFonts w:ascii="Times New Roman" w:eastAsia="Times New Roman" w:hAnsi="Times New Roman" w:cs="Times New Roman"/>
+          <w:sz w:val="32"/>
+          <w:szCs w:val="32"/>
+        </w:rPr>
+        <w:t xml:space="preserve">. The </w:t>
       </w:r>
       <w:r>
         <w:rPr>
@@ -1742,7 +2092,25 @@
           <w:sz w:val="32"/>
           <w:szCs w:val="32"/>
         </w:rPr>
-        <w:t>We also switched to an extended version of CDM (CDM-8e) during the development process. Why did we do this? In order to increase our ability to expand the code. That is, we did not have enough memory, so we needed additional memory. Increasing the number of memory banks would greatly complicate the readability of the code, as well as slow down its writing.</w:t>
+        <w:t xml:space="preserve">We also switched to an extended version of CDM (CDM-8e) during the development process. Why did we do this? </w:t>
+      </w:r>
+      <w:proofErr w:type="gramStart"/>
+      <w:r>
+        <w:rPr>
+          <w:rFonts w:ascii="Times New Roman" w:eastAsia="Times New Roman" w:hAnsi="Times New Roman" w:cs="Times New Roman"/>
+          <w:sz w:val="32"/>
+          <w:szCs w:val="32"/>
+        </w:rPr>
+        <w:t>In order to</w:t>
+      </w:r>
+      <w:proofErr w:type="gramEnd"/>
+      <w:r>
+        <w:rPr>
+          <w:rFonts w:ascii="Times New Roman" w:eastAsia="Times New Roman" w:hAnsi="Times New Roman" w:cs="Times New Roman"/>
+          <w:sz w:val="32"/>
+          <w:szCs w:val="32"/>
+        </w:rPr>
+        <w:t xml:space="preserve"> increase our ability to expand the code. That is, we did not have enough memory, so we needed additional memory. Increasing the number of memory banks would greatly complicate the readability of the code, as well as slow down its writing.</w:t>
       </w:r>
     </w:p>
     <w:p>
@@ -1886,7 +2254,25 @@
           <w:sz w:val="32"/>
           <w:szCs w:val="32"/>
         </w:rPr>
-        <w:t>If there are 2 or 3 living cells next to a living cell, then it continues to live. Otherwise (3 or more or 2 or less), the living cell dies (either from "loneliness" or from "overpopulation")</w:t>
+        <w:t xml:space="preserve">If there are 2 or 3 living cells next to a living cell, then it continues to live. Otherwise (3 or more or 2 or less), the living </w:t>
+      </w:r>
+      <w:proofErr w:type="gramStart"/>
+      <w:r>
+        <w:rPr>
+          <w:rFonts w:ascii="Times New Roman" w:eastAsia="Times New Roman" w:hAnsi="Times New Roman" w:cs="Times New Roman"/>
+          <w:sz w:val="32"/>
+          <w:szCs w:val="32"/>
+        </w:rPr>
+        <w:t>cell</w:t>
+      </w:r>
+      <w:proofErr w:type="gramEnd"/>
+      <w:r>
+        <w:rPr>
+          <w:rFonts w:ascii="Times New Roman" w:eastAsia="Times New Roman" w:hAnsi="Times New Roman" w:cs="Times New Roman"/>
+          <w:sz w:val="32"/>
+          <w:szCs w:val="32"/>
+        </w:rPr>
+        <w:t xml:space="preserve"> dies (either from "loneliness" or from "overpopulation")</w:t>
       </w:r>
     </w:p>
     <w:p>
@@ -1924,7 +2310,25 @@
           <w:sz w:val="32"/>
           <w:szCs w:val="32"/>
         </w:rPr>
-        <w:t>Obviously, in order for living cells to appear at all, you need to set the initial state of the field. This condition is called the first generation.</w:t>
+        <w:t xml:space="preserve">Obviously, </w:t>
+      </w:r>
+      <w:proofErr w:type="gramStart"/>
+      <w:r>
+        <w:rPr>
+          <w:rFonts w:ascii="Times New Roman" w:eastAsia="Times New Roman" w:hAnsi="Times New Roman" w:cs="Times New Roman"/>
+          <w:sz w:val="32"/>
+          <w:szCs w:val="32"/>
+        </w:rPr>
+        <w:t>in order for</w:t>
+      </w:r>
+      <w:proofErr w:type="gramEnd"/>
+      <w:r>
+        <w:rPr>
+          <w:rFonts w:ascii="Times New Roman" w:eastAsia="Times New Roman" w:hAnsi="Times New Roman" w:cs="Times New Roman"/>
+          <w:sz w:val="32"/>
+          <w:szCs w:val="32"/>
+        </w:rPr>
+        <w:t xml:space="preserve"> living cells to appear at all, you need to set the initial state of the field. This condition is called the first generation.</w:t>
       </w:r>
     </w:p>
     <w:p>
@@ -2072,7 +2476,25 @@
           <w:szCs w:val="32"/>
         </w:rPr>
         <w:tab/>
-        <w:t>There are several modifications of the game of life in our project, which requires additional explanations.</w:t>
+        <w:t xml:space="preserve">There are several modifications of the game of life in our project, which </w:t>
+      </w:r>
+      <w:proofErr w:type="gramStart"/>
+      <w:r>
+        <w:rPr>
+          <w:rFonts w:ascii="Times New Roman" w:eastAsia="Times New Roman" w:hAnsi="Times New Roman" w:cs="Times New Roman"/>
+          <w:sz w:val="32"/>
+          <w:szCs w:val="32"/>
+        </w:rPr>
+        <w:t>requires</w:t>
+      </w:r>
+      <w:proofErr w:type="gramEnd"/>
+      <w:r>
+        <w:rPr>
+          <w:rFonts w:ascii="Times New Roman" w:eastAsia="Times New Roman" w:hAnsi="Times New Roman" w:cs="Times New Roman"/>
+          <w:sz w:val="32"/>
+          <w:szCs w:val="32"/>
+        </w:rPr>
+        <w:t xml:space="preserve"> additional explanations.</w:t>
       </w:r>
     </w:p>
     <w:p>
@@ -2112,7 +2534,115 @@
           <w:szCs w:val="32"/>
         </w:rPr>
         <w:tab/>
-        <w:t>Secondly, there are 2 modes in this game. The first is the creative mode. It is a classic Conway's Game of Life (not counting the conditions of death and birth). The second game mode is the survival mode. It works like this: in the game, each field generation is reduced in size by 1 (i.e. if the field was NxN, then it will become (N-1)x(N-1) up to ((N-Z)x(N-Z)), where Z is zone width parameter. If there is at least one cell left inside the ((N-Z)x(N-Z)) square at the time of the last decrease, then the game is considered won. If not, then a loss follows.</w:t>
+        <w:t xml:space="preserve">Secondly, there are 2 modes in this game. The first is the creative mode. It is a classic Conway's Game of Life (not counting the conditions of death and birth). The second game mode is the survival mode. It works like this: in the game, each field generation is reduced in size by 1 (i.e. if the field was </w:t>
+      </w:r>
+      <w:proofErr w:type="spellStart"/>
+      <w:r>
+        <w:rPr>
+          <w:rFonts w:ascii="Times New Roman" w:eastAsia="Times New Roman" w:hAnsi="Times New Roman" w:cs="Times New Roman"/>
+          <w:sz w:val="32"/>
+          <w:szCs w:val="32"/>
+        </w:rPr>
+        <w:t>NxN</w:t>
+      </w:r>
+      <w:proofErr w:type="spellEnd"/>
+      <w:r>
+        <w:rPr>
+          <w:rFonts w:ascii="Times New Roman" w:eastAsia="Times New Roman" w:hAnsi="Times New Roman" w:cs="Times New Roman"/>
+          <w:sz w:val="32"/>
+          <w:szCs w:val="32"/>
+        </w:rPr>
+        <w:t>, then it will become (N-</w:t>
+      </w:r>
+      <w:proofErr w:type="gramStart"/>
+      <w:r>
+        <w:rPr>
+          <w:rFonts w:ascii="Times New Roman" w:eastAsia="Times New Roman" w:hAnsi="Times New Roman" w:cs="Times New Roman"/>
+          <w:sz w:val="32"/>
+          <w:szCs w:val="32"/>
+        </w:rPr>
+        <w:t>1)x</w:t>
+      </w:r>
+      <w:proofErr w:type="gramEnd"/>
+      <w:r>
+        <w:rPr>
+          <w:rFonts w:ascii="Times New Roman" w:eastAsia="Times New Roman" w:hAnsi="Times New Roman" w:cs="Times New Roman"/>
+          <w:sz w:val="32"/>
+          <w:szCs w:val="32"/>
+        </w:rPr>
+        <w:t xml:space="preserve">(N-1) up </w:t>
+      </w:r>
+      <w:proofErr w:type="gramStart"/>
+      <w:r>
+        <w:rPr>
+          <w:rFonts w:ascii="Times New Roman" w:eastAsia="Times New Roman" w:hAnsi="Times New Roman" w:cs="Times New Roman"/>
+          <w:sz w:val="32"/>
+          <w:szCs w:val="32"/>
+        </w:rPr>
+        <w:t>to ((</w:t>
+      </w:r>
+      <w:proofErr w:type="gramEnd"/>
+      <w:r>
+        <w:rPr>
+          <w:rFonts w:ascii="Times New Roman" w:eastAsia="Times New Roman" w:hAnsi="Times New Roman" w:cs="Times New Roman"/>
+          <w:sz w:val="32"/>
+          <w:szCs w:val="32"/>
+        </w:rPr>
+        <w:t>N-</w:t>
+      </w:r>
+      <w:proofErr w:type="gramStart"/>
+      <w:r>
+        <w:rPr>
+          <w:rFonts w:ascii="Times New Roman" w:eastAsia="Times New Roman" w:hAnsi="Times New Roman" w:cs="Times New Roman"/>
+          <w:sz w:val="32"/>
+          <w:szCs w:val="32"/>
+        </w:rPr>
+        <w:t>Z)x</w:t>
+      </w:r>
+      <w:proofErr w:type="gramEnd"/>
+      <w:r>
+        <w:rPr>
+          <w:rFonts w:ascii="Times New Roman" w:eastAsia="Times New Roman" w:hAnsi="Times New Roman" w:cs="Times New Roman"/>
+          <w:sz w:val="32"/>
+          <w:szCs w:val="32"/>
+        </w:rPr>
+        <w:t xml:space="preserve">(N-Z)), where Z is zone width parameter. If there is at least one cell left inside </w:t>
+      </w:r>
+      <w:proofErr w:type="gramStart"/>
+      <w:r>
+        <w:rPr>
+          <w:rFonts w:ascii="Times New Roman" w:eastAsia="Times New Roman" w:hAnsi="Times New Roman" w:cs="Times New Roman"/>
+          <w:sz w:val="32"/>
+          <w:szCs w:val="32"/>
+        </w:rPr>
+        <w:t>the ((</w:t>
+      </w:r>
+      <w:proofErr w:type="gramEnd"/>
+      <w:r>
+        <w:rPr>
+          <w:rFonts w:ascii="Times New Roman" w:eastAsia="Times New Roman" w:hAnsi="Times New Roman" w:cs="Times New Roman"/>
+          <w:sz w:val="32"/>
+          <w:szCs w:val="32"/>
+        </w:rPr>
+        <w:t>N-</w:t>
+      </w:r>
+      <w:proofErr w:type="gramStart"/>
+      <w:r>
+        <w:rPr>
+          <w:rFonts w:ascii="Times New Roman" w:eastAsia="Times New Roman" w:hAnsi="Times New Roman" w:cs="Times New Roman"/>
+          <w:sz w:val="32"/>
+          <w:szCs w:val="32"/>
+        </w:rPr>
+        <w:t>Z)x</w:t>
+      </w:r>
+      <w:proofErr w:type="gramEnd"/>
+      <w:r>
+        <w:rPr>
+          <w:rFonts w:ascii="Times New Roman" w:eastAsia="Times New Roman" w:hAnsi="Times New Roman" w:cs="Times New Roman"/>
+          <w:sz w:val="32"/>
+          <w:szCs w:val="32"/>
+        </w:rPr>
+        <w:t>(N-Z)) square at the time of the last decrease, then the game is considered won. If not, then a loss follows.</w:t>
       </w:r>
     </w:p>
     <w:p>
@@ -2182,7 +2712,41 @@
           <w:sz w:val="32"/>
           <w:szCs w:val="32"/>
         </w:rPr>
-        <w:t>The software part is responsible for communication between the components, determining which cells need to change their state, and partly for implementing survival mode. The software also implements a limitation on miscalculation (i.e., when calculating, the soft part does not count the piece that was blocked due to the survival mode).</w:t>
+        <w:t xml:space="preserve">The software part is responsible for communication between the components, determining which cells need to change their state, and partly for implementing survival </w:t>
+      </w:r>
+      <w:proofErr w:type="gramStart"/>
+      <w:r>
+        <w:rPr>
+          <w:rFonts w:ascii="Times New Roman" w:eastAsia="Times New Roman" w:hAnsi="Times New Roman" w:cs="Times New Roman"/>
+          <w:sz w:val="32"/>
+          <w:szCs w:val="32"/>
+        </w:rPr>
+        <w:t>mode</w:t>
+      </w:r>
+      <w:proofErr w:type="gramEnd"/>
+      <w:r>
+        <w:rPr>
+          <w:rFonts w:ascii="Times New Roman" w:eastAsia="Times New Roman" w:hAnsi="Times New Roman" w:cs="Times New Roman"/>
+          <w:sz w:val="32"/>
+          <w:szCs w:val="32"/>
+        </w:rPr>
+        <w:t>. The software also implements a limitation on miscalculation (i.e., when calculating, the soft part does not count the piece that was blocked due to the survival mode).</w:t>
+      </w:r>
+      <w:r>
+        <w:rPr>
+          <w:rFonts w:ascii="Times New Roman" w:eastAsia="Times New Roman" w:hAnsi="Times New Roman" w:cs="Times New Roman"/>
+          <w:sz w:val="32"/>
+          <w:szCs w:val="32"/>
+        </w:rPr>
+        <w:t xml:space="preserve"> </w:t>
+      </w:r>
+      <w:r>
+        <w:rPr>
+          <w:rFonts w:ascii="Times New Roman" w:eastAsia="Times New Roman" w:hAnsi="Times New Roman" w:cs="Times New Roman"/>
+          <w:sz w:val="32"/>
+          <w:szCs w:val="32"/>
+        </w:rPr>
+        <w:t>Also implemented are ready-made patterns loaded into memory that the processor can draw.</w:t>
       </w:r>
     </w:p>
     <w:p>
@@ -2220,6 +2784,7 @@
           <w:sz w:val="32"/>
           <w:szCs w:val="32"/>
         </w:rPr>
+        <w:lastRenderedPageBreak/>
         <w:t>Registers for storing the previous state.</w:t>
       </w:r>
     </w:p>
@@ -2239,7 +2804,6 @@
           <w:sz w:val="32"/>
           <w:szCs w:val="32"/>
         </w:rPr>
-        <w:lastRenderedPageBreak/>
         <w:t>Registers for storing the changed state</w:t>
       </w:r>
     </w:p>
@@ -2460,13 +3024,41 @@
           <w:szCs w:val="32"/>
         </w:rPr>
       </w:pPr>
-      <w:r>
-        <w:rPr>
-          <w:rFonts w:ascii="Times New Roman" w:eastAsia="Times New Roman" w:hAnsi="Times New Roman" w:cs="Times New Roman"/>
-          <w:sz w:val="32"/>
-          <w:szCs w:val="32"/>
-        </w:rPr>
-        <w:t xml:space="preserve">In order to start the game, you first need to turn on the clock. This is done in the internal interface of Logisim. To do this, select the clock speed of 4.1 kHz and start the clock cycles with the appropriate menu item, or by pressing Ctrl+K. </w:t>
+      <w:proofErr w:type="gramStart"/>
+      <w:r>
+        <w:rPr>
+          <w:rFonts w:ascii="Times New Roman" w:eastAsia="Times New Roman" w:hAnsi="Times New Roman" w:cs="Times New Roman"/>
+          <w:sz w:val="32"/>
+          <w:szCs w:val="32"/>
+        </w:rPr>
+        <w:t>In order to</w:t>
+      </w:r>
+      <w:proofErr w:type="gramEnd"/>
+      <w:r>
+        <w:rPr>
+          <w:rFonts w:ascii="Times New Roman" w:eastAsia="Times New Roman" w:hAnsi="Times New Roman" w:cs="Times New Roman"/>
+          <w:sz w:val="32"/>
+          <w:szCs w:val="32"/>
+        </w:rPr>
+        <w:t xml:space="preserve"> start the game, you first need to turn on the clock. This is done in the internal interface of Logisim. To do this, select the clock speed of 4.1 kHz and start the clock cycles with the appropriate menu item, or by pressing </w:t>
+      </w:r>
+      <w:proofErr w:type="spellStart"/>
+      <w:r>
+        <w:rPr>
+          <w:rFonts w:ascii="Times New Roman" w:eastAsia="Times New Roman" w:hAnsi="Times New Roman" w:cs="Times New Roman"/>
+          <w:sz w:val="32"/>
+          <w:szCs w:val="32"/>
+        </w:rPr>
+        <w:t>Ctrl+K</w:t>
+      </w:r>
+      <w:proofErr w:type="spellEnd"/>
+      <w:r>
+        <w:rPr>
+          <w:rFonts w:ascii="Times New Roman" w:eastAsia="Times New Roman" w:hAnsi="Times New Roman" w:cs="Times New Roman"/>
+          <w:sz w:val="32"/>
+          <w:szCs w:val="32"/>
+        </w:rPr>
+        <w:t xml:space="preserve">. </w:t>
       </w:r>
     </w:p>
     <w:p>
@@ -2485,7 +3077,25 @@
           <w:sz w:val="32"/>
           <w:szCs w:val="32"/>
         </w:rPr>
-        <w:t>You also need to enable modeling using the menu option, or by pressing Ctrl+E if it is not already enabled. You can see an example of how it looks in the Russian version of the interface on figure 2.</w:t>
+        <w:t xml:space="preserve">You also need to enable modeling using the menu option, or by pressing </w:t>
+      </w:r>
+      <w:proofErr w:type="spellStart"/>
+      <w:r>
+        <w:rPr>
+          <w:rFonts w:ascii="Times New Roman" w:eastAsia="Times New Roman" w:hAnsi="Times New Roman" w:cs="Times New Roman"/>
+          <w:sz w:val="32"/>
+          <w:szCs w:val="32"/>
+        </w:rPr>
+        <w:t>Ctrl+E</w:t>
+      </w:r>
+      <w:proofErr w:type="spellEnd"/>
+      <w:r>
+        <w:rPr>
+          <w:rFonts w:ascii="Times New Roman" w:eastAsia="Times New Roman" w:hAnsi="Times New Roman" w:cs="Times New Roman"/>
+          <w:sz w:val="32"/>
+          <w:szCs w:val="32"/>
+        </w:rPr>
+        <w:t xml:space="preserve"> if it is not already enabled. You can see an example of how it looks in the Russian version of the interface on figure 2.</w:t>
       </w:r>
     </w:p>
     <w:p>
@@ -2592,7 +3202,25 @@
           <w:sz w:val="32"/>
           <w:szCs w:val="32"/>
         </w:rPr>
-        <w:t>Next, let's go to the MAIN diagram in order to consider the user interface. (Figure 3)</w:t>
+        <w:t xml:space="preserve">Next, let's go to the MAIN diagram </w:t>
+      </w:r>
+      <w:proofErr w:type="gramStart"/>
+      <w:r>
+        <w:rPr>
+          <w:rFonts w:ascii="Times New Roman" w:eastAsia="Times New Roman" w:hAnsi="Times New Roman" w:cs="Times New Roman"/>
+          <w:sz w:val="32"/>
+          <w:szCs w:val="32"/>
+        </w:rPr>
+        <w:t>in order to</w:t>
+      </w:r>
+      <w:proofErr w:type="gramEnd"/>
+      <w:r>
+        <w:rPr>
+          <w:rFonts w:ascii="Times New Roman" w:eastAsia="Times New Roman" w:hAnsi="Times New Roman" w:cs="Times New Roman"/>
+          <w:sz w:val="32"/>
+          <w:szCs w:val="32"/>
+        </w:rPr>
+        <w:t xml:space="preserve"> consider the user interface. (Figure 3)</w:t>
       </w:r>
     </w:p>
     <w:p>
@@ -2691,13 +3319,23 @@
           <w:szCs w:val="32"/>
         </w:rPr>
       </w:pPr>
-      <w:r>
-        <w:rPr>
-          <w:rFonts w:ascii="Times New Roman" w:eastAsia="Times New Roman" w:hAnsi="Times New Roman" w:cs="Times New Roman"/>
-          <w:sz w:val="32"/>
-          <w:szCs w:val="32"/>
-        </w:rPr>
-        <w:t>In order to start the game, you first need to set up the primary generation. To do this, select the keyboard, and then enter the characters, depending on what we want to get:</w:t>
+      <w:proofErr w:type="gramStart"/>
+      <w:r>
+        <w:rPr>
+          <w:rFonts w:ascii="Times New Roman" w:eastAsia="Times New Roman" w:hAnsi="Times New Roman" w:cs="Times New Roman"/>
+          <w:sz w:val="32"/>
+          <w:szCs w:val="32"/>
+        </w:rPr>
+        <w:t>In order to</w:t>
+      </w:r>
+      <w:proofErr w:type="gramEnd"/>
+      <w:r>
+        <w:rPr>
+          <w:rFonts w:ascii="Times New Roman" w:eastAsia="Times New Roman" w:hAnsi="Times New Roman" w:cs="Times New Roman"/>
+          <w:sz w:val="32"/>
+          <w:szCs w:val="32"/>
+        </w:rPr>
+        <w:t xml:space="preserve"> start the game, you first need to set up the primary generation. To do this, select the keyboard, and then enter the characters, depending on what we want to get:</w:t>
       </w:r>
     </w:p>
     <w:p>
@@ -2787,6 +3425,7 @@
           <w:sz w:val="32"/>
           <w:szCs w:val="32"/>
         </w:rPr>
+        <w:lastRenderedPageBreak/>
         <w:t>a - move one cell to the left</w:t>
       </w:r>
     </w:p>
@@ -2849,6 +3488,47 @@
         </w:rPr>
         <w:t>e - changing the state of the current cell</w:t>
       </w:r>
+    </w:p>
+    <w:p>
+      <w:pPr>
+        <w:spacing w:line="240" w:lineRule="auto"/>
+        <w:ind w:right="-99"/>
+        <w:rPr>
+          <w:rFonts w:ascii="Times New Roman" w:eastAsia="Times New Roman" w:hAnsi="Times New Roman" w:cs="Times New Roman"/>
+          <w:sz w:val="32"/>
+          <w:szCs w:val="32"/>
+        </w:rPr>
+      </w:pPr>
+    </w:p>
+    <w:p>
+      <w:pPr>
+        <w:spacing w:line="240" w:lineRule="auto"/>
+        <w:ind w:right="-99"/>
+        <w:rPr>
+          <w:rFonts w:ascii="Times New Roman" w:eastAsia="Times New Roman" w:hAnsi="Times New Roman" w:cs="Times New Roman"/>
+          <w:sz w:val="32"/>
+          <w:szCs w:val="32"/>
+        </w:rPr>
+      </w:pPr>
+      <w:r>
+        <w:rPr>
+          <w:rFonts w:ascii="Times New Roman" w:eastAsia="Times New Roman" w:hAnsi="Times New Roman" w:cs="Times New Roman"/>
+          <w:sz w:val="32"/>
+          <w:szCs w:val="32"/>
+        </w:rPr>
+        <w:t>ON/OFF button change the game state (EDIT/SIMULATION)</w:t>
+      </w:r>
+    </w:p>
+    <w:p>
+      <w:pPr>
+        <w:spacing w:line="240" w:lineRule="auto"/>
+        <w:ind w:right="-99"/>
+        <w:rPr>
+          <w:rFonts w:ascii="Times New Roman" w:eastAsia="Times New Roman" w:hAnsi="Times New Roman" w:cs="Times New Roman"/>
+          <w:sz w:val="32"/>
+          <w:szCs w:val="32"/>
+        </w:rPr>
+      </w:pPr>
     </w:p>
     <w:p>
       <w:pPr>
@@ -2956,7 +3636,43 @@
           <w:sz w:val="32"/>
           <w:szCs w:val="32"/>
         </w:rPr>
-        <w:t>On figure 4, you can see the elements responsible for setting birth condition and survival condition, which can be changed. Each unit in these elements means the number of neighbors that will affect the reproduction of effects of the same name as the elements.</w:t>
+        <w:t xml:space="preserve">On figure 4, you can see the elements responsible for setting birth </w:t>
+      </w:r>
+      <w:proofErr w:type="gramStart"/>
+      <w:r>
+        <w:rPr>
+          <w:rFonts w:ascii="Times New Roman" w:eastAsia="Times New Roman" w:hAnsi="Times New Roman" w:cs="Times New Roman"/>
+          <w:sz w:val="32"/>
+          <w:szCs w:val="32"/>
+        </w:rPr>
+        <w:t>condition</w:t>
+      </w:r>
+      <w:proofErr w:type="gramEnd"/>
+      <w:r>
+        <w:rPr>
+          <w:rFonts w:ascii="Times New Roman" w:eastAsia="Times New Roman" w:hAnsi="Times New Roman" w:cs="Times New Roman"/>
+          <w:sz w:val="32"/>
+          <w:szCs w:val="32"/>
+        </w:rPr>
+        <w:t xml:space="preserve"> and survival </w:t>
+      </w:r>
+      <w:proofErr w:type="gramStart"/>
+      <w:r>
+        <w:rPr>
+          <w:rFonts w:ascii="Times New Roman" w:eastAsia="Times New Roman" w:hAnsi="Times New Roman" w:cs="Times New Roman"/>
+          <w:sz w:val="32"/>
+          <w:szCs w:val="32"/>
+        </w:rPr>
+        <w:t>condition</w:t>
+      </w:r>
+      <w:proofErr w:type="gramEnd"/>
+      <w:r>
+        <w:rPr>
+          <w:rFonts w:ascii="Times New Roman" w:eastAsia="Times New Roman" w:hAnsi="Times New Roman" w:cs="Times New Roman"/>
+          <w:sz w:val="32"/>
+          <w:szCs w:val="32"/>
+        </w:rPr>
+        <w:t>, which can be changed. Each unit in these elements means the number of neighbors that will affect the reproduction of effects of the same name as the elements.</w:t>
       </w:r>
     </w:p>
     <w:p>
@@ -3100,7 +3816,25 @@
           <w:sz w:val="32"/>
           <w:szCs w:val="32"/>
         </w:rPr>
-        <w:t xml:space="preserve">After setting the conditions, you can change the game mode (Figure 5.1). There are two game modes, they have already been described in detail. Let's just remind you that survival is a narrowed-field mode, while creative is a closed-field mode with a constant size. </w:t>
+        <w:t xml:space="preserve">After setting the conditions, you can change the game mode (Figure 5.1). There are two game modes, they have already been described in detail. Let's just remind you that survival is a </w:t>
+      </w:r>
+      <w:proofErr w:type="gramStart"/>
+      <w:r>
+        <w:rPr>
+          <w:rFonts w:ascii="Times New Roman" w:eastAsia="Times New Roman" w:hAnsi="Times New Roman" w:cs="Times New Roman"/>
+          <w:sz w:val="32"/>
+          <w:szCs w:val="32"/>
+        </w:rPr>
+        <w:t>narrowed</w:t>
+      </w:r>
+      <w:proofErr w:type="gramEnd"/>
+      <w:r>
+        <w:rPr>
+          <w:rFonts w:ascii="Times New Roman" w:eastAsia="Times New Roman" w:hAnsi="Times New Roman" w:cs="Times New Roman"/>
+          <w:sz w:val="32"/>
+          <w:szCs w:val="32"/>
+        </w:rPr>
+        <w:t xml:space="preserve">-field mode, while creative is a closed-field mode with a constant size. </w:t>
       </w:r>
     </w:p>
     <w:p>
@@ -3191,6 +3925,7 @@
           <w:sz w:val="32"/>
           <w:szCs w:val="32"/>
         </w:rPr>
+        <w:lastRenderedPageBreak/>
         <w:t>Figure 5.2</w:t>
       </w:r>
     </w:p>
@@ -3222,7 +3957,61 @@
           <w:sz w:val="32"/>
           <w:szCs w:val="32"/>
         </w:rPr>
-        <w:t xml:space="preserve">Zone width (Figure 5.2) - shows how much the NxN field will decrease in survival mode. The same Z from the finite square formula ((N-Z)x(N-Z)). </w:t>
+        <w:t xml:space="preserve">Zone width (Figure 5.2) - shows how much the </w:t>
+      </w:r>
+      <w:proofErr w:type="spellStart"/>
+      <w:r>
+        <w:rPr>
+          <w:rFonts w:ascii="Times New Roman" w:eastAsia="Times New Roman" w:hAnsi="Times New Roman" w:cs="Times New Roman"/>
+          <w:sz w:val="32"/>
+          <w:szCs w:val="32"/>
+        </w:rPr>
+        <w:t>NxN</w:t>
+      </w:r>
+      <w:proofErr w:type="spellEnd"/>
+      <w:r>
+        <w:rPr>
+          <w:rFonts w:ascii="Times New Roman" w:eastAsia="Times New Roman" w:hAnsi="Times New Roman" w:cs="Times New Roman"/>
+          <w:sz w:val="32"/>
+          <w:szCs w:val="32"/>
+        </w:rPr>
+        <w:t xml:space="preserve"> field will decrease in survival mode. The same Z from the finite square </w:t>
+      </w:r>
+      <w:proofErr w:type="gramStart"/>
+      <w:r>
+        <w:rPr>
+          <w:rFonts w:ascii="Times New Roman" w:eastAsia="Times New Roman" w:hAnsi="Times New Roman" w:cs="Times New Roman"/>
+          <w:sz w:val="32"/>
+          <w:szCs w:val="32"/>
+        </w:rPr>
+        <w:t>formula ((</w:t>
+      </w:r>
+      <w:proofErr w:type="gramEnd"/>
+      <w:r>
+        <w:rPr>
+          <w:rFonts w:ascii="Times New Roman" w:eastAsia="Times New Roman" w:hAnsi="Times New Roman" w:cs="Times New Roman"/>
+          <w:sz w:val="32"/>
+          <w:szCs w:val="32"/>
+        </w:rPr>
+        <w:t>N-</w:t>
+      </w:r>
+      <w:proofErr w:type="gramStart"/>
+      <w:r>
+        <w:rPr>
+          <w:rFonts w:ascii="Times New Roman" w:eastAsia="Times New Roman" w:hAnsi="Times New Roman" w:cs="Times New Roman"/>
+          <w:sz w:val="32"/>
+          <w:szCs w:val="32"/>
+        </w:rPr>
+        <w:t>Z)x</w:t>
+      </w:r>
+      <w:proofErr w:type="gramEnd"/>
+      <w:r>
+        <w:rPr>
+          <w:rFonts w:ascii="Times New Roman" w:eastAsia="Times New Roman" w:hAnsi="Times New Roman" w:cs="Times New Roman"/>
+          <w:sz w:val="32"/>
+          <w:szCs w:val="32"/>
+        </w:rPr>
+        <w:t xml:space="preserve">(N-Z)). </w:t>
       </w:r>
     </w:p>
     <w:p>
@@ -3241,7 +4030,6 @@
           <w:sz w:val="32"/>
           <w:szCs w:val="32"/>
         </w:rPr>
-        <w:lastRenderedPageBreak/>
         <w:t>Next, just press the ON/OFF button to start/stop the generation. The generation may take time, be patient!</w:t>
       </w:r>
     </w:p>
@@ -3261,7 +4049,111 @@
           <w:sz w:val="32"/>
           <w:szCs w:val="32"/>
         </w:rPr>
-        <w:t>If you want to clear the field and start over, then click on the Clear button.</w:t>
+        <w:t xml:space="preserve">In survival mode, once the zone reaches the set value or there </w:t>
+      </w:r>
+      <w:proofErr w:type="gramStart"/>
+      <w:r>
+        <w:rPr>
+          <w:rFonts w:ascii="Times New Roman" w:eastAsia="Times New Roman" w:hAnsi="Times New Roman" w:cs="Times New Roman"/>
+          <w:sz w:val="32"/>
+          <w:szCs w:val="32"/>
+        </w:rPr>
+        <w:t>are</w:t>
+      </w:r>
+      <w:proofErr w:type="gramEnd"/>
+      <w:r>
+        <w:rPr>
+          <w:rFonts w:ascii="Times New Roman" w:eastAsia="Times New Roman" w:hAnsi="Times New Roman" w:cs="Times New Roman"/>
+          <w:sz w:val="32"/>
+          <w:szCs w:val="32"/>
+        </w:rPr>
+        <w:t xml:space="preserve"> no living cells left, you can see the result of the game </w:t>
+      </w:r>
+      <w:proofErr w:type="gramStart"/>
+      <w:r>
+        <w:rPr>
+          <w:rFonts w:ascii="Times New Roman" w:eastAsia="Times New Roman" w:hAnsi="Times New Roman" w:cs="Times New Roman"/>
+          <w:sz w:val="32"/>
+          <w:szCs w:val="32"/>
+        </w:rPr>
+        <w:t>in</w:t>
+      </w:r>
+      <w:proofErr w:type="gramEnd"/>
+      <w:r>
+        <w:rPr>
+          <w:rFonts w:ascii="Times New Roman" w:eastAsia="Times New Roman" w:hAnsi="Times New Roman" w:cs="Times New Roman"/>
+          <w:sz w:val="32"/>
+          <w:szCs w:val="32"/>
+        </w:rPr>
+        <w:t xml:space="preserve"> the top screen (WIN/LOSE)</w:t>
+      </w:r>
+      <w:r>
+        <w:rPr>
+          <w:rFonts w:ascii="Times New Roman" w:eastAsia="Times New Roman" w:hAnsi="Times New Roman" w:cs="Times New Roman"/>
+          <w:sz w:val="32"/>
+          <w:szCs w:val="32"/>
+        </w:rPr>
+        <w:t>.</w:t>
+      </w:r>
+      <w:r>
+        <w:t xml:space="preserve"> </w:t>
+      </w:r>
+      <w:r>
+        <w:rPr>
+          <w:rFonts w:ascii="Times New Roman" w:hAnsi="Times New Roman" w:cs="Times New Roman"/>
+          <w:sz w:val="32"/>
+          <w:szCs w:val="32"/>
+        </w:rPr>
+        <w:t>After that</w:t>
+      </w:r>
+      <w:r>
+        <w:rPr>
+          <w:sz w:val="32"/>
+          <w:szCs w:val="32"/>
+        </w:rPr>
+        <w:t xml:space="preserve"> </w:t>
+      </w:r>
+      <w:r>
+        <w:rPr>
+          <w:rFonts w:ascii="Times New Roman" w:eastAsia="Times New Roman" w:hAnsi="Times New Roman" w:cs="Times New Roman"/>
+          <w:sz w:val="32"/>
+          <w:szCs w:val="32"/>
+        </w:rPr>
+        <w:t>y</w:t>
+      </w:r>
+      <w:r>
+        <w:rPr>
+          <w:rFonts w:ascii="Times New Roman" w:eastAsia="Times New Roman" w:hAnsi="Times New Roman" w:cs="Times New Roman"/>
+          <w:sz w:val="32"/>
+          <w:szCs w:val="32"/>
+        </w:rPr>
+        <w:t xml:space="preserve">ou can then clear the field by simply moving the </w:t>
+      </w:r>
+      <w:proofErr w:type="gramStart"/>
+      <w:r>
+        <w:rPr>
+          <w:rFonts w:ascii="Times New Roman" w:eastAsia="Times New Roman" w:hAnsi="Times New Roman" w:cs="Times New Roman"/>
+          <w:sz w:val="32"/>
+          <w:szCs w:val="32"/>
+        </w:rPr>
+        <w:t>cursor</w:t>
+      </w:r>
+      <w:r>
+        <w:rPr>
+          <w:rFonts w:ascii="Times New Roman" w:eastAsia="Times New Roman" w:hAnsi="Times New Roman" w:cs="Times New Roman"/>
+          <w:sz w:val="32"/>
+          <w:szCs w:val="32"/>
+        </w:rPr>
+        <w:t>(</w:t>
+      </w:r>
+      <w:proofErr w:type="gramEnd"/>
+      <w:r>
+        <w:rPr>
+          <w:rFonts w:ascii="Times New Roman" w:eastAsia="Times New Roman" w:hAnsi="Times New Roman" w:cs="Times New Roman"/>
+          <w:sz w:val="32"/>
+          <w:szCs w:val="32"/>
+        </w:rPr>
+        <w:t xml:space="preserve">do not press Clear button). </w:t>
       </w:r>
     </w:p>
     <w:p>
@@ -3274,6 +4166,55 @@
           <w:szCs w:val="32"/>
         </w:rPr>
       </w:pPr>
+    </w:p>
+    <w:p>
+      <w:pPr>
+        <w:spacing w:line="240" w:lineRule="auto"/>
+        <w:ind w:right="-99" w:firstLine="720"/>
+        <w:rPr>
+          <w:rFonts w:ascii="Times New Roman" w:eastAsia="Times New Roman" w:hAnsi="Times New Roman" w:cs="Times New Roman"/>
+          <w:sz w:val="32"/>
+          <w:szCs w:val="32"/>
+        </w:rPr>
+      </w:pPr>
+      <w:r>
+        <w:rPr>
+          <w:rFonts w:ascii="Times New Roman" w:eastAsia="Times New Roman" w:hAnsi="Times New Roman" w:cs="Times New Roman"/>
+          <w:sz w:val="32"/>
+          <w:szCs w:val="32"/>
+        </w:rPr>
+        <w:t>If you want to clear the field and start over, then click on the Clear button</w:t>
+      </w:r>
+      <w:r>
+        <w:t xml:space="preserve"> </w:t>
+      </w:r>
+      <w:r>
+        <w:rPr>
+          <w:rFonts w:ascii="Times New Roman" w:eastAsia="Times New Roman" w:hAnsi="Times New Roman" w:cs="Times New Roman"/>
+          <w:sz w:val="32"/>
+          <w:szCs w:val="32"/>
+        </w:rPr>
+        <w:t>(make sure the game state is EDIT)</w:t>
+      </w:r>
+      <w:r>
+        <w:rPr>
+          <w:rFonts w:ascii="Times New Roman" w:eastAsia="Times New Roman" w:hAnsi="Times New Roman" w:cs="Times New Roman"/>
+          <w:sz w:val="32"/>
+          <w:szCs w:val="32"/>
+        </w:rPr>
+        <w:t>.</w:t>
+      </w:r>
+    </w:p>
+    <w:p>
+      <w:pPr>
+        <w:spacing w:line="240" w:lineRule="auto"/>
+        <w:ind w:right="-99" w:firstLine="720"/>
+        <w:rPr>
+          <w:rFonts w:ascii="Times New Roman" w:eastAsia="Times New Roman" w:hAnsi="Times New Roman" w:cs="Times New Roman"/>
+          <w:sz w:val="32"/>
+          <w:szCs w:val="32"/>
+        </w:rPr>
+      </w:pPr>
       <w:r>
         <w:rPr>
           <w:rFonts w:ascii="Times New Roman" w:eastAsia="Times New Roman" w:hAnsi="Times New Roman" w:cs="Times New Roman"/>
@@ -3291,6 +4232,7 @@
           <w:rFonts w:ascii="Times New Roman" w:eastAsia="Times New Roman" w:hAnsi="Times New Roman" w:cs="Times New Roman"/>
           <w:sz w:val="32"/>
           <w:szCs w:val="32"/>
+          <w:lang w:val="ru-RU"/>
         </w:rPr>
       </w:pPr>
       <w:r>
@@ -3301,9 +4243,9 @@
           <w:szCs w:val="32"/>
         </w:rPr>
         <w:drawing>
-          <wp:inline distT="114300" distB="114300" distL="114300" distR="114300" wp14:anchorId="7695273E" wp14:editId="530F60BF">
-            <wp:extent cx="3819525" cy="1744663"/>
-            <wp:effectExtent l="0" t="0" r="0" b="0"/>
+          <wp:inline distT="114300" distB="114300" distL="114300" distR="114300" wp14:anchorId="7695273E" wp14:editId="0EDCDBCF">
+            <wp:extent cx="3818829" cy="2186432"/>
+            <wp:effectExtent l="0" t="0" r="0" b="4445"/>
             <wp:docPr id="6" name="image1.png"/>
             <wp:cNvGraphicFramePr/>
             <a:graphic xmlns:a="http://schemas.openxmlformats.org/drawingml/2006/main">
@@ -3323,7 +4265,7 @@
                   <pic:spPr>
                     <a:xfrm>
                       <a:off x="0" y="0"/>
-                      <a:ext cx="3819525" cy="1744663"/>
+                      <a:ext cx="3837131" cy="2196910"/>
                     </a:xfrm>
                     <a:prstGeom prst="rect">
                       <a:avLst/>
@@ -3353,7 +4295,23 @@
           <w:sz w:val="32"/>
           <w:szCs w:val="32"/>
         </w:rPr>
-        <w:t>To add a pattern, move the cursor to the point where you want to place the pattern, and then click the set pattern button to the left of the pattern number selection.</w:t>
+        <w:t xml:space="preserve">To add a pattern, move the cursor to the point where you want to place the pattern, and then click the set </w:t>
+      </w:r>
+      <w:r>
+        <w:rPr>
+          <w:rFonts w:ascii="Times New Roman" w:eastAsia="Times New Roman" w:hAnsi="Times New Roman" w:cs="Times New Roman"/>
+          <w:sz w:val="32"/>
+          <w:szCs w:val="32"/>
+        </w:rPr>
+        <w:t xml:space="preserve">orange </w:t>
+      </w:r>
+      <w:r>
+        <w:rPr>
+          <w:rFonts w:ascii="Times New Roman" w:eastAsia="Times New Roman" w:hAnsi="Times New Roman" w:cs="Times New Roman"/>
+          <w:sz w:val="32"/>
+          <w:szCs w:val="32"/>
+        </w:rPr>
+        <w:t>pattern button to the left of the pattern number selection.</w:t>
       </w:r>
     </w:p>
     <w:p>
@@ -3514,6 +4472,7 @@
           <w:sz w:val="32"/>
           <w:szCs w:val="32"/>
         </w:rPr>
+        <w:lastRenderedPageBreak/>
         <w:t>Input row (X) - Responsible for the Input X coordinates for the cell.</w:t>
       </w:r>
     </w:p>
@@ -3631,7 +4590,6 @@
           <w:sz w:val="28"/>
           <w:szCs w:val="28"/>
         </w:rPr>
-        <w:lastRenderedPageBreak/>
         <w:drawing>
           <wp:inline distT="0" distB="0" distL="0" distR="0" wp14:anchorId="1C90895A" wp14:editId="6FF2026E">
             <wp:extent cx="6321425" cy="1586865"/>
@@ -3762,7 +4720,43 @@
           <w:sz w:val="32"/>
           <w:szCs w:val="32"/>
         </w:rPr>
-        <w:t>survival condition - it works similarly to the birth condition, but for a different constant.</w:t>
+        <w:t xml:space="preserve">survival </w:t>
+      </w:r>
+      <w:proofErr w:type="gramStart"/>
+      <w:r>
+        <w:rPr>
+          <w:rFonts w:ascii="Times New Roman" w:eastAsia="Times New Roman" w:hAnsi="Times New Roman" w:cs="Times New Roman"/>
+          <w:sz w:val="32"/>
+          <w:szCs w:val="32"/>
+        </w:rPr>
+        <w:t>condition</w:t>
+      </w:r>
+      <w:proofErr w:type="gramEnd"/>
+      <w:r>
+        <w:rPr>
+          <w:rFonts w:ascii="Times New Roman" w:eastAsia="Times New Roman" w:hAnsi="Times New Roman" w:cs="Times New Roman"/>
+          <w:sz w:val="32"/>
+          <w:szCs w:val="32"/>
+        </w:rPr>
+        <w:t xml:space="preserve"> - it works similarly to the birth </w:t>
+      </w:r>
+      <w:proofErr w:type="gramStart"/>
+      <w:r>
+        <w:rPr>
+          <w:rFonts w:ascii="Times New Roman" w:eastAsia="Times New Roman" w:hAnsi="Times New Roman" w:cs="Times New Roman"/>
+          <w:sz w:val="32"/>
+          <w:szCs w:val="32"/>
+        </w:rPr>
+        <w:t>condition</w:t>
+      </w:r>
+      <w:proofErr w:type="gramEnd"/>
+      <w:r>
+        <w:rPr>
+          <w:rFonts w:ascii="Times New Roman" w:eastAsia="Times New Roman" w:hAnsi="Times New Roman" w:cs="Times New Roman"/>
+          <w:sz w:val="32"/>
+          <w:szCs w:val="32"/>
+        </w:rPr>
+        <w:t>, but for a different constant.</w:t>
       </w:r>
     </w:p>
     <w:p>
@@ -3995,6 +4989,7 @@
           <w:sz w:val="28"/>
           <w:szCs w:val="28"/>
         </w:rPr>
+        <w:lastRenderedPageBreak/>
         <w:drawing>
           <wp:inline distT="0" distB="0" distL="0" distR="0" wp14:anchorId="787BB937" wp14:editId="3D7D7DD3">
             <wp:extent cx="6563080" cy="1062929"/>
@@ -4234,13 +5229,23 @@
           <w:szCs w:val="32"/>
         </w:rPr>
       </w:pPr>
-      <w:r>
-        <w:rPr>
-          <w:rFonts w:ascii="Times New Roman" w:eastAsia="Times New Roman" w:hAnsi="Times New Roman" w:cs="Times New Roman"/>
-          <w:sz w:val="32"/>
-          <w:szCs w:val="32"/>
-        </w:rPr>
-        <w:t>no any alive - it shows that absolutely all cells are dead (there is nothing more to count)</w:t>
+      <w:proofErr w:type="gramStart"/>
+      <w:r>
+        <w:rPr>
+          <w:rFonts w:ascii="Times New Roman" w:eastAsia="Times New Roman" w:hAnsi="Times New Roman" w:cs="Times New Roman"/>
+          <w:sz w:val="32"/>
+          <w:szCs w:val="32"/>
+        </w:rPr>
+        <w:t>no any</w:t>
+      </w:r>
+      <w:proofErr w:type="gramEnd"/>
+      <w:r>
+        <w:rPr>
+          <w:rFonts w:ascii="Times New Roman" w:eastAsia="Times New Roman" w:hAnsi="Times New Roman" w:cs="Times New Roman"/>
+          <w:sz w:val="32"/>
+          <w:szCs w:val="32"/>
+        </w:rPr>
+        <w:t xml:space="preserve"> alive - it shows that absolutely all cells are dead (there is nothing more to count)</w:t>
       </w:r>
     </w:p>
     <w:p>
@@ -4263,7 +5268,25 @@
           <w:sz w:val="32"/>
           <w:szCs w:val="32"/>
         </w:rPr>
-        <w:t>zone width - this parameter is responsible for narrowing the zone in survival mode. The higher the number, the greater the number of narrowings.</w:t>
+        <w:t xml:space="preserve">zone width - this parameter is responsible for narrowing the zone in survival mode. The higher the number, the greater the number of </w:t>
+      </w:r>
+      <w:proofErr w:type="spellStart"/>
+      <w:r>
+        <w:rPr>
+          <w:rFonts w:ascii="Times New Roman" w:eastAsia="Times New Roman" w:hAnsi="Times New Roman" w:cs="Times New Roman"/>
+          <w:sz w:val="32"/>
+          <w:szCs w:val="32"/>
+        </w:rPr>
+        <w:t>narrowings</w:t>
+      </w:r>
+      <w:proofErr w:type="spellEnd"/>
+      <w:r>
+        <w:rPr>
+          <w:rFonts w:ascii="Times New Roman" w:eastAsia="Times New Roman" w:hAnsi="Times New Roman" w:cs="Times New Roman"/>
+          <w:sz w:val="32"/>
+          <w:szCs w:val="32"/>
+        </w:rPr>
+        <w:t>.</w:t>
       </w:r>
     </w:p>
     <w:p>
@@ -4280,13 +5303,23 @@
           <w:szCs w:val="32"/>
         </w:rPr>
       </w:pPr>
-      <w:r>
-        <w:rPr>
-          <w:rFonts w:ascii="Times New Roman" w:eastAsia="Times New Roman" w:hAnsi="Times New Roman" w:cs="Times New Roman"/>
-          <w:sz w:val="32"/>
-          <w:szCs w:val="32"/>
-        </w:rPr>
-        <w:t>deathCondifNull - the condition of death if there are no neighbors</w:t>
+      <w:proofErr w:type="spellStart"/>
+      <w:r>
+        <w:rPr>
+          <w:rFonts w:ascii="Times New Roman" w:eastAsia="Times New Roman" w:hAnsi="Times New Roman" w:cs="Times New Roman"/>
+          <w:sz w:val="32"/>
+          <w:szCs w:val="32"/>
+        </w:rPr>
+        <w:t>deathCondifNull</w:t>
+      </w:r>
+      <w:proofErr w:type="spellEnd"/>
+      <w:r>
+        <w:rPr>
+          <w:rFonts w:ascii="Times New Roman" w:eastAsia="Times New Roman" w:hAnsi="Times New Roman" w:cs="Times New Roman"/>
+          <w:sz w:val="32"/>
+          <w:szCs w:val="32"/>
+        </w:rPr>
+        <w:t xml:space="preserve"> - the condition of death if there are no neighbors</w:t>
       </w:r>
     </w:p>
     <w:p>
@@ -4310,14 +5343,197 @@
           <w:rFonts w:ascii="Times New Roman" w:eastAsia="Times New Roman" w:hAnsi="Times New Roman" w:cs="Times New Roman"/>
           <w:sz w:val="36"/>
           <w:szCs w:val="36"/>
-        </w:rPr>
-      </w:pPr>
-      <w:r>
+          <w:lang w:val="ru-RU"/>
+        </w:rPr>
+      </w:pPr>
+    </w:p>
+    <w:p>
+      <w:pPr>
+        <w:spacing w:line="240" w:lineRule="auto"/>
+        <w:ind w:right="-99"/>
+        <w:jc w:val="center"/>
         <w:rPr>
           <w:rFonts w:ascii="Times New Roman" w:eastAsia="Times New Roman" w:hAnsi="Times New Roman" w:cs="Times New Roman"/>
           <w:sz w:val="36"/>
           <w:szCs w:val="36"/>
-        </w:rPr>
+          <w:lang w:val="ru-RU"/>
+        </w:rPr>
+      </w:pPr>
+    </w:p>
+    <w:p>
+      <w:pPr>
+        <w:spacing w:line="240" w:lineRule="auto"/>
+        <w:ind w:right="-99"/>
+        <w:jc w:val="center"/>
+        <w:rPr>
+          <w:rFonts w:ascii="Times New Roman" w:eastAsia="Times New Roman" w:hAnsi="Times New Roman" w:cs="Times New Roman"/>
+          <w:sz w:val="36"/>
+          <w:szCs w:val="36"/>
+          <w:lang w:val="ru-RU"/>
+        </w:rPr>
+      </w:pPr>
+    </w:p>
+    <w:p>
+      <w:pPr>
+        <w:spacing w:line="240" w:lineRule="auto"/>
+        <w:ind w:right="-99"/>
+        <w:jc w:val="center"/>
+        <w:rPr>
+          <w:rFonts w:ascii="Times New Roman" w:eastAsia="Times New Roman" w:hAnsi="Times New Roman" w:cs="Times New Roman"/>
+          <w:sz w:val="36"/>
+          <w:szCs w:val="36"/>
+          <w:lang w:val="ru-RU"/>
+        </w:rPr>
+      </w:pPr>
+    </w:p>
+    <w:p>
+      <w:pPr>
+        <w:spacing w:line="240" w:lineRule="auto"/>
+        <w:ind w:right="-99"/>
+        <w:jc w:val="center"/>
+        <w:rPr>
+          <w:rFonts w:ascii="Times New Roman" w:eastAsia="Times New Roman" w:hAnsi="Times New Roman" w:cs="Times New Roman"/>
+          <w:sz w:val="36"/>
+          <w:szCs w:val="36"/>
+          <w:lang w:val="ru-RU"/>
+        </w:rPr>
+      </w:pPr>
+    </w:p>
+    <w:p>
+      <w:pPr>
+        <w:spacing w:line="240" w:lineRule="auto"/>
+        <w:ind w:right="-99"/>
+        <w:jc w:val="center"/>
+        <w:rPr>
+          <w:rFonts w:ascii="Times New Roman" w:eastAsia="Times New Roman" w:hAnsi="Times New Roman" w:cs="Times New Roman"/>
+          <w:sz w:val="36"/>
+          <w:szCs w:val="36"/>
+          <w:lang w:val="ru-RU"/>
+        </w:rPr>
+      </w:pPr>
+    </w:p>
+    <w:p>
+      <w:pPr>
+        <w:spacing w:line="240" w:lineRule="auto"/>
+        <w:ind w:right="-99"/>
+        <w:jc w:val="center"/>
+        <w:rPr>
+          <w:rFonts w:ascii="Times New Roman" w:eastAsia="Times New Roman" w:hAnsi="Times New Roman" w:cs="Times New Roman"/>
+          <w:sz w:val="36"/>
+          <w:szCs w:val="36"/>
+          <w:lang w:val="ru-RU"/>
+        </w:rPr>
+      </w:pPr>
+    </w:p>
+    <w:p>
+      <w:pPr>
+        <w:spacing w:line="240" w:lineRule="auto"/>
+        <w:ind w:right="-99"/>
+        <w:jc w:val="center"/>
+        <w:rPr>
+          <w:rFonts w:ascii="Times New Roman" w:eastAsia="Times New Roman" w:hAnsi="Times New Roman" w:cs="Times New Roman"/>
+          <w:sz w:val="36"/>
+          <w:szCs w:val="36"/>
+          <w:lang w:val="ru-RU"/>
+        </w:rPr>
+      </w:pPr>
+    </w:p>
+    <w:p>
+      <w:pPr>
+        <w:spacing w:line="240" w:lineRule="auto"/>
+        <w:ind w:right="-99"/>
+        <w:jc w:val="center"/>
+        <w:rPr>
+          <w:rFonts w:ascii="Times New Roman" w:eastAsia="Times New Roman" w:hAnsi="Times New Roman" w:cs="Times New Roman"/>
+          <w:sz w:val="36"/>
+          <w:szCs w:val="36"/>
+          <w:lang w:val="ru-RU"/>
+        </w:rPr>
+      </w:pPr>
+    </w:p>
+    <w:p>
+      <w:pPr>
+        <w:spacing w:line="240" w:lineRule="auto"/>
+        <w:ind w:right="-99"/>
+        <w:jc w:val="center"/>
+        <w:rPr>
+          <w:rFonts w:ascii="Times New Roman" w:eastAsia="Times New Roman" w:hAnsi="Times New Roman" w:cs="Times New Roman"/>
+          <w:sz w:val="36"/>
+          <w:szCs w:val="36"/>
+          <w:lang w:val="ru-RU"/>
+        </w:rPr>
+      </w:pPr>
+    </w:p>
+    <w:p>
+      <w:pPr>
+        <w:spacing w:line="240" w:lineRule="auto"/>
+        <w:ind w:right="-99"/>
+        <w:jc w:val="center"/>
+        <w:rPr>
+          <w:rFonts w:ascii="Times New Roman" w:eastAsia="Times New Roman" w:hAnsi="Times New Roman" w:cs="Times New Roman"/>
+          <w:sz w:val="36"/>
+          <w:szCs w:val="36"/>
+          <w:lang w:val="ru-RU"/>
+        </w:rPr>
+      </w:pPr>
+    </w:p>
+    <w:p>
+      <w:pPr>
+        <w:spacing w:line="240" w:lineRule="auto"/>
+        <w:ind w:right="-99"/>
+        <w:jc w:val="center"/>
+        <w:rPr>
+          <w:rFonts w:ascii="Times New Roman" w:eastAsia="Times New Roman" w:hAnsi="Times New Roman" w:cs="Times New Roman"/>
+          <w:sz w:val="36"/>
+          <w:szCs w:val="36"/>
+          <w:lang w:val="ru-RU"/>
+        </w:rPr>
+      </w:pPr>
+    </w:p>
+    <w:p>
+      <w:pPr>
+        <w:spacing w:line="240" w:lineRule="auto"/>
+        <w:ind w:right="-99"/>
+        <w:jc w:val="center"/>
+        <w:rPr>
+          <w:rFonts w:ascii="Times New Roman" w:eastAsia="Times New Roman" w:hAnsi="Times New Roman" w:cs="Times New Roman"/>
+          <w:sz w:val="36"/>
+          <w:szCs w:val="36"/>
+          <w:lang w:val="ru-RU"/>
+        </w:rPr>
+      </w:pPr>
+    </w:p>
+    <w:p>
+      <w:pPr>
+        <w:spacing w:line="240" w:lineRule="auto"/>
+        <w:ind w:right="-99"/>
+        <w:jc w:val="center"/>
+        <w:rPr>
+          <w:rFonts w:ascii="Times New Roman" w:eastAsia="Times New Roman" w:hAnsi="Times New Roman" w:cs="Times New Roman"/>
+          <w:sz w:val="36"/>
+          <w:szCs w:val="36"/>
+          <w:lang w:val="ru-RU"/>
+        </w:rPr>
+      </w:pPr>
+    </w:p>
+    <w:p>
+      <w:pPr>
+        <w:spacing w:line="240" w:lineRule="auto"/>
+        <w:ind w:right="-99"/>
+        <w:jc w:val="center"/>
+        <w:rPr>
+          <w:rFonts w:ascii="Times New Roman" w:eastAsia="Times New Roman" w:hAnsi="Times New Roman" w:cs="Times New Roman"/>
+          <w:sz w:val="36"/>
+          <w:szCs w:val="36"/>
+        </w:rPr>
+      </w:pPr>
+      <w:r>
+        <w:rPr>
+          <w:rFonts w:ascii="Times New Roman" w:eastAsia="Times New Roman" w:hAnsi="Times New Roman" w:cs="Times New Roman"/>
+          <w:sz w:val="36"/>
+          <w:szCs w:val="36"/>
+        </w:rPr>
+        <w:lastRenderedPageBreak/>
         <w:t>Buffers</w:t>
       </w:r>
     </w:p>
@@ -4500,6 +5716,7 @@
           <w:rFonts w:ascii="Times New Roman" w:eastAsia="Times New Roman" w:hAnsi="Times New Roman" w:cs="Times New Roman"/>
           <w:sz w:val="32"/>
           <w:szCs w:val="32"/>
+          <w:lang w:val="ru-RU"/>
         </w:rPr>
       </w:pPr>
       <w:r>
@@ -4551,6 +5768,7 @@
       <w:pPr>
         <w:spacing w:line="240" w:lineRule="auto"/>
         <w:ind w:right="-99"/>
+        <w:jc w:val="center"/>
         <w:rPr>
           <w:rFonts w:ascii="Times New Roman" w:eastAsia="Times New Roman" w:hAnsi="Times New Roman" w:cs="Times New Roman"/>
           <w:sz w:val="32"/>
@@ -4593,7 +5811,25 @@
           <w:sz w:val="32"/>
           <w:szCs w:val="32"/>
         </w:rPr>
-        <w:t>In figure 13, you can see the fixed buffer. Why is it called that? Because when requested from the processor, it simply stores all the information that is currently in the writebuffer. It is also needed to calculate the next generation, as well as to stabilize the calculation process.</w:t>
+        <w:t xml:space="preserve">In figure 13, you can see the fixed buffer. Why is it called that? Because when requested from the processor, it simply stores all the information that is currently in the </w:t>
+      </w:r>
+      <w:proofErr w:type="spellStart"/>
+      <w:r>
+        <w:rPr>
+          <w:rFonts w:ascii="Times New Roman" w:eastAsia="Times New Roman" w:hAnsi="Times New Roman" w:cs="Times New Roman"/>
+          <w:sz w:val="32"/>
+          <w:szCs w:val="32"/>
+        </w:rPr>
+        <w:t>writebuffer</w:t>
+      </w:r>
+      <w:proofErr w:type="spellEnd"/>
+      <w:r>
+        <w:rPr>
+          <w:rFonts w:ascii="Times New Roman" w:eastAsia="Times New Roman" w:hAnsi="Times New Roman" w:cs="Times New Roman"/>
+          <w:sz w:val="32"/>
+          <w:szCs w:val="32"/>
+        </w:rPr>
+        <w:t>. It is also needed to calculate the next generation, as well as to stabilize the calculation process.</w:t>
       </w:r>
     </w:p>
     <w:p>
@@ -4711,17 +5947,189 @@
           <w:szCs w:val="32"/>
         </w:rPr>
         <w:tab/>
-        <w:t>On figure 14, you can see the converter that is needed to changing the current state of the cell by X Y to the opposite.</w:t>
-      </w:r>
-    </w:p>
-    <w:p>
-      <w:pPr>
-        <w:spacing w:line="240" w:lineRule="auto"/>
-        <w:ind w:right="-99"/>
-        <w:rPr>
-          <w:rFonts w:ascii="Times New Roman" w:eastAsia="Times New Roman" w:hAnsi="Times New Roman" w:cs="Times New Roman"/>
-          <w:sz w:val="32"/>
-          <w:szCs w:val="32"/>
+        <w:t xml:space="preserve">On figure 14, you can see the converter that is needed to </w:t>
+      </w:r>
+      <w:proofErr w:type="gramStart"/>
+      <w:r>
+        <w:rPr>
+          <w:rFonts w:ascii="Times New Roman" w:eastAsia="Times New Roman" w:hAnsi="Times New Roman" w:cs="Times New Roman"/>
+          <w:sz w:val="32"/>
+          <w:szCs w:val="32"/>
+        </w:rPr>
+        <w:t>changing</w:t>
+      </w:r>
+      <w:proofErr w:type="gramEnd"/>
+      <w:r>
+        <w:rPr>
+          <w:rFonts w:ascii="Times New Roman" w:eastAsia="Times New Roman" w:hAnsi="Times New Roman" w:cs="Times New Roman"/>
+          <w:sz w:val="32"/>
+          <w:szCs w:val="32"/>
+        </w:rPr>
+        <w:t xml:space="preserve"> the current state of the cell by X Y to the opposite.</w:t>
+      </w:r>
+    </w:p>
+    <w:p>
+      <w:pPr>
+        <w:spacing w:line="240" w:lineRule="auto"/>
+        <w:ind w:right="-99"/>
+        <w:rPr>
+          <w:rFonts w:ascii="Times New Roman" w:eastAsia="Times New Roman" w:hAnsi="Times New Roman" w:cs="Times New Roman"/>
+          <w:sz w:val="32"/>
+          <w:szCs w:val="32"/>
+        </w:rPr>
+      </w:pPr>
+    </w:p>
+    <w:p>
+      <w:pPr>
+        <w:spacing w:line="240" w:lineRule="auto"/>
+        <w:ind w:right="-99"/>
+        <w:rPr>
+          <w:rFonts w:ascii="Times New Roman" w:eastAsia="Times New Roman" w:hAnsi="Times New Roman" w:cs="Times New Roman"/>
+          <w:sz w:val="28"/>
+          <w:szCs w:val="28"/>
+        </w:rPr>
+      </w:pPr>
+    </w:p>
+    <w:p>
+      <w:pPr>
+        <w:spacing w:line="240" w:lineRule="auto"/>
+        <w:ind w:right="-99"/>
+        <w:rPr>
+          <w:rFonts w:ascii="Times New Roman" w:eastAsia="Times New Roman" w:hAnsi="Times New Roman" w:cs="Times New Roman"/>
+          <w:sz w:val="28"/>
+          <w:szCs w:val="28"/>
+        </w:rPr>
+      </w:pPr>
+    </w:p>
+    <w:p>
+      <w:pPr>
+        <w:spacing w:line="240" w:lineRule="auto"/>
+        <w:ind w:right="-99"/>
+        <w:rPr>
+          <w:rFonts w:ascii="Times New Roman" w:eastAsia="Times New Roman" w:hAnsi="Times New Roman" w:cs="Times New Roman"/>
+          <w:sz w:val="28"/>
+          <w:szCs w:val="28"/>
+        </w:rPr>
+      </w:pPr>
+    </w:p>
+    <w:p>
+      <w:pPr>
+        <w:spacing w:line="240" w:lineRule="auto"/>
+        <w:ind w:right="-99"/>
+        <w:rPr>
+          <w:rFonts w:ascii="Times New Roman" w:eastAsia="Times New Roman" w:hAnsi="Times New Roman" w:cs="Times New Roman"/>
+          <w:sz w:val="28"/>
+          <w:szCs w:val="28"/>
+        </w:rPr>
+      </w:pPr>
+    </w:p>
+    <w:p>
+      <w:pPr>
+        <w:spacing w:line="240" w:lineRule="auto"/>
+        <w:ind w:right="-99"/>
+        <w:rPr>
+          <w:rFonts w:ascii="Times New Roman" w:eastAsia="Times New Roman" w:hAnsi="Times New Roman" w:cs="Times New Roman"/>
+          <w:sz w:val="28"/>
+          <w:szCs w:val="28"/>
+        </w:rPr>
+      </w:pPr>
+    </w:p>
+    <w:p>
+      <w:pPr>
+        <w:spacing w:line="240" w:lineRule="auto"/>
+        <w:ind w:right="-99"/>
+        <w:rPr>
+          <w:rFonts w:ascii="Times New Roman" w:eastAsia="Times New Roman" w:hAnsi="Times New Roman" w:cs="Times New Roman"/>
+          <w:sz w:val="28"/>
+          <w:szCs w:val="28"/>
+        </w:rPr>
+      </w:pPr>
+    </w:p>
+    <w:p>
+      <w:pPr>
+        <w:spacing w:line="240" w:lineRule="auto"/>
+        <w:ind w:right="-99"/>
+        <w:rPr>
+          <w:rFonts w:ascii="Times New Roman" w:eastAsia="Times New Roman" w:hAnsi="Times New Roman" w:cs="Times New Roman"/>
+          <w:sz w:val="28"/>
+          <w:szCs w:val="28"/>
+        </w:rPr>
+      </w:pPr>
+    </w:p>
+    <w:p>
+      <w:pPr>
+        <w:spacing w:line="240" w:lineRule="auto"/>
+        <w:ind w:right="-99"/>
+        <w:rPr>
+          <w:rFonts w:ascii="Times New Roman" w:eastAsia="Times New Roman" w:hAnsi="Times New Roman" w:cs="Times New Roman"/>
+          <w:sz w:val="28"/>
+          <w:szCs w:val="28"/>
+        </w:rPr>
+      </w:pPr>
+    </w:p>
+    <w:p>
+      <w:pPr>
+        <w:spacing w:line="240" w:lineRule="auto"/>
+        <w:ind w:right="-99"/>
+        <w:rPr>
+          <w:rFonts w:ascii="Times New Roman" w:eastAsia="Times New Roman" w:hAnsi="Times New Roman" w:cs="Times New Roman"/>
+          <w:sz w:val="28"/>
+          <w:szCs w:val="28"/>
+        </w:rPr>
+      </w:pPr>
+    </w:p>
+    <w:p>
+      <w:pPr>
+        <w:spacing w:line="240" w:lineRule="auto"/>
+        <w:ind w:right="-99"/>
+        <w:rPr>
+          <w:rFonts w:ascii="Times New Roman" w:eastAsia="Times New Roman" w:hAnsi="Times New Roman" w:cs="Times New Roman"/>
+          <w:sz w:val="28"/>
+          <w:szCs w:val="28"/>
+        </w:rPr>
+      </w:pPr>
+    </w:p>
+    <w:p>
+      <w:pPr>
+        <w:spacing w:line="240" w:lineRule="auto"/>
+        <w:ind w:right="-99"/>
+        <w:rPr>
+          <w:rFonts w:ascii="Times New Roman" w:eastAsia="Times New Roman" w:hAnsi="Times New Roman" w:cs="Times New Roman"/>
+          <w:sz w:val="28"/>
+          <w:szCs w:val="28"/>
+        </w:rPr>
+      </w:pPr>
+    </w:p>
+    <w:p>
+      <w:pPr>
+        <w:spacing w:line="240" w:lineRule="auto"/>
+        <w:ind w:right="-99"/>
+        <w:rPr>
+          <w:rFonts w:ascii="Times New Roman" w:eastAsia="Times New Roman" w:hAnsi="Times New Roman" w:cs="Times New Roman"/>
+          <w:sz w:val="28"/>
+          <w:szCs w:val="28"/>
+        </w:rPr>
+      </w:pPr>
+    </w:p>
+    <w:p>
+      <w:pPr>
+        <w:spacing w:line="240" w:lineRule="auto"/>
+        <w:ind w:right="-99"/>
+        <w:rPr>
+          <w:rFonts w:ascii="Times New Roman" w:eastAsia="Times New Roman" w:hAnsi="Times New Roman" w:cs="Times New Roman"/>
+          <w:sz w:val="28"/>
+          <w:szCs w:val="28"/>
+        </w:rPr>
+      </w:pPr>
+    </w:p>
+    <w:p>
+      <w:pPr>
+        <w:spacing w:line="240" w:lineRule="auto"/>
+        <w:ind w:right="-99"/>
+        <w:rPr>
+          <w:rFonts w:ascii="Times New Roman" w:eastAsia="Times New Roman" w:hAnsi="Times New Roman" w:cs="Times New Roman"/>
+          <w:sz w:val="28"/>
+          <w:szCs w:val="28"/>
         </w:rPr>
       </w:pPr>
     </w:p>
@@ -4764,6 +6172,7 @@
           <w:sz w:val="36"/>
           <w:szCs w:val="36"/>
         </w:rPr>
+        <w:lastRenderedPageBreak/>
         <w:t>Cursor</w:t>
       </w:r>
     </w:p>
@@ -4784,7 +6193,6 @@
           <w:sz w:val="28"/>
           <w:szCs w:val="28"/>
         </w:rPr>
-        <w:lastRenderedPageBreak/>
         <w:drawing>
           <wp:inline distT="114300" distB="114300" distL="114300" distR="114300" wp14:anchorId="4F33CAB7" wp14:editId="10F49BE2">
             <wp:extent cx="6318960" cy="3378200"/>
@@ -5150,7 +6558,25 @@
           <w:sz w:val="32"/>
           <w:szCs w:val="32"/>
         </w:rPr>
-        <w:t>Figure 17. This scheme implements the display of a narrowed part of the field, due to the fact that the user is in survival mode. Based on the Number of dead zones and masks for MUX, it shows the dead parts of the field on the screen.</w:t>
+        <w:t xml:space="preserve">Figure 17. This scheme implements the display of a narrowed part of the field, </w:t>
+      </w:r>
+      <w:proofErr w:type="gramStart"/>
+      <w:r>
+        <w:rPr>
+          <w:rFonts w:ascii="Times New Roman" w:eastAsia="Times New Roman" w:hAnsi="Times New Roman" w:cs="Times New Roman"/>
+          <w:sz w:val="32"/>
+          <w:szCs w:val="32"/>
+        </w:rPr>
+        <w:t>due to the fact that</w:t>
+      </w:r>
+      <w:proofErr w:type="gramEnd"/>
+      <w:r>
+        <w:rPr>
+          <w:rFonts w:ascii="Times New Roman" w:eastAsia="Times New Roman" w:hAnsi="Times New Roman" w:cs="Times New Roman"/>
+          <w:sz w:val="32"/>
+          <w:szCs w:val="32"/>
+        </w:rPr>
+        <w:t xml:space="preserve"> the user is in survival mode. Based on the Number of dead zones and masks for MUX, it shows the dead parts of the field on the screen.</w:t>
       </w:r>
       <w:r>
         <w:rPr>
@@ -5592,17 +7018,23 @@
           <w:b/>
           <w:sz w:val="36"/>
           <w:szCs w:val="36"/>
-        </w:rPr>
-      </w:pPr>
-      <w:r>
+          <w:lang w:val="ru-RU"/>
+        </w:rPr>
+      </w:pPr>
+    </w:p>
+    <w:p>
+      <w:pPr>
+        <w:spacing w:line="240" w:lineRule="auto"/>
+        <w:ind w:right="-99"/>
+        <w:jc w:val="center"/>
         <w:rPr>
           <w:rFonts w:ascii="Times New Roman" w:eastAsia="Times New Roman" w:hAnsi="Times New Roman" w:cs="Times New Roman"/>
           <w:b/>
           <w:sz w:val="36"/>
           <w:szCs w:val="36"/>
-        </w:rPr>
-        <w:t>Software</w:t>
-      </w:r>
+          <w:lang w:val="ru-RU"/>
+        </w:rPr>
+      </w:pPr>
     </w:p>
     <w:p>
       <w:pPr>
@@ -5614,38 +7046,159 @@
           <w:b/>
           <w:sz w:val="36"/>
           <w:szCs w:val="36"/>
-        </w:rPr>
-      </w:pPr>
-    </w:p>
-    <w:p>
-      <w:pPr>
-        <w:spacing w:line="240" w:lineRule="auto"/>
-        <w:ind w:right="-99"/>
-        <w:jc w:val="center"/>
-        <w:rPr>
-          <w:rFonts w:ascii="Times New Roman" w:eastAsia="Times New Roman" w:hAnsi="Times New Roman" w:cs="Times New Roman"/>
+          <w:lang w:val="ru-RU"/>
+        </w:rPr>
+      </w:pPr>
+    </w:p>
+    <w:p>
+      <w:pPr>
+        <w:spacing w:line="240" w:lineRule="auto"/>
+        <w:ind w:right="-99"/>
+        <w:jc w:val="center"/>
+        <w:rPr>
+          <w:rFonts w:ascii="Times New Roman" w:eastAsia="Times New Roman" w:hAnsi="Times New Roman" w:cs="Times New Roman"/>
+          <w:b/>
           <w:sz w:val="36"/>
           <w:szCs w:val="36"/>
-        </w:rPr>
-      </w:pPr>
-      <w:r>
-        <w:rPr>
-          <w:rFonts w:ascii="Times New Roman" w:eastAsia="Times New Roman" w:hAnsi="Times New Roman" w:cs="Times New Roman"/>
+          <w:lang w:val="ru-RU"/>
+        </w:rPr>
+      </w:pPr>
+    </w:p>
+    <w:p>
+      <w:pPr>
+        <w:spacing w:line="240" w:lineRule="auto"/>
+        <w:ind w:right="-99"/>
+        <w:jc w:val="center"/>
+        <w:rPr>
+          <w:rFonts w:ascii="Times New Roman" w:eastAsia="Times New Roman" w:hAnsi="Times New Roman" w:cs="Times New Roman"/>
+          <w:b/>
           <w:sz w:val="36"/>
           <w:szCs w:val="36"/>
-        </w:rPr>
-        <w:t>Memory sections</w:t>
-      </w:r>
-    </w:p>
-    <w:p>
-      <w:pPr>
-        <w:spacing w:line="240" w:lineRule="auto"/>
-        <w:ind w:right="-99"/>
-        <w:jc w:val="center"/>
-        <w:rPr>
-          <w:rFonts w:ascii="Times New Roman" w:eastAsia="Times New Roman" w:hAnsi="Times New Roman" w:cs="Times New Roman"/>
+          <w:lang w:val="ru-RU"/>
+        </w:rPr>
+      </w:pPr>
+    </w:p>
+    <w:p>
+      <w:pPr>
+        <w:spacing w:line="240" w:lineRule="auto"/>
+        <w:ind w:right="-99"/>
+        <w:jc w:val="center"/>
+        <w:rPr>
+          <w:rFonts w:ascii="Times New Roman" w:eastAsia="Times New Roman" w:hAnsi="Times New Roman" w:cs="Times New Roman"/>
+          <w:b/>
           <w:sz w:val="36"/>
           <w:szCs w:val="36"/>
+          <w:lang w:val="ru-RU"/>
+        </w:rPr>
+      </w:pPr>
+    </w:p>
+    <w:p>
+      <w:pPr>
+        <w:spacing w:line="240" w:lineRule="auto"/>
+        <w:ind w:right="-99"/>
+        <w:jc w:val="center"/>
+        <w:rPr>
+          <w:rFonts w:ascii="Times New Roman" w:eastAsia="Times New Roman" w:hAnsi="Times New Roman" w:cs="Times New Roman"/>
+          <w:b/>
+          <w:sz w:val="36"/>
+          <w:szCs w:val="36"/>
+          <w:lang w:val="ru-RU"/>
+        </w:rPr>
+      </w:pPr>
+    </w:p>
+    <w:p>
+      <w:pPr>
+        <w:spacing w:line="240" w:lineRule="auto"/>
+        <w:ind w:right="-99"/>
+        <w:jc w:val="center"/>
+        <w:rPr>
+          <w:rFonts w:ascii="Times New Roman" w:eastAsia="Times New Roman" w:hAnsi="Times New Roman" w:cs="Times New Roman"/>
+          <w:b/>
+          <w:sz w:val="36"/>
+          <w:szCs w:val="36"/>
+          <w:lang w:val="ru-RU"/>
+        </w:rPr>
+      </w:pPr>
+    </w:p>
+    <w:p>
+      <w:pPr>
+        <w:spacing w:line="240" w:lineRule="auto"/>
+        <w:ind w:right="-99"/>
+        <w:jc w:val="center"/>
+        <w:rPr>
+          <w:rFonts w:ascii="Times New Roman" w:eastAsia="Times New Roman" w:hAnsi="Times New Roman" w:cs="Times New Roman"/>
+          <w:b/>
+          <w:sz w:val="36"/>
+          <w:szCs w:val="36"/>
+          <w:lang w:val="ru-RU"/>
+        </w:rPr>
+      </w:pPr>
+    </w:p>
+    <w:p>
+      <w:pPr>
+        <w:spacing w:line="240" w:lineRule="auto"/>
+        <w:ind w:right="-99"/>
+        <w:jc w:val="center"/>
+        <w:rPr>
+          <w:rFonts w:ascii="Times New Roman" w:eastAsia="Times New Roman" w:hAnsi="Times New Roman" w:cs="Times New Roman"/>
+          <w:b/>
+          <w:sz w:val="36"/>
+          <w:szCs w:val="36"/>
+        </w:rPr>
+      </w:pPr>
+      <w:r>
+        <w:rPr>
+          <w:rFonts w:ascii="Times New Roman" w:eastAsia="Times New Roman" w:hAnsi="Times New Roman" w:cs="Times New Roman"/>
+          <w:b/>
+          <w:sz w:val="36"/>
+          <w:szCs w:val="36"/>
+        </w:rPr>
+        <w:lastRenderedPageBreak/>
+        <w:t>Software</w:t>
+      </w:r>
+    </w:p>
+    <w:p>
+      <w:pPr>
+        <w:spacing w:line="240" w:lineRule="auto"/>
+        <w:ind w:right="-99"/>
+        <w:jc w:val="center"/>
+        <w:rPr>
+          <w:rFonts w:ascii="Times New Roman" w:eastAsia="Times New Roman" w:hAnsi="Times New Roman" w:cs="Times New Roman"/>
+          <w:b/>
+          <w:sz w:val="36"/>
+          <w:szCs w:val="36"/>
+        </w:rPr>
+      </w:pPr>
+    </w:p>
+    <w:p>
+      <w:pPr>
+        <w:spacing w:line="240" w:lineRule="auto"/>
+        <w:ind w:right="-99"/>
+        <w:jc w:val="center"/>
+        <w:rPr>
+          <w:rFonts w:ascii="Times New Roman" w:eastAsia="Times New Roman" w:hAnsi="Times New Roman" w:cs="Times New Roman"/>
+          <w:sz w:val="36"/>
+          <w:szCs w:val="36"/>
+        </w:rPr>
+      </w:pPr>
+      <w:r>
+        <w:rPr>
+          <w:rFonts w:ascii="Times New Roman" w:eastAsia="Times New Roman" w:hAnsi="Times New Roman" w:cs="Times New Roman"/>
+          <w:sz w:val="36"/>
+          <w:szCs w:val="36"/>
+        </w:rPr>
+        <w:t>Memory sections</w:t>
+      </w:r>
+    </w:p>
+    <w:p>
+      <w:pPr>
+        <w:spacing w:line="240" w:lineRule="auto"/>
+        <w:ind w:right="-99"/>
+        <w:jc w:val="center"/>
+        <w:rPr>
+          <w:rFonts w:ascii="Times New Roman" w:eastAsia="Times New Roman" w:hAnsi="Times New Roman" w:cs="Times New Roman"/>
+          <w:sz w:val="36"/>
+          <w:szCs w:val="36"/>
         </w:rPr>
       </w:pPr>
     </w:p>
@@ -5689,14 +7242,25 @@
           <w:szCs w:val="32"/>
         </w:rPr>
       </w:pPr>
-      <w:r>
-        <w:rPr>
-          <w:rFonts w:ascii="Times New Roman" w:eastAsia="Times New Roman" w:hAnsi="Times New Roman" w:cs="Times New Roman"/>
-          <w:b/>
-          <w:sz w:val="32"/>
-          <w:szCs w:val="32"/>
-        </w:rPr>
-        <w:t xml:space="preserve">anyChangesFlag </w:t>
+      <w:proofErr w:type="spellStart"/>
+      <w:r>
+        <w:rPr>
+          <w:rFonts w:ascii="Times New Roman" w:eastAsia="Times New Roman" w:hAnsi="Times New Roman" w:cs="Times New Roman"/>
+          <w:b/>
+          <w:sz w:val="32"/>
+          <w:szCs w:val="32"/>
+        </w:rPr>
+        <w:t>anyChangesFlag</w:t>
+      </w:r>
+      <w:proofErr w:type="spellEnd"/>
+      <w:r>
+        <w:rPr>
+          <w:rFonts w:ascii="Times New Roman" w:eastAsia="Times New Roman" w:hAnsi="Times New Roman" w:cs="Times New Roman"/>
+          <w:b/>
+          <w:sz w:val="32"/>
+          <w:szCs w:val="32"/>
+        </w:rPr>
+        <w:t xml:space="preserve"> </w:t>
       </w:r>
       <w:r>
         <w:rPr>
@@ -5728,14 +7292,25 @@
           <w:szCs w:val="32"/>
         </w:rPr>
       </w:pPr>
-      <w:r>
-        <w:rPr>
-          <w:rFonts w:ascii="Times New Roman" w:eastAsia="Times New Roman" w:hAnsi="Times New Roman" w:cs="Times New Roman"/>
-          <w:b/>
-          <w:sz w:val="32"/>
-          <w:szCs w:val="32"/>
-        </w:rPr>
-        <w:t xml:space="preserve">minBound </w:t>
+      <w:proofErr w:type="spellStart"/>
+      <w:r>
+        <w:rPr>
+          <w:rFonts w:ascii="Times New Roman" w:eastAsia="Times New Roman" w:hAnsi="Times New Roman" w:cs="Times New Roman"/>
+          <w:b/>
+          <w:sz w:val="32"/>
+          <w:szCs w:val="32"/>
+        </w:rPr>
+        <w:t>minBound</w:t>
+      </w:r>
+      <w:proofErr w:type="spellEnd"/>
+      <w:r>
+        <w:rPr>
+          <w:rFonts w:ascii="Times New Roman" w:eastAsia="Times New Roman" w:hAnsi="Times New Roman" w:cs="Times New Roman"/>
+          <w:b/>
+          <w:sz w:val="32"/>
+          <w:szCs w:val="32"/>
+        </w:rPr>
+        <w:t xml:space="preserve"> </w:t>
       </w:r>
       <w:r>
         <w:rPr>
@@ -5767,14 +7342,25 @@
           <w:szCs w:val="32"/>
         </w:rPr>
       </w:pPr>
-      <w:r>
-        <w:rPr>
-          <w:rFonts w:ascii="Times New Roman" w:eastAsia="Times New Roman" w:hAnsi="Times New Roman" w:cs="Times New Roman"/>
-          <w:b/>
-          <w:sz w:val="32"/>
-          <w:szCs w:val="32"/>
-        </w:rPr>
-        <w:t xml:space="preserve">maxBound </w:t>
+      <w:proofErr w:type="spellStart"/>
+      <w:r>
+        <w:rPr>
+          <w:rFonts w:ascii="Times New Roman" w:eastAsia="Times New Roman" w:hAnsi="Times New Roman" w:cs="Times New Roman"/>
+          <w:b/>
+          <w:sz w:val="32"/>
+          <w:szCs w:val="32"/>
+        </w:rPr>
+        <w:t>maxBound</w:t>
+      </w:r>
+      <w:proofErr w:type="spellEnd"/>
+      <w:r>
+        <w:rPr>
+          <w:rFonts w:ascii="Times New Roman" w:eastAsia="Times New Roman" w:hAnsi="Times New Roman" w:cs="Times New Roman"/>
+          <w:b/>
+          <w:sz w:val="32"/>
+          <w:szCs w:val="32"/>
+        </w:rPr>
+        <w:t xml:space="preserve"> </w:t>
       </w:r>
       <w:r>
         <w:rPr>
@@ -5784,17 +7370,6 @@
         </w:rPr>
         <w:t>- lower right border of field</w:t>
       </w:r>
-    </w:p>
-    <w:p>
-      <w:pPr>
-        <w:spacing w:line="240" w:lineRule="auto"/>
-        <w:ind w:right="-99"/>
-        <w:rPr>
-          <w:rFonts w:ascii="Times New Roman" w:eastAsia="Times New Roman" w:hAnsi="Times New Roman" w:cs="Times New Roman"/>
-          <w:sz w:val="32"/>
-          <w:szCs w:val="32"/>
-        </w:rPr>
-      </w:pPr>
     </w:p>
     <w:p>
       <w:pPr>
@@ -5806,34 +7381,6 @@
           <w:szCs w:val="32"/>
         </w:rPr>
       </w:pPr>
-      <w:r>
-        <w:rPr>
-          <w:rFonts w:ascii="Times New Roman" w:eastAsia="Times New Roman" w:hAnsi="Times New Roman" w:cs="Times New Roman"/>
-          <w:b/>
-          <w:sz w:val="32"/>
-          <w:szCs w:val="32"/>
-        </w:rPr>
-        <w:t>IO_X, IO_Y</w:t>
-      </w:r>
-      <w:r>
-        <w:rPr>
-          <w:rFonts w:ascii="Times New Roman" w:eastAsia="Times New Roman" w:hAnsi="Times New Roman" w:cs="Times New Roman"/>
-          <w:sz w:val="32"/>
-          <w:szCs w:val="32"/>
-        </w:rPr>
-        <w:t xml:space="preserve"> - Coordinates of the current cell</w:t>
-      </w:r>
-    </w:p>
-    <w:p>
-      <w:pPr>
-        <w:spacing w:line="240" w:lineRule="auto"/>
-        <w:ind w:right="-99"/>
-        <w:rPr>
-          <w:rFonts w:ascii="Times New Roman" w:eastAsia="Times New Roman" w:hAnsi="Times New Roman" w:cs="Times New Roman"/>
-          <w:sz w:val="32"/>
-          <w:szCs w:val="32"/>
-        </w:rPr>
-      </w:pPr>
     </w:p>
     <w:p>
       <w:pPr>
@@ -5845,34 +7392,60 @@
           <w:szCs w:val="32"/>
         </w:rPr>
       </w:pPr>
-      <w:r>
-        <w:rPr>
-          <w:rFonts w:ascii="Times New Roman" w:eastAsia="Times New Roman" w:hAnsi="Times New Roman" w:cs="Times New Roman"/>
-          <w:b/>
-          <w:sz w:val="32"/>
-          <w:szCs w:val="32"/>
-        </w:rPr>
-        <w:t>gameState</w:t>
-      </w:r>
-      <w:r>
-        <w:rPr>
-          <w:rFonts w:ascii="Times New Roman" w:eastAsia="Times New Roman" w:hAnsi="Times New Roman" w:cs="Times New Roman"/>
-          <w:sz w:val="32"/>
-          <w:szCs w:val="32"/>
-        </w:rPr>
-        <w:t xml:space="preserve"> - 1 start, 0 end the game</w:t>
-      </w:r>
-    </w:p>
-    <w:p>
-      <w:pPr>
-        <w:spacing w:line="240" w:lineRule="auto"/>
-        <w:ind w:right="-99"/>
-        <w:rPr>
-          <w:rFonts w:ascii="Times New Roman" w:eastAsia="Times New Roman" w:hAnsi="Times New Roman" w:cs="Times New Roman"/>
-          <w:sz w:val="32"/>
-          <w:szCs w:val="32"/>
-        </w:rPr>
-      </w:pPr>
+      <w:proofErr w:type="spellStart"/>
+      <w:r>
+        <w:rPr>
+          <w:rFonts w:ascii="Times New Roman" w:eastAsia="Times New Roman" w:hAnsi="Times New Roman" w:cs="Times New Roman"/>
+          <w:b/>
+          <w:bCs/>
+          <w:sz w:val="32"/>
+          <w:szCs w:val="32"/>
+        </w:rPr>
+        <w:t>birthCondition</w:t>
+      </w:r>
+      <w:proofErr w:type="spellEnd"/>
+      <w:r>
+        <w:rPr>
+          <w:rFonts w:ascii="Times New Roman" w:eastAsia="Times New Roman" w:hAnsi="Times New Roman" w:cs="Times New Roman"/>
+          <w:b/>
+          <w:bCs/>
+          <w:sz w:val="32"/>
+          <w:szCs w:val="32"/>
+        </w:rPr>
+        <w:t xml:space="preserve"> - </w:t>
+      </w:r>
+      <w:r>
+        <w:rPr>
+          <w:rFonts w:ascii="Times New Roman" w:eastAsia="Times New Roman" w:hAnsi="Times New Roman" w:cs="Times New Roman"/>
+          <w:sz w:val="32"/>
+          <w:szCs w:val="32"/>
+        </w:rPr>
+        <w:t>birth</w:t>
+      </w:r>
+      <w:r>
+        <w:rPr>
+          <w:rFonts w:ascii="Times New Roman" w:eastAsia="Times New Roman" w:hAnsi="Times New Roman" w:cs="Times New Roman"/>
+          <w:sz w:val="32"/>
+          <w:szCs w:val="32"/>
+        </w:rPr>
+        <w:t xml:space="preserve"> </w:t>
+      </w:r>
+      <w:r>
+        <w:rPr>
+          <w:rFonts w:ascii="Times New Roman" w:eastAsia="Times New Roman" w:hAnsi="Times New Roman" w:cs="Times New Roman"/>
+          <w:sz w:val="32"/>
+          <w:szCs w:val="32"/>
+        </w:rPr>
+        <w:t xml:space="preserve">condition </w:t>
+      </w:r>
+      <w:r>
+        <w:rPr>
+          <w:rFonts w:ascii="Times New Roman" w:eastAsia="Times New Roman" w:hAnsi="Times New Roman" w:cs="Times New Roman"/>
+          <w:sz w:val="32"/>
+          <w:szCs w:val="32"/>
+        </w:rPr>
+        <w:t>table</w:t>
+      </w:r>
     </w:p>
     <w:p>
       <w:pPr>
@@ -5880,34 +7453,8 @@
         <w:ind w:right="-100"/>
         <w:rPr>
           <w:rFonts w:ascii="Times New Roman" w:eastAsia="Times New Roman" w:hAnsi="Times New Roman" w:cs="Times New Roman"/>
-          <w:sz w:val="32"/>
-          <w:szCs w:val="32"/>
-        </w:rPr>
-      </w:pPr>
-      <w:r>
-        <w:rPr>
-          <w:rFonts w:ascii="Times New Roman" w:eastAsia="Times New Roman" w:hAnsi="Times New Roman" w:cs="Times New Roman"/>
-          <w:b/>
-          <w:sz w:val="32"/>
-          <w:szCs w:val="32"/>
-        </w:rPr>
-        <w:t xml:space="preserve">IObirthCondition - </w:t>
-      </w:r>
-      <w:r>
-        <w:rPr>
-          <w:rFonts w:ascii="Times New Roman" w:eastAsia="Times New Roman" w:hAnsi="Times New Roman" w:cs="Times New Roman"/>
-          <w:sz w:val="32"/>
-          <w:szCs w:val="32"/>
-        </w:rPr>
-        <w:t>Number of cells nearby for birth</w:t>
-      </w:r>
-    </w:p>
-    <w:p>
-      <w:pPr>
-        <w:spacing w:line="240" w:lineRule="auto"/>
-        <w:ind w:right="-99"/>
-        <w:rPr>
-          <w:rFonts w:ascii="Times New Roman" w:eastAsia="Times New Roman" w:hAnsi="Times New Roman" w:cs="Times New Roman"/>
+          <w:b/>
+          <w:bCs/>
           <w:sz w:val="32"/>
           <w:szCs w:val="32"/>
         </w:rPr>
@@ -5919,38 +7466,76 @@
         <w:ind w:right="-100"/>
         <w:rPr>
           <w:rFonts w:ascii="Times New Roman" w:eastAsia="Times New Roman" w:hAnsi="Times New Roman" w:cs="Times New Roman"/>
-          <w:sz w:val="32"/>
-          <w:szCs w:val="32"/>
-        </w:rPr>
-      </w:pPr>
-      <w:r>
-        <w:rPr>
-          <w:rFonts w:ascii="Times New Roman" w:eastAsia="Times New Roman" w:hAnsi="Times New Roman" w:cs="Times New Roman"/>
-          <w:b/>
-          <w:sz w:val="32"/>
-          <w:szCs w:val="32"/>
-        </w:rPr>
-        <w:t xml:space="preserve">IOsurvivalCondition - </w:t>
-      </w:r>
-      <w:r>
-        <w:rPr>
-          <w:rFonts w:ascii="Times New Roman" w:eastAsia="Times New Roman" w:hAnsi="Times New Roman" w:cs="Times New Roman"/>
-          <w:sz w:val="32"/>
-          <w:szCs w:val="32"/>
-        </w:rPr>
-        <w:t>The number of cells nearby for survival</w:t>
-      </w:r>
-    </w:p>
-    <w:p>
-      <w:pPr>
-        <w:spacing w:line="240" w:lineRule="auto"/>
-        <w:ind w:right="-99"/>
-        <w:rPr>
-          <w:rFonts w:ascii="Times New Roman" w:eastAsia="Times New Roman" w:hAnsi="Times New Roman" w:cs="Times New Roman"/>
-          <w:sz w:val="32"/>
-          <w:szCs w:val="32"/>
-        </w:rPr>
-      </w:pPr>
+          <w:b/>
+          <w:bCs/>
+          <w:sz w:val="32"/>
+          <w:szCs w:val="32"/>
+        </w:rPr>
+      </w:pPr>
+      <w:proofErr w:type="spellStart"/>
+      <w:r>
+        <w:rPr>
+          <w:rFonts w:ascii="Times New Roman" w:eastAsia="Times New Roman" w:hAnsi="Times New Roman" w:cs="Times New Roman"/>
+          <w:b/>
+          <w:bCs/>
+          <w:sz w:val="32"/>
+          <w:szCs w:val="32"/>
+        </w:rPr>
+        <w:t>deathCondition</w:t>
+      </w:r>
+      <w:proofErr w:type="spellEnd"/>
+      <w:r>
+        <w:rPr>
+          <w:rFonts w:ascii="Times New Roman" w:eastAsia="Times New Roman" w:hAnsi="Times New Roman" w:cs="Times New Roman"/>
+          <w:b/>
+          <w:bCs/>
+          <w:sz w:val="32"/>
+          <w:szCs w:val="32"/>
+        </w:rPr>
+        <w:t xml:space="preserve"> </w:t>
+      </w:r>
+      <w:r>
+        <w:rPr>
+          <w:rFonts w:ascii="Times New Roman" w:eastAsia="Times New Roman" w:hAnsi="Times New Roman" w:cs="Times New Roman"/>
+          <w:b/>
+          <w:bCs/>
+          <w:sz w:val="32"/>
+          <w:szCs w:val="32"/>
+        </w:rPr>
+        <w:t xml:space="preserve">- </w:t>
+      </w:r>
+      <w:r>
+        <w:rPr>
+          <w:rFonts w:ascii="Times New Roman" w:eastAsia="Times New Roman" w:hAnsi="Times New Roman" w:cs="Times New Roman"/>
+          <w:sz w:val="32"/>
+          <w:szCs w:val="32"/>
+        </w:rPr>
+        <w:t>death</w:t>
+      </w:r>
+      <w:r>
+        <w:rPr>
+          <w:rFonts w:ascii="Times New Roman" w:eastAsia="Times New Roman" w:hAnsi="Times New Roman" w:cs="Times New Roman"/>
+          <w:sz w:val="32"/>
+          <w:szCs w:val="32"/>
+        </w:rPr>
+        <w:t xml:space="preserve"> </w:t>
+      </w:r>
+      <w:r>
+        <w:rPr>
+          <w:rFonts w:ascii="Times New Roman" w:eastAsia="Times New Roman" w:hAnsi="Times New Roman" w:cs="Times New Roman"/>
+          <w:sz w:val="32"/>
+          <w:szCs w:val="32"/>
+        </w:rPr>
+        <w:t xml:space="preserve">condition </w:t>
+      </w:r>
+      <w:r>
+        <w:rPr>
+          <w:rFonts w:ascii="Times New Roman" w:eastAsia="Times New Roman" w:hAnsi="Times New Roman" w:cs="Times New Roman"/>
+          <w:sz w:val="32"/>
+          <w:szCs w:val="32"/>
+        </w:rPr>
+        <w:t>table</w:t>
+      </w:r>
     </w:p>
     <w:p>
       <w:pPr>
@@ -5962,23 +7547,6 @@
           <w:szCs w:val="32"/>
         </w:rPr>
       </w:pPr>
-      <w:r>
-        <w:rPr>
-          <w:rFonts w:ascii="Times New Roman" w:eastAsia="Times New Roman" w:hAnsi="Times New Roman" w:cs="Times New Roman"/>
-          <w:b/>
-          <w:sz w:val="32"/>
-          <w:szCs w:val="32"/>
-        </w:rPr>
-        <w:t xml:space="preserve">gameMode - </w:t>
-      </w:r>
-      <w:r>
-        <w:rPr>
-          <w:rFonts w:ascii="Times New Roman" w:eastAsia="Times New Roman" w:hAnsi="Times New Roman" w:cs="Times New Roman"/>
-          <w:sz w:val="32"/>
-          <w:szCs w:val="32"/>
-        </w:rPr>
-        <w:t>0 creative, 1 survival</w:t>
-      </w:r>
     </w:p>
     <w:p>
       <w:pPr>
@@ -6008,15 +7576,15 @@
           <w:sz w:val="32"/>
           <w:szCs w:val="32"/>
         </w:rPr>
-        <w:t>changeCellState - Cell</w:t>
-      </w:r>
-      <w:r>
-        <w:rPr>
-          <w:rFonts w:ascii="Times New Roman" w:eastAsia="Times New Roman" w:hAnsi="Times New Roman" w:cs="Times New Roman"/>
-          <w:sz w:val="32"/>
-          <w:szCs w:val="32"/>
-        </w:rPr>
-        <w:t xml:space="preserve"> inversion signal</w:t>
+        <w:t>IO_X, IO_Y</w:t>
+      </w:r>
+      <w:r>
+        <w:rPr>
+          <w:rFonts w:ascii="Times New Roman" w:eastAsia="Times New Roman" w:hAnsi="Times New Roman" w:cs="Times New Roman"/>
+          <w:sz w:val="32"/>
+          <w:szCs w:val="32"/>
+        </w:rPr>
+        <w:t xml:space="preserve"> - Coordinates of the current cell</w:t>
       </w:r>
     </w:p>
     <w:p>
@@ -6040,22 +7608,24 @@
           <w:szCs w:val="32"/>
         </w:rPr>
       </w:pPr>
-      <w:r>
-        <w:rPr>
-          <w:rFonts w:ascii="Times New Roman" w:eastAsia="Times New Roman" w:hAnsi="Times New Roman" w:cs="Times New Roman"/>
-          <w:b/>
-          <w:sz w:val="32"/>
-          <w:szCs w:val="32"/>
-        </w:rPr>
-        <w:t xml:space="preserve">updateFixedBuffer - </w:t>
-      </w:r>
-      <w:r>
-        <w:rPr>
-          <w:rFonts w:ascii="Times New Roman" w:eastAsia="Times New Roman" w:hAnsi="Times New Roman" w:cs="Times New Roman"/>
-          <w:sz w:val="32"/>
-          <w:szCs w:val="32"/>
-        </w:rPr>
-        <w:t>Refresh the screen (Because the fixed buffer is displayed directly on the screen)</w:t>
+      <w:proofErr w:type="spellStart"/>
+      <w:r>
+        <w:rPr>
+          <w:rFonts w:ascii="Times New Roman" w:eastAsia="Times New Roman" w:hAnsi="Times New Roman" w:cs="Times New Roman"/>
+          <w:b/>
+          <w:sz w:val="32"/>
+          <w:szCs w:val="32"/>
+        </w:rPr>
+        <w:t>gameState</w:t>
+      </w:r>
+      <w:proofErr w:type="spellEnd"/>
+      <w:r>
+        <w:rPr>
+          <w:rFonts w:ascii="Times New Roman" w:eastAsia="Times New Roman" w:hAnsi="Times New Roman" w:cs="Times New Roman"/>
+          <w:sz w:val="32"/>
+          <w:szCs w:val="32"/>
+        </w:rPr>
+        <w:t xml:space="preserve"> - 1 start, 0 end the game</w:t>
       </w:r>
     </w:p>
     <w:p>
@@ -6079,22 +7649,33 @@
           <w:szCs w:val="32"/>
         </w:rPr>
       </w:pPr>
-      <w:r>
-        <w:rPr>
-          <w:rFonts w:ascii="Times New Roman" w:eastAsia="Times New Roman" w:hAnsi="Times New Roman" w:cs="Times New Roman"/>
-          <w:b/>
-          <w:sz w:val="32"/>
-          <w:szCs w:val="32"/>
-        </w:rPr>
-        <w:t xml:space="preserve">cellState - </w:t>
-      </w:r>
-      <w:r>
-        <w:rPr>
-          <w:rFonts w:ascii="Times New Roman" w:eastAsia="Times New Roman" w:hAnsi="Times New Roman" w:cs="Times New Roman"/>
-          <w:sz w:val="32"/>
-          <w:szCs w:val="32"/>
-        </w:rPr>
-        <w:t>Current cell status (1 or 0)</w:t>
+      <w:proofErr w:type="spellStart"/>
+      <w:r>
+        <w:rPr>
+          <w:rFonts w:ascii="Times New Roman" w:eastAsia="Times New Roman" w:hAnsi="Times New Roman" w:cs="Times New Roman"/>
+          <w:b/>
+          <w:sz w:val="32"/>
+          <w:szCs w:val="32"/>
+        </w:rPr>
+        <w:t>IObirthCondition</w:t>
+      </w:r>
+      <w:proofErr w:type="spellEnd"/>
+      <w:r>
+        <w:rPr>
+          <w:rFonts w:ascii="Times New Roman" w:eastAsia="Times New Roman" w:hAnsi="Times New Roman" w:cs="Times New Roman"/>
+          <w:b/>
+          <w:sz w:val="32"/>
+          <w:szCs w:val="32"/>
+        </w:rPr>
+        <w:t xml:space="preserve"> - </w:t>
+      </w:r>
+      <w:r>
+        <w:rPr>
+          <w:rFonts w:ascii="Times New Roman" w:eastAsia="Times New Roman" w:hAnsi="Times New Roman" w:cs="Times New Roman"/>
+          <w:sz w:val="32"/>
+          <w:szCs w:val="32"/>
+        </w:rPr>
+        <w:t>Number of cells nearby for birth</w:t>
       </w:r>
     </w:p>
     <w:p>
@@ -6118,22 +7699,33 @@
           <w:szCs w:val="32"/>
         </w:rPr>
       </w:pPr>
-      <w:r>
-        <w:rPr>
-          <w:rFonts w:ascii="Times New Roman" w:eastAsia="Times New Roman" w:hAnsi="Times New Roman" w:cs="Times New Roman"/>
-          <w:b/>
-          <w:sz w:val="32"/>
-          <w:szCs w:val="32"/>
-        </w:rPr>
-        <w:t>countOfNeighbors -</w:t>
-      </w:r>
-      <w:r>
-        <w:rPr>
-          <w:rFonts w:ascii="Times New Roman" w:eastAsia="Times New Roman" w:hAnsi="Times New Roman" w:cs="Times New Roman"/>
-          <w:sz w:val="32"/>
-          <w:szCs w:val="32"/>
-        </w:rPr>
-        <w:t xml:space="preserve"> Number of living neighbors</w:t>
+      <w:proofErr w:type="spellStart"/>
+      <w:r>
+        <w:rPr>
+          <w:rFonts w:ascii="Times New Roman" w:eastAsia="Times New Roman" w:hAnsi="Times New Roman" w:cs="Times New Roman"/>
+          <w:b/>
+          <w:sz w:val="32"/>
+          <w:szCs w:val="32"/>
+        </w:rPr>
+        <w:t>IOsurvivalCondition</w:t>
+      </w:r>
+      <w:proofErr w:type="spellEnd"/>
+      <w:r>
+        <w:rPr>
+          <w:rFonts w:ascii="Times New Roman" w:eastAsia="Times New Roman" w:hAnsi="Times New Roman" w:cs="Times New Roman"/>
+          <w:b/>
+          <w:sz w:val="32"/>
+          <w:szCs w:val="32"/>
+        </w:rPr>
+        <w:t xml:space="preserve"> - </w:t>
+      </w:r>
+      <w:r>
+        <w:rPr>
+          <w:rFonts w:ascii="Times New Roman" w:eastAsia="Times New Roman" w:hAnsi="Times New Roman" w:cs="Times New Roman"/>
+          <w:sz w:val="32"/>
+          <w:szCs w:val="32"/>
+        </w:rPr>
+        <w:t>The number of cells nearby for survival</w:t>
       </w:r>
     </w:p>
     <w:p>
@@ -6157,22 +7749,33 @@
           <w:szCs w:val="32"/>
         </w:rPr>
       </w:pPr>
-      <w:r>
-        <w:rPr>
-          <w:rFonts w:ascii="Times New Roman" w:eastAsia="Times New Roman" w:hAnsi="Times New Roman" w:cs="Times New Roman"/>
-          <w:b/>
-          <w:sz w:val="32"/>
-          <w:szCs w:val="32"/>
-        </w:rPr>
-        <w:t xml:space="preserve">isRowNull - </w:t>
-      </w:r>
-      <w:r>
-        <w:rPr>
-          <w:rFonts w:ascii="Times New Roman" w:eastAsia="Times New Roman" w:hAnsi="Times New Roman" w:cs="Times New Roman"/>
-          <w:sz w:val="32"/>
-          <w:szCs w:val="32"/>
-        </w:rPr>
-        <w:t>indicates whether the current line can be skipped.</w:t>
+      <w:proofErr w:type="spellStart"/>
+      <w:r>
+        <w:rPr>
+          <w:rFonts w:ascii="Times New Roman" w:eastAsia="Times New Roman" w:hAnsi="Times New Roman" w:cs="Times New Roman"/>
+          <w:b/>
+          <w:sz w:val="32"/>
+          <w:szCs w:val="32"/>
+        </w:rPr>
+        <w:t>gameMode</w:t>
+      </w:r>
+      <w:proofErr w:type="spellEnd"/>
+      <w:r>
+        <w:rPr>
+          <w:rFonts w:ascii="Times New Roman" w:eastAsia="Times New Roman" w:hAnsi="Times New Roman" w:cs="Times New Roman"/>
+          <w:b/>
+          <w:sz w:val="32"/>
+          <w:szCs w:val="32"/>
+        </w:rPr>
+        <w:t xml:space="preserve"> - </w:t>
+      </w:r>
+      <w:r>
+        <w:rPr>
+          <w:rFonts w:ascii="Times New Roman" w:eastAsia="Times New Roman" w:hAnsi="Times New Roman" w:cs="Times New Roman"/>
+          <w:sz w:val="32"/>
+          <w:szCs w:val="32"/>
+        </w:rPr>
+        <w:t>0 creative, 1 survival</w:t>
       </w:r>
     </w:p>
     <w:p>
@@ -6196,22 +7799,33 @@
           <w:szCs w:val="32"/>
         </w:rPr>
       </w:pPr>
-      <w:r>
-        <w:rPr>
-          <w:rFonts w:ascii="Times New Roman" w:eastAsia="Times New Roman" w:hAnsi="Times New Roman" w:cs="Times New Roman"/>
-          <w:b/>
-          <w:sz w:val="32"/>
-          <w:szCs w:val="32"/>
-        </w:rPr>
-        <w:t xml:space="preserve">showResult - </w:t>
-      </w:r>
-      <w:r>
-        <w:rPr>
-          <w:rFonts w:ascii="Times New Roman" w:eastAsia="Times New Roman" w:hAnsi="Times New Roman" w:cs="Times New Roman"/>
-          <w:sz w:val="32"/>
-          <w:szCs w:val="32"/>
-        </w:rPr>
-        <w:t>it is necessary for the status bar to show the win/lose result.</w:t>
+      <w:proofErr w:type="spellStart"/>
+      <w:r>
+        <w:rPr>
+          <w:rFonts w:ascii="Times New Roman" w:eastAsia="Times New Roman" w:hAnsi="Times New Roman" w:cs="Times New Roman"/>
+          <w:b/>
+          <w:sz w:val="32"/>
+          <w:szCs w:val="32"/>
+        </w:rPr>
+        <w:t>changeCellState</w:t>
+      </w:r>
+      <w:proofErr w:type="spellEnd"/>
+      <w:r>
+        <w:rPr>
+          <w:rFonts w:ascii="Times New Roman" w:eastAsia="Times New Roman" w:hAnsi="Times New Roman" w:cs="Times New Roman"/>
+          <w:b/>
+          <w:sz w:val="32"/>
+          <w:szCs w:val="32"/>
+        </w:rPr>
+        <w:t xml:space="preserve"> - Cell</w:t>
+      </w:r>
+      <w:r>
+        <w:rPr>
+          <w:rFonts w:ascii="Times New Roman" w:eastAsia="Times New Roman" w:hAnsi="Times New Roman" w:cs="Times New Roman"/>
+          <w:sz w:val="32"/>
+          <w:szCs w:val="32"/>
+        </w:rPr>
+        <w:t xml:space="preserve"> inversion signal</w:t>
       </w:r>
     </w:p>
     <w:p>
@@ -6235,22 +7849,33 @@
           <w:szCs w:val="32"/>
         </w:rPr>
       </w:pPr>
-      <w:r>
-        <w:rPr>
-          <w:rFonts w:ascii="Times New Roman" w:eastAsia="Times New Roman" w:hAnsi="Times New Roman" w:cs="Times New Roman"/>
-          <w:b/>
-          <w:sz w:val="32"/>
-          <w:szCs w:val="32"/>
-        </w:rPr>
-        <w:t xml:space="preserve">noAnyAlive </w:t>
-      </w:r>
-      <w:r>
-        <w:rPr>
-          <w:rFonts w:ascii="Times New Roman" w:eastAsia="Times New Roman" w:hAnsi="Times New Roman" w:cs="Times New Roman"/>
-          <w:sz w:val="32"/>
-          <w:szCs w:val="32"/>
-        </w:rPr>
-        <w:t>- A flag that indicates that there are no more living cells.</w:t>
+      <w:proofErr w:type="spellStart"/>
+      <w:r>
+        <w:rPr>
+          <w:rFonts w:ascii="Times New Roman" w:eastAsia="Times New Roman" w:hAnsi="Times New Roman" w:cs="Times New Roman"/>
+          <w:b/>
+          <w:sz w:val="32"/>
+          <w:szCs w:val="32"/>
+        </w:rPr>
+        <w:t>updateFixedBuffer</w:t>
+      </w:r>
+      <w:proofErr w:type="spellEnd"/>
+      <w:r>
+        <w:rPr>
+          <w:rFonts w:ascii="Times New Roman" w:eastAsia="Times New Roman" w:hAnsi="Times New Roman" w:cs="Times New Roman"/>
+          <w:b/>
+          <w:sz w:val="32"/>
+          <w:szCs w:val="32"/>
+        </w:rPr>
+        <w:t xml:space="preserve"> - </w:t>
+      </w:r>
+      <w:r>
+        <w:rPr>
+          <w:rFonts w:ascii="Times New Roman" w:eastAsia="Times New Roman" w:hAnsi="Times New Roman" w:cs="Times New Roman"/>
+          <w:sz w:val="32"/>
+          <w:szCs w:val="32"/>
+        </w:rPr>
+        <w:t>Refresh the screen (Because the fixed buffer is displayed directly on the screen)</w:t>
       </w:r>
     </w:p>
     <w:p>
@@ -6274,23 +7899,45 @@
           <w:szCs w:val="32"/>
         </w:rPr>
       </w:pPr>
-      <w:r>
-        <w:rPr>
-          <w:rFonts w:ascii="Times New Roman" w:eastAsia="Times New Roman" w:hAnsi="Times New Roman" w:cs="Times New Roman"/>
-          <w:b/>
-          <w:sz w:val="32"/>
-          <w:szCs w:val="32"/>
-        </w:rPr>
-        <w:t xml:space="preserve">zoneWidth </w:t>
-      </w:r>
-      <w:r>
-        <w:rPr>
-          <w:rFonts w:ascii="Times New Roman" w:eastAsia="Times New Roman" w:hAnsi="Times New Roman" w:cs="Times New Roman"/>
-          <w:sz w:val="32"/>
-          <w:szCs w:val="32"/>
-        </w:rPr>
-        <w:t>- The width of the zone for survival mode.</w:t>
-      </w:r>
+      <w:proofErr w:type="spellStart"/>
+      <w:r>
+        <w:rPr>
+          <w:rFonts w:ascii="Times New Roman" w:eastAsia="Times New Roman" w:hAnsi="Times New Roman" w:cs="Times New Roman"/>
+          <w:b/>
+          <w:sz w:val="32"/>
+          <w:szCs w:val="32"/>
+        </w:rPr>
+        <w:t>cellState</w:t>
+      </w:r>
+      <w:proofErr w:type="spellEnd"/>
+      <w:r>
+        <w:rPr>
+          <w:rFonts w:ascii="Times New Roman" w:eastAsia="Times New Roman" w:hAnsi="Times New Roman" w:cs="Times New Roman"/>
+          <w:b/>
+          <w:sz w:val="32"/>
+          <w:szCs w:val="32"/>
+        </w:rPr>
+        <w:t xml:space="preserve"> - </w:t>
+      </w:r>
+      <w:r>
+        <w:rPr>
+          <w:rFonts w:ascii="Times New Roman" w:eastAsia="Times New Roman" w:hAnsi="Times New Roman" w:cs="Times New Roman"/>
+          <w:sz w:val="32"/>
+          <w:szCs w:val="32"/>
+        </w:rPr>
+        <w:t>Current cell status (1 or 0)</w:t>
+      </w:r>
+    </w:p>
+    <w:p>
+      <w:pPr>
+        <w:spacing w:line="240" w:lineRule="auto"/>
+        <w:ind w:right="-99"/>
+        <w:rPr>
+          <w:rFonts w:ascii="Times New Roman" w:eastAsia="Times New Roman" w:hAnsi="Times New Roman" w:cs="Times New Roman"/>
+          <w:sz w:val="32"/>
+          <w:szCs w:val="32"/>
+        </w:rPr>
+      </w:pPr>
     </w:p>
     <w:p>
       <w:pPr>
@@ -6302,25 +7949,276 @@
           <w:szCs w:val="32"/>
         </w:rPr>
       </w:pPr>
-    </w:p>
-    <w:p>
-      <w:pPr>
-        <w:spacing w:line="240" w:lineRule="auto"/>
-        <w:ind w:right="-99"/>
-        <w:rPr>
-          <w:rFonts w:ascii="Times New Roman" w:eastAsia="Times New Roman" w:hAnsi="Times New Roman" w:cs="Times New Roman"/>
-          <w:sz w:val="32"/>
-          <w:szCs w:val="32"/>
-        </w:rPr>
-      </w:pPr>
-      <w:r>
-        <w:rPr>
-          <w:rFonts w:ascii="Times New Roman" w:eastAsia="Times New Roman" w:hAnsi="Times New Roman" w:cs="Times New Roman"/>
-          <w:b/>
-          <w:sz w:val="32"/>
-          <w:szCs w:val="32"/>
-        </w:rPr>
-        <w:t xml:space="preserve">deathCondifNull </w:t>
+      <w:proofErr w:type="spellStart"/>
+      <w:r>
+        <w:rPr>
+          <w:rFonts w:ascii="Times New Roman" w:eastAsia="Times New Roman" w:hAnsi="Times New Roman" w:cs="Times New Roman"/>
+          <w:b/>
+          <w:sz w:val="32"/>
+          <w:szCs w:val="32"/>
+        </w:rPr>
+        <w:t>countOfNeighbors</w:t>
+      </w:r>
+      <w:proofErr w:type="spellEnd"/>
+      <w:r>
+        <w:rPr>
+          <w:rFonts w:ascii="Times New Roman" w:eastAsia="Times New Roman" w:hAnsi="Times New Roman" w:cs="Times New Roman"/>
+          <w:b/>
+          <w:sz w:val="32"/>
+          <w:szCs w:val="32"/>
+        </w:rPr>
+        <w:t xml:space="preserve"> -</w:t>
+      </w:r>
+      <w:r>
+        <w:rPr>
+          <w:rFonts w:ascii="Times New Roman" w:eastAsia="Times New Roman" w:hAnsi="Times New Roman" w:cs="Times New Roman"/>
+          <w:sz w:val="32"/>
+          <w:szCs w:val="32"/>
+        </w:rPr>
+        <w:t xml:space="preserve"> Number of living neighbors</w:t>
+      </w:r>
+    </w:p>
+    <w:p>
+      <w:pPr>
+        <w:spacing w:line="240" w:lineRule="auto"/>
+        <w:ind w:right="-99"/>
+        <w:rPr>
+          <w:rFonts w:ascii="Times New Roman" w:eastAsia="Times New Roman" w:hAnsi="Times New Roman" w:cs="Times New Roman"/>
+          <w:sz w:val="32"/>
+          <w:szCs w:val="32"/>
+        </w:rPr>
+      </w:pPr>
+    </w:p>
+    <w:p>
+      <w:pPr>
+        <w:spacing w:line="288" w:lineRule="auto"/>
+        <w:ind w:right="-100"/>
+        <w:rPr>
+          <w:rFonts w:ascii="Times New Roman" w:eastAsia="Times New Roman" w:hAnsi="Times New Roman" w:cs="Times New Roman"/>
+          <w:sz w:val="32"/>
+          <w:szCs w:val="32"/>
+        </w:rPr>
+      </w:pPr>
+      <w:proofErr w:type="spellStart"/>
+      <w:r>
+        <w:rPr>
+          <w:rFonts w:ascii="Times New Roman" w:eastAsia="Times New Roman" w:hAnsi="Times New Roman" w:cs="Times New Roman"/>
+          <w:b/>
+          <w:sz w:val="32"/>
+          <w:szCs w:val="32"/>
+        </w:rPr>
+        <w:t>isRowNull</w:t>
+      </w:r>
+      <w:proofErr w:type="spellEnd"/>
+      <w:r>
+        <w:rPr>
+          <w:rFonts w:ascii="Times New Roman" w:eastAsia="Times New Roman" w:hAnsi="Times New Roman" w:cs="Times New Roman"/>
+          <w:b/>
+          <w:sz w:val="32"/>
+          <w:szCs w:val="32"/>
+        </w:rPr>
+        <w:t xml:space="preserve"> - </w:t>
+      </w:r>
+      <w:r>
+        <w:rPr>
+          <w:rFonts w:ascii="Times New Roman" w:eastAsia="Times New Roman" w:hAnsi="Times New Roman" w:cs="Times New Roman"/>
+          <w:sz w:val="32"/>
+          <w:szCs w:val="32"/>
+        </w:rPr>
+        <w:t>indicates whether the current line can be skipped.</w:t>
+      </w:r>
+    </w:p>
+    <w:p>
+      <w:pPr>
+        <w:spacing w:line="240" w:lineRule="auto"/>
+        <w:ind w:right="-99"/>
+        <w:rPr>
+          <w:rFonts w:ascii="Times New Roman" w:eastAsia="Times New Roman" w:hAnsi="Times New Roman" w:cs="Times New Roman"/>
+          <w:sz w:val="32"/>
+          <w:szCs w:val="32"/>
+        </w:rPr>
+      </w:pPr>
+    </w:p>
+    <w:p>
+      <w:pPr>
+        <w:spacing w:line="288" w:lineRule="auto"/>
+        <w:ind w:right="-100"/>
+        <w:rPr>
+          <w:rFonts w:ascii="Times New Roman" w:eastAsia="Times New Roman" w:hAnsi="Times New Roman" w:cs="Times New Roman"/>
+          <w:sz w:val="32"/>
+          <w:szCs w:val="32"/>
+        </w:rPr>
+      </w:pPr>
+      <w:proofErr w:type="spellStart"/>
+      <w:r>
+        <w:rPr>
+          <w:rFonts w:ascii="Times New Roman" w:eastAsia="Times New Roman" w:hAnsi="Times New Roman" w:cs="Times New Roman"/>
+          <w:b/>
+          <w:sz w:val="32"/>
+          <w:szCs w:val="32"/>
+        </w:rPr>
+        <w:t>showResult</w:t>
+      </w:r>
+      <w:proofErr w:type="spellEnd"/>
+      <w:r>
+        <w:rPr>
+          <w:rFonts w:ascii="Times New Roman" w:eastAsia="Times New Roman" w:hAnsi="Times New Roman" w:cs="Times New Roman"/>
+          <w:b/>
+          <w:sz w:val="32"/>
+          <w:szCs w:val="32"/>
+        </w:rPr>
+        <w:t xml:space="preserve"> - </w:t>
+      </w:r>
+      <w:r>
+        <w:rPr>
+          <w:rFonts w:ascii="Times New Roman" w:eastAsia="Times New Roman" w:hAnsi="Times New Roman" w:cs="Times New Roman"/>
+          <w:sz w:val="32"/>
+          <w:szCs w:val="32"/>
+        </w:rPr>
+        <w:t>it is necessary for the status bar to show the win/lose result.</w:t>
+      </w:r>
+    </w:p>
+    <w:p>
+      <w:pPr>
+        <w:spacing w:line="240" w:lineRule="auto"/>
+        <w:ind w:right="-99"/>
+        <w:rPr>
+          <w:rFonts w:ascii="Times New Roman" w:eastAsia="Times New Roman" w:hAnsi="Times New Roman" w:cs="Times New Roman"/>
+          <w:sz w:val="32"/>
+          <w:szCs w:val="32"/>
+        </w:rPr>
+      </w:pPr>
+    </w:p>
+    <w:p>
+      <w:pPr>
+        <w:spacing w:line="288" w:lineRule="auto"/>
+        <w:ind w:right="-100"/>
+        <w:rPr>
+          <w:rFonts w:ascii="Times New Roman" w:eastAsia="Times New Roman" w:hAnsi="Times New Roman" w:cs="Times New Roman"/>
+          <w:sz w:val="32"/>
+          <w:szCs w:val="32"/>
+        </w:rPr>
+      </w:pPr>
+      <w:proofErr w:type="spellStart"/>
+      <w:r>
+        <w:rPr>
+          <w:rFonts w:ascii="Times New Roman" w:eastAsia="Times New Roman" w:hAnsi="Times New Roman" w:cs="Times New Roman"/>
+          <w:b/>
+          <w:sz w:val="32"/>
+          <w:szCs w:val="32"/>
+        </w:rPr>
+        <w:t>noAnyAlive</w:t>
+      </w:r>
+      <w:proofErr w:type="spellEnd"/>
+      <w:r>
+        <w:rPr>
+          <w:rFonts w:ascii="Times New Roman" w:eastAsia="Times New Roman" w:hAnsi="Times New Roman" w:cs="Times New Roman"/>
+          <w:b/>
+          <w:sz w:val="32"/>
+          <w:szCs w:val="32"/>
+        </w:rPr>
+        <w:t xml:space="preserve"> </w:t>
+      </w:r>
+      <w:r>
+        <w:rPr>
+          <w:rFonts w:ascii="Times New Roman" w:eastAsia="Times New Roman" w:hAnsi="Times New Roman" w:cs="Times New Roman"/>
+          <w:sz w:val="32"/>
+          <w:szCs w:val="32"/>
+        </w:rPr>
+        <w:t>- A flag that indicates that there are no more living cells.</w:t>
+      </w:r>
+    </w:p>
+    <w:p>
+      <w:pPr>
+        <w:spacing w:line="240" w:lineRule="auto"/>
+        <w:ind w:right="-99"/>
+        <w:rPr>
+          <w:rFonts w:ascii="Times New Roman" w:eastAsia="Times New Roman" w:hAnsi="Times New Roman" w:cs="Times New Roman"/>
+          <w:sz w:val="32"/>
+          <w:szCs w:val="32"/>
+        </w:rPr>
+      </w:pPr>
+    </w:p>
+    <w:p>
+      <w:pPr>
+        <w:spacing w:line="288" w:lineRule="auto"/>
+        <w:ind w:right="-100"/>
+        <w:rPr>
+          <w:rFonts w:ascii="Times New Roman" w:eastAsia="Times New Roman" w:hAnsi="Times New Roman" w:cs="Times New Roman"/>
+          <w:sz w:val="32"/>
+          <w:szCs w:val="32"/>
+        </w:rPr>
+      </w:pPr>
+      <w:proofErr w:type="spellStart"/>
+      <w:r>
+        <w:rPr>
+          <w:rFonts w:ascii="Times New Roman" w:eastAsia="Times New Roman" w:hAnsi="Times New Roman" w:cs="Times New Roman"/>
+          <w:b/>
+          <w:sz w:val="32"/>
+          <w:szCs w:val="32"/>
+        </w:rPr>
+        <w:t>zoneWidth</w:t>
+      </w:r>
+      <w:proofErr w:type="spellEnd"/>
+      <w:r>
+        <w:rPr>
+          <w:rFonts w:ascii="Times New Roman" w:eastAsia="Times New Roman" w:hAnsi="Times New Roman" w:cs="Times New Roman"/>
+          <w:b/>
+          <w:sz w:val="32"/>
+          <w:szCs w:val="32"/>
+        </w:rPr>
+        <w:t xml:space="preserve"> </w:t>
+      </w:r>
+      <w:r>
+        <w:rPr>
+          <w:rFonts w:ascii="Times New Roman" w:eastAsia="Times New Roman" w:hAnsi="Times New Roman" w:cs="Times New Roman"/>
+          <w:sz w:val="32"/>
+          <w:szCs w:val="32"/>
+        </w:rPr>
+        <w:t>- The width of the zone for survival mode.</w:t>
+      </w:r>
+    </w:p>
+    <w:p>
+      <w:pPr>
+        <w:spacing w:line="288" w:lineRule="auto"/>
+        <w:ind w:right="-100"/>
+        <w:rPr>
+          <w:rFonts w:ascii="Times New Roman" w:eastAsia="Times New Roman" w:hAnsi="Times New Roman" w:cs="Times New Roman"/>
+          <w:sz w:val="32"/>
+          <w:szCs w:val="32"/>
+          <w:lang w:val="ru-RU"/>
+        </w:rPr>
+      </w:pPr>
+    </w:p>
+    <w:p>
+      <w:pPr>
+        <w:spacing w:line="240" w:lineRule="auto"/>
+        <w:ind w:right="-99"/>
+        <w:rPr>
+          <w:rFonts w:ascii="Times New Roman" w:eastAsia="Times New Roman" w:hAnsi="Times New Roman" w:cs="Times New Roman"/>
+          <w:sz w:val="32"/>
+          <w:szCs w:val="32"/>
+        </w:rPr>
+      </w:pPr>
+      <w:proofErr w:type="spellStart"/>
+      <w:r>
+        <w:rPr>
+          <w:rFonts w:ascii="Times New Roman" w:eastAsia="Times New Roman" w:hAnsi="Times New Roman" w:cs="Times New Roman"/>
+          <w:b/>
+          <w:sz w:val="32"/>
+          <w:szCs w:val="32"/>
+        </w:rPr>
+        <w:t>deathCondifNull</w:t>
+      </w:r>
+      <w:proofErr w:type="spellEnd"/>
+      <w:r>
+        <w:rPr>
+          <w:rFonts w:ascii="Times New Roman" w:eastAsia="Times New Roman" w:hAnsi="Times New Roman" w:cs="Times New Roman"/>
+          <w:b/>
+          <w:sz w:val="32"/>
+          <w:szCs w:val="32"/>
+        </w:rPr>
+        <w:t xml:space="preserve"> </w:t>
       </w:r>
       <w:r>
         <w:rPr>
@@ -6352,15 +8250,35 @@
           <w:szCs w:val="32"/>
         </w:rPr>
       </w:pPr>
-      <w:r>
-        <w:rPr>
-          <w:rFonts w:ascii="Times New Roman" w:eastAsia="Times New Roman" w:hAnsi="Times New Roman" w:cs="Times New Roman"/>
-          <w:b/>
-          <w:sz w:val="32"/>
-          <w:szCs w:val="32"/>
-        </w:rPr>
-        <w:t>drowPattern</w:t>
-      </w:r>
+      <w:proofErr w:type="spellStart"/>
+      <w:r>
+        <w:rPr>
+          <w:rFonts w:ascii="Times New Roman" w:eastAsia="Times New Roman" w:hAnsi="Times New Roman" w:cs="Times New Roman"/>
+          <w:b/>
+          <w:sz w:val="32"/>
+          <w:szCs w:val="32"/>
+        </w:rPr>
+        <w:t>dr</w:t>
+      </w:r>
+      <w:r>
+        <w:rPr>
+          <w:rFonts w:ascii="Times New Roman" w:eastAsia="Times New Roman" w:hAnsi="Times New Roman" w:cs="Times New Roman"/>
+          <w:b/>
+          <w:sz w:val="32"/>
+          <w:szCs w:val="32"/>
+        </w:rPr>
+        <w:t>a</w:t>
+      </w:r>
+      <w:r>
+        <w:rPr>
+          <w:rFonts w:ascii="Times New Roman" w:eastAsia="Times New Roman" w:hAnsi="Times New Roman" w:cs="Times New Roman"/>
+          <w:b/>
+          <w:sz w:val="32"/>
+          <w:szCs w:val="32"/>
+        </w:rPr>
+        <w:t>wPattern</w:t>
+      </w:r>
+      <w:proofErr w:type="spellEnd"/>
       <w:r>
         <w:rPr>
           <w:rFonts w:ascii="Times New Roman" w:eastAsia="Times New Roman" w:hAnsi="Times New Roman" w:cs="Times New Roman"/>
@@ -6391,6 +8309,7 @@
           <w:szCs w:val="32"/>
         </w:rPr>
       </w:pPr>
+      <w:proofErr w:type="spellStart"/>
       <w:r>
         <w:rPr>
           <w:rFonts w:ascii="Times New Roman" w:eastAsia="Times New Roman" w:hAnsi="Times New Roman" w:cs="Times New Roman"/>
@@ -6400,6 +8319,7 @@
         </w:rPr>
         <w:t>IDofPattern</w:t>
       </w:r>
+      <w:proofErr w:type="spellEnd"/>
       <w:r>
         <w:rPr>
           <w:rFonts w:ascii="Times New Roman" w:eastAsia="Times New Roman" w:hAnsi="Times New Roman" w:cs="Times New Roman"/>
@@ -6509,10 +8429,11 @@
           <w:sz w:val="32"/>
           <w:szCs w:val="32"/>
         </w:rPr>
+        <w:lastRenderedPageBreak/>
         <w:drawing>
-          <wp:inline distT="114300" distB="114300" distL="114300" distR="114300" wp14:anchorId="517D8A59" wp14:editId="1E8371B7">
-            <wp:extent cx="4006810" cy="5408957"/>
-            <wp:effectExtent l="0" t="0" r="0" b="1270"/>
+          <wp:inline distT="114300" distB="114300" distL="114300" distR="114300" wp14:anchorId="517D8A59" wp14:editId="35AD5943">
+            <wp:extent cx="3860137" cy="5854816"/>
+            <wp:effectExtent l="0" t="0" r="7620" b="0"/>
             <wp:docPr id="19" name="image6.png"/>
             <wp:cNvGraphicFramePr/>
             <a:graphic xmlns:a="http://schemas.openxmlformats.org/drawingml/2006/main">
@@ -6530,7 +8451,7 @@
                   <pic:spPr bwMode="auto">
                     <a:xfrm>
                       <a:off x="0" y="0"/>
-                      <a:ext cx="4006810" cy="5408957"/>
+                      <a:ext cx="3885718" cy="5893616"/>
                     </a:xfrm>
                     <a:prstGeom prst="rect">
                       <a:avLst/>
@@ -6586,22 +8507,85 @@
           <w:szCs w:val="32"/>
         </w:rPr>
       </w:pPr>
-      <w:r>
-        <w:rPr>
-          <w:rFonts w:ascii="Times New Roman" w:eastAsia="Times New Roman" w:hAnsi="Times New Roman" w:cs="Times New Roman"/>
-          <w:b/>
-          <w:sz w:val="32"/>
-          <w:szCs w:val="32"/>
-        </w:rPr>
-        <w:t>computingCell -</w:t>
-      </w:r>
-      <w:r>
-        <w:rPr>
-          <w:rFonts w:ascii="Times New Roman" w:eastAsia="Times New Roman" w:hAnsi="Times New Roman" w:cs="Times New Roman"/>
-          <w:sz w:val="32"/>
-          <w:szCs w:val="32"/>
-        </w:rPr>
-        <w:t xml:space="preserve"> This tag function changes the state of the cell, if required (checks the neighbors, the state of the cell itself, changes if necessary)</w:t>
+      <w:proofErr w:type="spellStart"/>
+      <w:r>
+        <w:rPr>
+          <w:rFonts w:ascii="Times New Roman" w:eastAsia="Times New Roman" w:hAnsi="Times New Roman" w:cs="Times New Roman"/>
+          <w:b/>
+          <w:sz w:val="32"/>
+          <w:szCs w:val="32"/>
+        </w:rPr>
+        <w:t>computingCell</w:t>
+      </w:r>
+      <w:proofErr w:type="spellEnd"/>
+      <w:r>
+        <w:rPr>
+          <w:rFonts w:ascii="Times New Roman" w:eastAsia="Times New Roman" w:hAnsi="Times New Roman" w:cs="Times New Roman"/>
+          <w:b/>
+          <w:sz w:val="32"/>
+          <w:szCs w:val="32"/>
+        </w:rPr>
+        <w:t xml:space="preserve"> -</w:t>
+      </w:r>
+      <w:r>
+        <w:rPr>
+          <w:rFonts w:ascii="Times New Roman" w:eastAsia="Times New Roman" w:hAnsi="Times New Roman" w:cs="Times New Roman"/>
+          <w:sz w:val="32"/>
+          <w:szCs w:val="32"/>
+        </w:rPr>
+        <w:t xml:space="preserve"> </w:t>
+      </w:r>
+      <w:r>
+        <w:rPr>
+          <w:rFonts w:ascii="Times New Roman" w:eastAsia="Times New Roman" w:hAnsi="Times New Roman" w:cs="Times New Roman"/>
+          <w:sz w:val="32"/>
+          <w:szCs w:val="32"/>
+        </w:rPr>
+        <w:t xml:space="preserve">This label function changes the state of the cell. It takes as input the state of the cell in r0 and the sum of its neighbors in r1. At the beginning, if the cell is dead and there are no neighbors, it skips. If the cell is alive and there are no neighbors, the function loads the value from </w:t>
+      </w:r>
+      <w:proofErr w:type="spellStart"/>
+      <w:r>
+        <w:rPr>
+          <w:rFonts w:ascii="Times New Roman" w:eastAsia="Times New Roman" w:hAnsi="Times New Roman" w:cs="Times New Roman"/>
+          <w:sz w:val="32"/>
+          <w:szCs w:val="32"/>
+        </w:rPr>
+        <w:t>deathCondifNull</w:t>
+      </w:r>
+      <w:proofErr w:type="spellEnd"/>
+      <w:r>
+        <w:rPr>
+          <w:rFonts w:ascii="Times New Roman" w:eastAsia="Times New Roman" w:hAnsi="Times New Roman" w:cs="Times New Roman"/>
+          <w:sz w:val="32"/>
+          <w:szCs w:val="32"/>
+        </w:rPr>
+        <w:t xml:space="preserve"> to check the cell. </w:t>
+      </w:r>
+      <w:proofErr w:type="gramStart"/>
+      <w:r>
+        <w:rPr>
+          <w:rFonts w:ascii="Times New Roman" w:eastAsia="Times New Roman" w:hAnsi="Times New Roman" w:cs="Times New Roman"/>
+          <w:sz w:val="32"/>
+          <w:szCs w:val="32"/>
+        </w:rPr>
+        <w:t>Otherwise</w:t>
+      </w:r>
+      <w:proofErr w:type="gramEnd"/>
+      <w:r>
+        <w:rPr>
+          <w:rFonts w:ascii="Times New Roman" w:eastAsia="Times New Roman" w:hAnsi="Times New Roman" w:cs="Times New Roman"/>
+          <w:sz w:val="32"/>
+          <w:szCs w:val="32"/>
+        </w:rPr>
+        <w:t xml:space="preserve"> the cell has at least some live neighbors and then the cell is checked by one of the condition tables</w:t>
+      </w:r>
+      <w:r>
+        <w:rPr>
+          <w:rFonts w:ascii="Times New Roman" w:eastAsia="Times New Roman" w:hAnsi="Times New Roman" w:cs="Times New Roman"/>
+          <w:sz w:val="32"/>
+          <w:szCs w:val="32"/>
+        </w:rPr>
+        <w:t>.</w:t>
       </w:r>
     </w:p>
     <w:p>
@@ -6648,6 +8632,7 @@
           <w:sz w:val="32"/>
           <w:szCs w:val="32"/>
         </w:rPr>
+        <w:lastRenderedPageBreak/>
         <w:drawing>
           <wp:inline distT="114300" distB="114300" distL="114300" distR="114300" wp14:anchorId="759AA5A1" wp14:editId="67D1BBA2">
             <wp:extent cx="3865771" cy="2171583"/>
@@ -6707,23 +8692,69 @@
           <w:szCs w:val="32"/>
         </w:rPr>
       </w:pPr>
-      <w:r>
-        <w:rPr>
-          <w:rFonts w:ascii="Times New Roman" w:eastAsia="Times New Roman" w:hAnsi="Times New Roman" w:cs="Times New Roman"/>
-          <w:b/>
-          <w:sz w:val="32"/>
-          <w:szCs w:val="32"/>
-        </w:rPr>
-        <w:lastRenderedPageBreak/>
-        <w:t xml:space="preserve">loadingCondition - </w:t>
-      </w:r>
-      <w:r>
-        <w:rPr>
-          <w:rFonts w:ascii="Times New Roman" w:eastAsia="Times New Roman" w:hAnsi="Times New Roman" w:cs="Times New Roman"/>
-          <w:sz w:val="32"/>
-          <w:szCs w:val="32"/>
-        </w:rPr>
-        <w:t>Loads an 8-bit value from I/O (for example, IObirthCondition), decrypts it into 8 memory locations (birthCondition) bitwise.</w:t>
+      <w:proofErr w:type="spellStart"/>
+      <w:r>
+        <w:rPr>
+          <w:rFonts w:ascii="Times New Roman" w:eastAsia="Times New Roman" w:hAnsi="Times New Roman" w:cs="Times New Roman"/>
+          <w:b/>
+          <w:sz w:val="32"/>
+          <w:szCs w:val="32"/>
+        </w:rPr>
+        <w:t>loadingCondition</w:t>
+      </w:r>
+      <w:proofErr w:type="spellEnd"/>
+      <w:r>
+        <w:rPr>
+          <w:rFonts w:ascii="Times New Roman" w:eastAsia="Times New Roman" w:hAnsi="Times New Roman" w:cs="Times New Roman"/>
+          <w:b/>
+          <w:sz w:val="32"/>
+          <w:szCs w:val="32"/>
+        </w:rPr>
+        <w:t xml:space="preserve"> - </w:t>
+      </w:r>
+      <w:r>
+        <w:rPr>
+          <w:rFonts w:ascii="Times New Roman" w:eastAsia="Times New Roman" w:hAnsi="Times New Roman" w:cs="Times New Roman"/>
+          <w:sz w:val="32"/>
+          <w:szCs w:val="32"/>
+        </w:rPr>
+        <w:t xml:space="preserve">Loads an 8-bit value from I/O (for example, </w:t>
+      </w:r>
+      <w:proofErr w:type="spellStart"/>
+      <w:r>
+        <w:rPr>
+          <w:rFonts w:ascii="Times New Roman" w:eastAsia="Times New Roman" w:hAnsi="Times New Roman" w:cs="Times New Roman"/>
+          <w:sz w:val="32"/>
+          <w:szCs w:val="32"/>
+        </w:rPr>
+        <w:t>IObirthCondition</w:t>
+      </w:r>
+      <w:proofErr w:type="spellEnd"/>
+      <w:r>
+        <w:rPr>
+          <w:rFonts w:ascii="Times New Roman" w:eastAsia="Times New Roman" w:hAnsi="Times New Roman" w:cs="Times New Roman"/>
+          <w:sz w:val="32"/>
+          <w:szCs w:val="32"/>
+        </w:rPr>
+        <w:t>), decrypts it into 8 memory locations (</w:t>
+      </w:r>
+      <w:proofErr w:type="spellStart"/>
+      <w:r>
+        <w:rPr>
+          <w:rFonts w:ascii="Times New Roman" w:eastAsia="Times New Roman" w:hAnsi="Times New Roman" w:cs="Times New Roman"/>
+          <w:sz w:val="32"/>
+          <w:szCs w:val="32"/>
+        </w:rPr>
+        <w:t>birthCondition</w:t>
+      </w:r>
+      <w:proofErr w:type="spellEnd"/>
+      <w:r>
+        <w:rPr>
+          <w:rFonts w:ascii="Times New Roman" w:eastAsia="Times New Roman" w:hAnsi="Times New Roman" w:cs="Times New Roman"/>
+          <w:sz w:val="32"/>
+          <w:szCs w:val="32"/>
+        </w:rPr>
+        <w:t>) bitwise.</w:t>
       </w:r>
     </w:p>
     <w:p>
@@ -6813,7 +8844,25 @@
           <w:sz w:val="32"/>
           <w:szCs w:val="32"/>
         </w:rPr>
-        <w:t>Although the main code is also a label (and also contains labels), we will still put it in a separate block because this is a very large piece of code that needs to be described separately.</w:t>
+        <w:t>Although the main code is also a label (</w:t>
+      </w:r>
+      <w:proofErr w:type="gramStart"/>
+      <w:r>
+        <w:rPr>
+          <w:rFonts w:ascii="Times New Roman" w:eastAsia="Times New Roman" w:hAnsi="Times New Roman" w:cs="Times New Roman"/>
+          <w:sz w:val="32"/>
+          <w:szCs w:val="32"/>
+        </w:rPr>
+        <w:t>and also</w:t>
+      </w:r>
+      <w:proofErr w:type="gramEnd"/>
+      <w:r>
+        <w:rPr>
+          <w:rFonts w:ascii="Times New Roman" w:eastAsia="Times New Roman" w:hAnsi="Times New Roman" w:cs="Times New Roman"/>
+          <w:sz w:val="32"/>
+          <w:szCs w:val="32"/>
+        </w:rPr>
+        <w:t xml:space="preserve"> contains labels), we will still put it in a separate block because this is a very large piece of code that needs to be described separately.</w:t>
       </w:r>
     </w:p>
     <w:p>
@@ -6894,7 +8943,31 @@
           <w:sz w:val="32"/>
           <w:szCs w:val="32"/>
         </w:rPr>
-        <w:t>To begin with, we just wait for the game to start (just waiting for the button to be pressed).</w:t>
+        <w:t>To begin with, we just wait for the game to start (just waiting for the button to be pressed)</w:t>
+      </w:r>
+      <w:r>
+        <w:rPr>
+          <w:rFonts w:ascii="Times New Roman" w:eastAsia="Times New Roman" w:hAnsi="Times New Roman" w:cs="Times New Roman"/>
+          <w:sz w:val="32"/>
+          <w:szCs w:val="32"/>
+        </w:rPr>
+        <w:t xml:space="preserve">. </w:t>
+      </w:r>
+      <w:r>
+        <w:rPr>
+          <w:rFonts w:ascii="Times New Roman" w:eastAsia="Times New Roman" w:hAnsi="Times New Roman" w:cs="Times New Roman"/>
+          <w:sz w:val="32"/>
+          <w:szCs w:val="32"/>
+        </w:rPr>
+        <w:t>We also check if the draw pattern button is pressed</w:t>
+      </w:r>
+      <w:r>
+        <w:rPr>
+          <w:rFonts w:ascii="Times New Roman" w:eastAsia="Times New Roman" w:hAnsi="Times New Roman" w:cs="Times New Roman"/>
+          <w:sz w:val="32"/>
+          <w:szCs w:val="32"/>
+        </w:rPr>
+        <w:t>.</w:t>
       </w:r>
     </w:p>
     <w:p>
@@ -6967,7 +9040,16 @@
           <w:sz w:val="32"/>
           <w:szCs w:val="32"/>
         </w:rPr>
-        <w:t xml:space="preserve"> Then, when the game starts, we get the conditions for the appearance and survival of cells and record them. </w:t>
+        <w:lastRenderedPageBreak/>
+        <w:t xml:space="preserve"> </w:t>
+      </w:r>
+      <w:r>
+        <w:rPr>
+          <w:rFonts w:ascii="Times New Roman" w:eastAsia="Times New Roman" w:hAnsi="Times New Roman" w:cs="Times New Roman"/>
+          <w:sz w:val="32"/>
+          <w:szCs w:val="32"/>
+        </w:rPr>
+        <w:t>Then, when the game starts, we will get the conditions for cell birth and survival and write them down. (from the survival condition we get the death condition by negating the survival condition)</w:t>
       </w:r>
     </w:p>
     <w:p>
@@ -6987,7 +9069,6 @@
           <w:sz w:val="32"/>
           <w:szCs w:val="32"/>
         </w:rPr>
-        <w:lastRenderedPageBreak/>
         <w:drawing>
           <wp:inline distT="114300" distB="114300" distL="114300" distR="114300" wp14:anchorId="3C164971" wp14:editId="70FB6033">
             <wp:extent cx="2385391" cy="2658056"/>
@@ -7043,6 +9124,7 @@
         </w:rPr>
         <w:t xml:space="preserve">Next, we adjust the boundaries, depending on which </w:t>
       </w:r>
+      <w:proofErr w:type="spellStart"/>
       <w:r>
         <w:rPr>
           <w:rFonts w:ascii="Times New Roman" w:eastAsia="Times New Roman" w:hAnsi="Times New Roman" w:cs="Times New Roman"/>
@@ -7052,6 +9134,7 @@
         </w:rPr>
         <w:t>gameMode</w:t>
       </w:r>
+      <w:proofErr w:type="spellEnd"/>
       <w:r>
         <w:rPr>
           <w:rFonts w:ascii="Times New Roman" w:eastAsia="Times New Roman" w:hAnsi="Times New Roman" w:cs="Times New Roman"/>
@@ -7069,6 +9152,7 @@
           <w:rFonts w:ascii="Times New Roman" w:eastAsia="Times New Roman" w:hAnsi="Times New Roman" w:cs="Times New Roman"/>
           <w:sz w:val="32"/>
           <w:szCs w:val="32"/>
+          <w:lang w:val="ru-RU"/>
         </w:rPr>
       </w:pPr>
       <w:r>
@@ -7131,6 +9215,44 @@
           <w:sz w:val="32"/>
           <w:szCs w:val="32"/>
         </w:rPr>
+        <w:t xml:space="preserve">There is a label generation from where the generation calculation starts. First check game mode if survival then check if the zone is narrowed down to the set value. </w:t>
+      </w:r>
+      <w:proofErr w:type="gramStart"/>
+      <w:r>
+        <w:rPr>
+          <w:rFonts w:ascii="Times New Roman" w:eastAsia="Times New Roman" w:hAnsi="Times New Roman" w:cs="Times New Roman"/>
+          <w:sz w:val="32"/>
+          <w:szCs w:val="32"/>
+        </w:rPr>
+        <w:t>Also</w:t>
+      </w:r>
+      <w:proofErr w:type="gramEnd"/>
+      <w:r>
+        <w:rPr>
+          <w:rFonts w:ascii="Times New Roman" w:eastAsia="Times New Roman" w:hAnsi="Times New Roman" w:cs="Times New Roman"/>
+          <w:sz w:val="32"/>
+          <w:szCs w:val="32"/>
+        </w:rPr>
+        <w:t xml:space="preserve"> it is checked that all cells are dead. If the conditions are met, the result of the game (if survival) is output.</w:t>
+      </w:r>
+    </w:p>
+    <w:p>
+      <w:pPr>
+        <w:spacing w:line="240" w:lineRule="auto"/>
+        <w:ind w:right="-99" w:firstLine="720"/>
+        <w:rPr>
+          <w:rFonts w:ascii="Times New Roman" w:eastAsia="Times New Roman" w:hAnsi="Times New Roman" w:cs="Times New Roman"/>
+          <w:sz w:val="32"/>
+          <w:szCs w:val="32"/>
+        </w:rPr>
+      </w:pPr>
+      <w:r>
+        <w:rPr>
+          <w:rFonts w:ascii="Times New Roman" w:eastAsia="Times New Roman" w:hAnsi="Times New Roman" w:cs="Times New Roman"/>
+          <w:sz w:val="32"/>
+          <w:szCs w:val="32"/>
+        </w:rPr>
+        <w:lastRenderedPageBreak/>
         <w:t xml:space="preserve"> Next comes the processing code for each generation. Conditions for exiting this code: </w:t>
       </w:r>
     </w:p>
@@ -7150,7 +9272,7 @@
           <w:sz w:val="32"/>
           <w:szCs w:val="32"/>
         </w:rPr>
-        <w:t xml:space="preserve">1) The zone Width has reached its maximum (when playing survival) </w:t>
+        <w:t xml:space="preserve">1) The zone Width has reached its maximum </w:t>
       </w:r>
     </w:p>
     <w:p>
@@ -7169,7 +9291,25 @@
           <w:sz w:val="32"/>
           <w:szCs w:val="32"/>
         </w:rPr>
-        <w:t>2) There are no living cells left</w:t>
+        <w:t xml:space="preserve">2) There </w:t>
+      </w:r>
+      <w:proofErr w:type="gramStart"/>
+      <w:r>
+        <w:rPr>
+          <w:rFonts w:ascii="Times New Roman" w:eastAsia="Times New Roman" w:hAnsi="Times New Roman" w:cs="Times New Roman"/>
+          <w:sz w:val="32"/>
+          <w:szCs w:val="32"/>
+        </w:rPr>
+        <w:t>are</w:t>
+      </w:r>
+      <w:proofErr w:type="gramEnd"/>
+      <w:r>
+        <w:rPr>
+          <w:rFonts w:ascii="Times New Roman" w:eastAsia="Times New Roman" w:hAnsi="Times New Roman" w:cs="Times New Roman"/>
+          <w:sz w:val="32"/>
+          <w:szCs w:val="32"/>
+        </w:rPr>
+        <w:t xml:space="preserve"> no living cells left</w:t>
       </w:r>
     </w:p>
     <w:p>
@@ -7213,7 +9353,6 @@
           <w:sz w:val="32"/>
           <w:szCs w:val="32"/>
         </w:rPr>
-        <w:lastRenderedPageBreak/>
         <w:drawing>
           <wp:inline distT="114300" distB="114300" distL="114300" distR="114300" wp14:anchorId="41961C35" wp14:editId="72BBBE88">
             <wp:extent cx="2810786" cy="3256280"/>
@@ -7264,6 +9403,7 @@
       <w:r>
         <w:rPr>
           <w:rFonts w:ascii="Times New Roman" w:eastAsia="Times New Roman" w:hAnsi="Times New Roman" w:cs="Times New Roman"/>
+          <w:noProof/>
           <w:sz w:val="32"/>
           <w:szCs w:val="32"/>
         </w:rPr>
@@ -7327,8 +9467,44 @@
           <w:sz w:val="32"/>
           <w:szCs w:val="32"/>
         </w:rPr>
-        <w:t>There are also some optimizations. For example, during the generation of a new turn, we don't even check the rows where (if the row number is N) N-1 and N+1 rows are completely empty, as is row N. Then we won't even count this line, and we'll write it as empty in the result, because there's no one to change it.</w:t>
-      </w:r>
+        <w:t>T</w:t>
+      </w:r>
+      <w:r>
+        <w:rPr>
+          <w:rFonts w:ascii="Times New Roman" w:eastAsia="Times New Roman" w:hAnsi="Times New Roman" w:cs="Times New Roman"/>
+          <w:sz w:val="32"/>
+          <w:szCs w:val="32"/>
+        </w:rPr>
+        <w:t xml:space="preserve">hese two nested loops pass through the cells from </w:t>
+      </w:r>
+      <w:proofErr w:type="spellStart"/>
+      <w:r>
+        <w:rPr>
+          <w:rFonts w:ascii="Times New Roman" w:eastAsia="Times New Roman" w:hAnsi="Times New Roman" w:cs="Times New Roman"/>
+          <w:sz w:val="32"/>
+          <w:szCs w:val="32"/>
+        </w:rPr>
+        <w:t>minBound</w:t>
+      </w:r>
+      <w:proofErr w:type="spellEnd"/>
+      <w:r>
+        <w:rPr>
+          <w:rFonts w:ascii="Times New Roman" w:eastAsia="Times New Roman" w:hAnsi="Times New Roman" w:cs="Times New Roman"/>
+          <w:sz w:val="32"/>
+          <w:szCs w:val="32"/>
+        </w:rPr>
+        <w:t xml:space="preserve"> to </w:t>
+      </w:r>
+      <w:proofErr w:type="spellStart"/>
+      <w:r>
+        <w:rPr>
+          <w:rFonts w:ascii="Times New Roman" w:eastAsia="Times New Roman" w:hAnsi="Times New Roman" w:cs="Times New Roman"/>
+          <w:sz w:val="32"/>
+          <w:szCs w:val="32"/>
+        </w:rPr>
+        <w:t>maxBound</w:t>
+      </w:r>
+      <w:proofErr w:type="spellEnd"/>
     </w:p>
     <w:p>
       <w:pPr>
@@ -7338,13 +9514,316 @@
           <w:rFonts w:ascii="Times New Roman" w:eastAsia="Times New Roman" w:hAnsi="Times New Roman" w:cs="Times New Roman"/>
           <w:sz w:val="32"/>
           <w:szCs w:val="32"/>
-        </w:rPr>
-      </w:pPr>
+          <w:lang w:val="ru-RU"/>
+        </w:rPr>
+      </w:pPr>
+      <w:r>
+        <w:rPr>
+          <w:rFonts w:ascii="Times New Roman" w:eastAsia="Times New Roman" w:hAnsi="Times New Roman" w:cs="Times New Roman"/>
+          <w:sz w:val="32"/>
+          <w:szCs w:val="32"/>
+        </w:rPr>
+        <w:t xml:space="preserve">There are also some optimizations. For example, during the generation of a new turn, we don't even check the rows where (if the row number </w:t>
+      </w:r>
+      <w:proofErr w:type="gramStart"/>
+      <w:r>
+        <w:rPr>
+          <w:rFonts w:ascii="Times New Roman" w:eastAsia="Times New Roman" w:hAnsi="Times New Roman" w:cs="Times New Roman"/>
+          <w:sz w:val="32"/>
+          <w:szCs w:val="32"/>
+        </w:rPr>
+        <w:t>is N)</w:t>
+      </w:r>
+      <w:proofErr w:type="gramEnd"/>
+      <w:r>
+        <w:rPr>
+          <w:rFonts w:ascii="Times New Roman" w:eastAsia="Times New Roman" w:hAnsi="Times New Roman" w:cs="Times New Roman"/>
+          <w:sz w:val="32"/>
+          <w:szCs w:val="32"/>
+        </w:rPr>
+        <w:t xml:space="preserve"> N-1 and N+1 rows are completely empty, as is row N. Then we won't even </w:t>
+      </w:r>
+      <w:r>
+        <w:rPr>
+          <w:rFonts w:ascii="Times New Roman" w:eastAsia="Times New Roman" w:hAnsi="Times New Roman" w:cs="Times New Roman"/>
+          <w:sz w:val="32"/>
+          <w:szCs w:val="32"/>
+        </w:rPr>
+        <w:lastRenderedPageBreak/>
+        <w:t>count this line, and we'll write it as empty in the result, because there's no one to change it.</w:t>
+      </w:r>
     </w:p>
     <w:p>
       <w:pPr>
         <w:spacing w:line="240" w:lineRule="auto"/>
         <w:ind w:right="-99" w:firstLine="720"/>
+        <w:rPr>
+          <w:rFonts w:ascii="Times New Roman" w:eastAsia="Times New Roman" w:hAnsi="Times New Roman" w:cs="Times New Roman"/>
+          <w:sz w:val="32"/>
+          <w:szCs w:val="32"/>
+          <w:lang w:val="ru-RU"/>
+        </w:rPr>
+      </w:pPr>
+    </w:p>
+    <w:p>
+      <w:pPr>
+        <w:spacing w:line="240" w:lineRule="auto"/>
+        <w:ind w:right="-99" w:firstLine="720"/>
+        <w:rPr>
+          <w:rFonts w:ascii="Times New Roman" w:eastAsia="Times New Roman" w:hAnsi="Times New Roman" w:cs="Times New Roman"/>
+          <w:sz w:val="32"/>
+          <w:szCs w:val="32"/>
+          <w:lang w:val="ru-RU"/>
+        </w:rPr>
+      </w:pPr>
+      <w:r>
+        <w:rPr>
+          <w:rFonts w:ascii="Times New Roman" w:eastAsia="Times New Roman" w:hAnsi="Times New Roman" w:cs="Times New Roman"/>
+          <w:sz w:val="32"/>
+          <w:szCs w:val="32"/>
+          <w:lang w:val="ru-RU"/>
+        </w:rPr>
+        <w:drawing>
+          <wp:inline distT="0" distB="0" distL="0" distR="0" wp14:anchorId="2DA91C71" wp14:editId="4BB4ED3F">
+            <wp:extent cx="2829320" cy="6249272"/>
+            <wp:effectExtent l="0" t="0" r="9525" b="0"/>
+            <wp:docPr id="658493365" name="Рисунок 1"/>
+            <wp:cNvGraphicFramePr>
+              <a:graphicFrameLocks xmlns:a="http://schemas.openxmlformats.org/drawingml/2006/main" noChangeAspect="1"/>
+            </wp:cNvGraphicFramePr>
+            <a:graphic xmlns:a="http://schemas.openxmlformats.org/drawingml/2006/main">
+              <a:graphicData uri="http://schemas.openxmlformats.org/drawingml/2006/picture">
+                <pic:pic xmlns:pic="http://schemas.openxmlformats.org/drawingml/2006/picture">
+                  <pic:nvPicPr>
+                    <pic:cNvPr id="658493365" name=""/>
+                    <pic:cNvPicPr/>
+                  </pic:nvPicPr>
+                  <pic:blipFill>
+                    <a:blip r:embed="rId39"/>
+                    <a:stretch>
+                      <a:fillRect/>
+                    </a:stretch>
+                  </pic:blipFill>
+                  <pic:spPr>
+                    <a:xfrm>
+                      <a:off x="0" y="0"/>
+                      <a:ext cx="2829320" cy="6249272"/>
+                    </a:xfrm>
+                    <a:prstGeom prst="rect">
+                      <a:avLst/>
+                    </a:prstGeom>
+                  </pic:spPr>
+                </pic:pic>
+              </a:graphicData>
+            </a:graphic>
+          </wp:inline>
+        </w:drawing>
+      </w:r>
+    </w:p>
+    <w:p>
+      <w:pPr>
+        <w:spacing w:line="240" w:lineRule="auto"/>
+        <w:ind w:right="-99" w:firstLine="720"/>
+        <w:rPr>
+          <w:rFonts w:ascii="Times New Roman" w:eastAsia="Times New Roman" w:hAnsi="Times New Roman" w:cs="Times New Roman"/>
+          <w:sz w:val="32"/>
+          <w:szCs w:val="32"/>
+        </w:rPr>
+      </w:pPr>
+      <w:r>
+        <w:rPr>
+          <w:rFonts w:ascii="Times New Roman" w:eastAsia="Times New Roman" w:hAnsi="Times New Roman" w:cs="Times New Roman"/>
+          <w:sz w:val="32"/>
+          <w:szCs w:val="32"/>
+        </w:rPr>
+        <w:t xml:space="preserve">After passing through the cells of the field from </w:t>
+      </w:r>
+      <w:proofErr w:type="spellStart"/>
+      <w:r>
+        <w:rPr>
+          <w:rFonts w:ascii="Times New Roman" w:eastAsia="Times New Roman" w:hAnsi="Times New Roman" w:cs="Times New Roman"/>
+          <w:sz w:val="32"/>
+          <w:szCs w:val="32"/>
+        </w:rPr>
+        <w:t>minBound</w:t>
+      </w:r>
+      <w:proofErr w:type="spellEnd"/>
+      <w:r>
+        <w:rPr>
+          <w:rFonts w:ascii="Times New Roman" w:eastAsia="Times New Roman" w:hAnsi="Times New Roman" w:cs="Times New Roman"/>
+          <w:sz w:val="32"/>
+          <w:szCs w:val="32"/>
+        </w:rPr>
+        <w:t xml:space="preserve"> to </w:t>
+      </w:r>
+      <w:proofErr w:type="spellStart"/>
+      <w:r>
+        <w:rPr>
+          <w:rFonts w:ascii="Times New Roman" w:eastAsia="Times New Roman" w:hAnsi="Times New Roman" w:cs="Times New Roman"/>
+          <w:sz w:val="32"/>
+          <w:szCs w:val="32"/>
+        </w:rPr>
+        <w:t>maxBound</w:t>
+      </w:r>
+      <w:proofErr w:type="spellEnd"/>
+      <w:r>
+        <w:rPr>
+          <w:rFonts w:ascii="Times New Roman" w:eastAsia="Times New Roman" w:hAnsi="Times New Roman" w:cs="Times New Roman"/>
+          <w:sz w:val="32"/>
+          <w:szCs w:val="32"/>
+        </w:rPr>
+        <w:t xml:space="preserve">, if creative mode then check the flag that changes have occurred on the field and the program can continue to calculate the new generation. If survival mode, the boundaries of the field </w:t>
+      </w:r>
+      <w:proofErr w:type="spellStart"/>
+      <w:r>
+        <w:rPr>
+          <w:rFonts w:ascii="Times New Roman" w:eastAsia="Times New Roman" w:hAnsi="Times New Roman" w:cs="Times New Roman"/>
+          <w:sz w:val="32"/>
+          <w:szCs w:val="32"/>
+        </w:rPr>
+        <w:t>minBound</w:t>
+      </w:r>
+      <w:proofErr w:type="spellEnd"/>
+      <w:r>
+        <w:rPr>
+          <w:rFonts w:ascii="Times New Roman" w:eastAsia="Times New Roman" w:hAnsi="Times New Roman" w:cs="Times New Roman"/>
+          <w:sz w:val="32"/>
+          <w:szCs w:val="32"/>
+        </w:rPr>
+        <w:t xml:space="preserve"> and </w:t>
+      </w:r>
+      <w:proofErr w:type="spellStart"/>
+      <w:r>
+        <w:rPr>
+          <w:rFonts w:ascii="Times New Roman" w:eastAsia="Times New Roman" w:hAnsi="Times New Roman" w:cs="Times New Roman"/>
+          <w:sz w:val="32"/>
+          <w:szCs w:val="32"/>
+        </w:rPr>
+        <w:t>maxBound</w:t>
+      </w:r>
+      <w:proofErr w:type="spellEnd"/>
+      <w:r>
+        <w:rPr>
+          <w:rFonts w:ascii="Times New Roman" w:eastAsia="Times New Roman" w:hAnsi="Times New Roman" w:cs="Times New Roman"/>
+          <w:sz w:val="32"/>
+          <w:szCs w:val="32"/>
+        </w:rPr>
+        <w:t xml:space="preserve"> are narrowed down</w:t>
+      </w:r>
+    </w:p>
+    <w:p>
+      <w:pPr>
+        <w:spacing w:line="240" w:lineRule="auto"/>
+        <w:ind w:right="-99" w:firstLine="720"/>
+        <w:rPr>
+          <w:rFonts w:ascii="Times New Roman" w:eastAsia="Times New Roman" w:hAnsi="Times New Roman" w:cs="Times New Roman"/>
+          <w:sz w:val="32"/>
+          <w:szCs w:val="32"/>
+        </w:rPr>
+      </w:pPr>
+    </w:p>
+    <w:p>
+      <w:pPr>
+        <w:spacing w:line="240" w:lineRule="auto"/>
+        <w:ind w:right="-99" w:firstLine="720"/>
+        <w:rPr>
+          <w:rFonts w:ascii="Times New Roman" w:eastAsia="Times New Roman" w:hAnsi="Times New Roman" w:cs="Times New Roman"/>
+          <w:sz w:val="32"/>
+          <w:szCs w:val="32"/>
+        </w:rPr>
+      </w:pPr>
+    </w:p>
+    <w:p>
+      <w:pPr>
+        <w:spacing w:line="240" w:lineRule="auto"/>
+        <w:ind w:right="-99" w:firstLine="720"/>
+        <w:rPr>
+          <w:rFonts w:ascii="Times New Roman" w:eastAsia="Times New Roman" w:hAnsi="Times New Roman" w:cs="Times New Roman"/>
+          <w:sz w:val="32"/>
+          <w:szCs w:val="32"/>
+        </w:rPr>
+      </w:pPr>
+    </w:p>
+    <w:p>
+      <w:pPr>
+        <w:spacing w:line="240" w:lineRule="auto"/>
+        <w:ind w:right="-99" w:firstLine="720"/>
+        <w:rPr>
+          <w:rFonts w:ascii="Times New Roman" w:eastAsia="Times New Roman" w:hAnsi="Times New Roman" w:cs="Times New Roman"/>
+          <w:sz w:val="32"/>
+          <w:szCs w:val="32"/>
+        </w:rPr>
+      </w:pPr>
+    </w:p>
+    <w:p>
+      <w:pPr>
+        <w:spacing w:line="240" w:lineRule="auto"/>
+        <w:ind w:right="-99" w:firstLine="720"/>
+        <w:jc w:val="center"/>
+        <w:rPr>
+          <w:rFonts w:ascii="Times New Roman" w:eastAsia="Times New Roman" w:hAnsi="Times New Roman" w:cs="Times New Roman"/>
+          <w:sz w:val="32"/>
+          <w:szCs w:val="32"/>
+          <w:lang w:val="ru-RU"/>
+        </w:rPr>
+      </w:pPr>
+    </w:p>
+    <w:p>
+      <w:pPr>
+        <w:spacing w:line="240" w:lineRule="auto"/>
+        <w:ind w:right="-99" w:firstLine="720"/>
+        <w:jc w:val="center"/>
+        <w:rPr>
+          <w:rFonts w:ascii="Times New Roman" w:eastAsia="Times New Roman" w:hAnsi="Times New Roman" w:cs="Times New Roman"/>
+          <w:sz w:val="32"/>
+          <w:szCs w:val="32"/>
+          <w:lang w:val="ru-RU"/>
+        </w:rPr>
+      </w:pPr>
+    </w:p>
+    <w:p>
+      <w:pPr>
+        <w:spacing w:line="240" w:lineRule="auto"/>
+        <w:ind w:right="-99" w:firstLine="720"/>
+        <w:jc w:val="center"/>
+        <w:rPr>
+          <w:rFonts w:ascii="Times New Roman" w:eastAsia="Times New Roman" w:hAnsi="Times New Roman" w:cs="Times New Roman"/>
+          <w:sz w:val="32"/>
+          <w:szCs w:val="32"/>
+          <w:lang w:val="ru-RU"/>
+        </w:rPr>
+      </w:pPr>
+    </w:p>
+    <w:p>
+      <w:pPr>
+        <w:spacing w:line="240" w:lineRule="auto"/>
+        <w:ind w:right="-99" w:firstLine="720"/>
+        <w:jc w:val="center"/>
+        <w:rPr>
+          <w:rFonts w:ascii="Times New Roman" w:eastAsia="Times New Roman" w:hAnsi="Times New Roman" w:cs="Times New Roman"/>
+          <w:sz w:val="32"/>
+          <w:szCs w:val="32"/>
+          <w:lang w:val="ru-RU"/>
+        </w:rPr>
+      </w:pPr>
+    </w:p>
+    <w:p>
+      <w:pPr>
+        <w:spacing w:line="240" w:lineRule="auto"/>
+        <w:ind w:right="-99" w:firstLine="720"/>
+        <w:jc w:val="center"/>
+        <w:rPr>
+          <w:rFonts w:ascii="Times New Roman" w:eastAsia="Times New Roman" w:hAnsi="Times New Roman" w:cs="Times New Roman"/>
+          <w:sz w:val="32"/>
+          <w:szCs w:val="32"/>
+          <w:lang w:val="ru-RU"/>
+        </w:rPr>
+      </w:pPr>
+    </w:p>
+    <w:p>
+      <w:pPr>
+        <w:spacing w:line="240" w:lineRule="auto"/>
+        <w:ind w:right="-99" w:firstLine="720"/>
         <w:jc w:val="center"/>
         <w:rPr>
           <w:rFonts w:ascii="Times New Roman" w:eastAsia="Times New Roman" w:hAnsi="Times New Roman" w:cs="Times New Roman"/>
@@ -7384,7 +9863,6 @@
           <w:noProof/>
           <w:sz w:val="32"/>
           <w:szCs w:val="32"/>
-          <w:lang w:val="ru-RU"/>
         </w:rPr>
       </w:pPr>
     </w:p>
@@ -7406,9 +9884,8 @@
           <w:sz w:val="32"/>
           <w:szCs w:val="32"/>
         </w:rPr>
-        <w:lastRenderedPageBreak/>
         <w:drawing>
-          <wp:inline distT="114300" distB="114300" distL="114300" distR="114300" wp14:anchorId="3AE3E0F0" wp14:editId="45E31AD7">
+          <wp:inline distT="114300" distB="114300" distL="114300" distR="114300" wp14:anchorId="3AE3E0F0" wp14:editId="4650A3FB">
             <wp:extent cx="2799861" cy="1998980"/>
             <wp:effectExtent l="0" t="0" r="635" b="1270"/>
             <wp:docPr id="9" name="image2.png"/>
@@ -7421,7 +9898,7 @@
                     <pic:cNvPicPr preferRelativeResize="0"/>
                   </pic:nvPicPr>
                   <pic:blipFill rotWithShape="1">
-                    <a:blip r:embed="rId39"/>
+                    <a:blip r:embed="rId40"/>
                     <a:srcRect l="1305"/>
                     <a:stretch/>
                   </pic:blipFill>
@@ -7551,6 +10028,7 @@
           <w:szCs w:val="32"/>
         </w:rPr>
       </w:pPr>
+      <w:proofErr w:type="spellStart"/>
       <w:r>
         <w:rPr>
           <w:rFonts w:ascii="Times New Roman" w:eastAsia="Times New Roman" w:hAnsi="Times New Roman" w:cs="Times New Roman"/>
@@ -7559,6 +10037,7 @@
         </w:rPr>
         <w:t>byflops</w:t>
       </w:r>
+      <w:proofErr w:type="spellEnd"/>
     </w:p>
     <w:p>
       <w:pPr>
@@ -7597,6 +10076,7 @@
           <w:szCs w:val="32"/>
         </w:rPr>
       </w:pPr>
+      <w:proofErr w:type="spellStart"/>
       <w:r>
         <w:rPr>
           <w:rFonts w:ascii="Times New Roman" w:eastAsia="Times New Roman" w:hAnsi="Times New Roman" w:cs="Times New Roman"/>
@@ -7605,6 +10085,7 @@
         </w:rPr>
         <w:t>mickeyMouse</w:t>
       </w:r>
+      <w:proofErr w:type="spellEnd"/>
     </w:p>
     <w:p>
       <w:pPr>
@@ -7620,6 +10101,7 @@
           <w:szCs w:val="32"/>
         </w:rPr>
       </w:pPr>
+      <w:proofErr w:type="spellStart"/>
       <w:r>
         <w:rPr>
           <w:rFonts w:ascii="Times New Roman" w:eastAsia="Times New Roman" w:hAnsi="Times New Roman" w:cs="Times New Roman"/>
@@ -7628,6 +10110,7 @@
         </w:rPr>
         <w:t>unix</w:t>
       </w:r>
+      <w:proofErr w:type="spellEnd"/>
     </w:p>
     <w:p>
       <w:pPr>
@@ -7643,6 +10126,7 @@
           <w:szCs w:val="32"/>
         </w:rPr>
       </w:pPr>
+      <w:proofErr w:type="spellStart"/>
       <w:r>
         <w:rPr>
           <w:rFonts w:ascii="Times New Roman" w:eastAsia="Times New Roman" w:hAnsi="Times New Roman" w:cs="Times New Roman"/>
@@ -7651,9 +10135,216 @@
         </w:rPr>
         <w:t>queenBee</w:t>
       </w:r>
+      <w:proofErr w:type="spellEnd"/>
+    </w:p>
+    <w:p>
+      <w:pPr>
+        <w:spacing w:line="240" w:lineRule="auto"/>
+        <w:ind w:right="-99"/>
+        <w:rPr>
+          <w:noProof/>
+          <w:lang w:val="ru-RU"/>
+        </w:rPr>
+      </w:pPr>
+    </w:p>
+    <w:p>
+      <w:pPr>
+        <w:spacing w:line="240" w:lineRule="auto"/>
+        <w:ind w:right="-99"/>
+        <w:rPr>
+          <w:noProof/>
+        </w:rPr>
+      </w:pPr>
+    </w:p>
+    <w:p>
+      <w:pPr>
+        <w:spacing w:line="240" w:lineRule="auto"/>
+        <w:ind w:right="-99"/>
+        <w:rPr>
+          <w:rFonts w:ascii="Times New Roman" w:eastAsia="Times New Roman" w:hAnsi="Times New Roman" w:cs="Times New Roman"/>
+          <w:sz w:val="32"/>
+          <w:szCs w:val="32"/>
+        </w:rPr>
+      </w:pPr>
+      <w:r>
+        <w:rPr>
+          <w:noProof/>
+        </w:rPr>
+        <w:lastRenderedPageBreak/>
+        <w:drawing>
+          <wp:inline distT="0" distB="0" distL="0" distR="0" wp14:anchorId="4E8911C5" wp14:editId="007A7BBD">
+            <wp:extent cx="1942600" cy="4593444"/>
+            <wp:effectExtent l="0" t="0" r="635" b="0"/>
+            <wp:docPr id="440893690" name="Рисунок 1"/>
+            <wp:cNvGraphicFramePr>
+              <a:graphicFrameLocks xmlns:a="http://schemas.openxmlformats.org/drawingml/2006/main" noChangeAspect="1"/>
+            </wp:cNvGraphicFramePr>
+            <a:graphic xmlns:a="http://schemas.openxmlformats.org/drawingml/2006/main">
+              <a:graphicData uri="http://schemas.openxmlformats.org/drawingml/2006/picture">
+                <pic:pic xmlns:pic="http://schemas.openxmlformats.org/drawingml/2006/picture">
+                  <pic:nvPicPr>
+                    <pic:cNvPr id="440893690" name=""/>
+                    <pic:cNvPicPr/>
+                  </pic:nvPicPr>
+                  <pic:blipFill rotWithShape="1">
+                    <a:blip r:embed="rId41"/>
+                    <a:srcRect l="1025"/>
+                    <a:stretch/>
+                  </pic:blipFill>
+                  <pic:spPr bwMode="auto">
+                    <a:xfrm>
+                      <a:off x="0" y="0"/>
+                      <a:ext cx="1951455" cy="4614381"/>
+                    </a:xfrm>
+                    <a:prstGeom prst="rect">
+                      <a:avLst/>
+                    </a:prstGeom>
+                    <a:ln>
+                      <a:noFill/>
+                    </a:ln>
+                    <a:extLst>
+                      <a:ext uri="{53640926-AAD7-44D8-BBD7-CCE9431645EC}">
+                        <a14:shadowObscured xmlns:a14="http://schemas.microsoft.com/office/drawing/2010/main"/>
+                      </a:ext>
+                    </a:extLst>
+                  </pic:spPr>
+                </pic:pic>
+              </a:graphicData>
+            </a:graphic>
+          </wp:inline>
+        </w:drawing>
+      </w:r>
+    </w:p>
+    <w:p>
+      <w:pPr>
+        <w:spacing w:line="240" w:lineRule="auto"/>
+        <w:ind w:right="-99"/>
+        <w:rPr>
+          <w:noProof/>
+        </w:rPr>
+      </w:pPr>
+    </w:p>
+    <w:p>
+      <w:pPr>
+        <w:spacing w:line="240" w:lineRule="auto"/>
+        <w:ind w:right="-99"/>
+        <w:rPr>
+          <w:rFonts w:ascii="Times New Roman" w:eastAsia="Times New Roman" w:hAnsi="Times New Roman" w:cs="Times New Roman"/>
+          <w:sz w:val="32"/>
+          <w:szCs w:val="32"/>
+          <w:lang w:val="ru-RU"/>
+        </w:rPr>
+      </w:pPr>
+      <w:r>
+        <w:rPr>
+          <w:noProof/>
+        </w:rPr>
+        <w:drawing>
+          <wp:inline distT="0" distB="0" distL="0" distR="0" wp14:anchorId="2DAF4FC3" wp14:editId="2161EC2D">
+            <wp:extent cx="1848729" cy="4818488"/>
+            <wp:effectExtent l="0" t="0" r="0" b="1270"/>
+            <wp:docPr id="235062347" name="Рисунок 1" descr="Изображение выглядит как текст, снимок экрана, Шрифт, число&#10;&#10;Контент, сгенерированный ИИ, может содержать ошибки."/>
+            <wp:cNvGraphicFramePr>
+              <a:graphicFrameLocks xmlns:a="http://schemas.openxmlformats.org/drawingml/2006/main" noChangeAspect="1"/>
+            </wp:cNvGraphicFramePr>
+            <a:graphic xmlns:a="http://schemas.openxmlformats.org/drawingml/2006/main">
+              <a:graphicData uri="http://schemas.openxmlformats.org/drawingml/2006/picture">
+                <pic:pic xmlns:pic="http://schemas.openxmlformats.org/drawingml/2006/picture">
+                  <pic:nvPicPr>
+                    <pic:cNvPr id="235062347" name="Рисунок 1" descr="Изображение выглядит как текст, снимок экрана, Шрифт, число&#10;&#10;Контент, сгенерированный ИИ, может содержать ошибки."/>
+                    <pic:cNvPicPr/>
+                  </pic:nvPicPr>
+                  <pic:blipFill rotWithShape="1">
+                    <a:blip r:embed="rId42"/>
+                    <a:srcRect l="3585"/>
+                    <a:stretch/>
+                  </pic:blipFill>
+                  <pic:spPr bwMode="auto">
+                    <a:xfrm>
+                      <a:off x="0" y="0"/>
+                      <a:ext cx="1853716" cy="4831485"/>
+                    </a:xfrm>
+                    <a:prstGeom prst="rect">
+                      <a:avLst/>
+                    </a:prstGeom>
+                    <a:ln>
+                      <a:noFill/>
+                    </a:ln>
+                    <a:extLst>
+                      <a:ext uri="{53640926-AAD7-44D8-BBD7-CCE9431645EC}">
+                        <a14:shadowObscured xmlns:a14="http://schemas.microsoft.com/office/drawing/2010/main"/>
+                      </a:ext>
+                    </a:extLst>
+                  </pic:spPr>
+                </pic:pic>
+              </a:graphicData>
+            </a:graphic>
+          </wp:inline>
+        </w:drawing>
+      </w:r>
+    </w:p>
+    <w:p>
+      <w:pPr>
+        <w:spacing w:line="240" w:lineRule="auto"/>
+        <w:ind w:right="-99"/>
+        <w:rPr>
+          <w:rFonts w:ascii="Times New Roman" w:eastAsia="Times New Roman" w:hAnsi="Times New Roman" w:cs="Times New Roman"/>
+          <w:sz w:val="32"/>
+          <w:szCs w:val="32"/>
+        </w:rPr>
+      </w:pPr>
+      <w:r>
+        <w:rPr>
+          <w:rFonts w:ascii="Times New Roman" w:eastAsia="Times New Roman" w:hAnsi="Times New Roman" w:cs="Times New Roman"/>
+          <w:sz w:val="32"/>
+          <w:szCs w:val="32"/>
+        </w:rPr>
+        <w:lastRenderedPageBreak/>
+        <w:t>The</w:t>
+      </w:r>
+      <w:r>
+        <w:rPr>
+          <w:rFonts w:ascii="Times New Roman" w:eastAsia="Times New Roman" w:hAnsi="Times New Roman" w:cs="Times New Roman"/>
+          <w:sz w:val="32"/>
+          <w:szCs w:val="32"/>
+        </w:rPr>
+        <w:t xml:space="preserve"> dr</w:t>
+      </w:r>
+      <w:r>
+        <w:rPr>
+          <w:rFonts w:ascii="Times New Roman" w:eastAsia="Times New Roman" w:hAnsi="Times New Roman" w:cs="Times New Roman"/>
+          <w:sz w:val="32"/>
+          <w:szCs w:val="32"/>
+        </w:rPr>
+        <w:t>a</w:t>
+      </w:r>
+      <w:r>
+        <w:rPr>
+          <w:rFonts w:ascii="Times New Roman" w:eastAsia="Times New Roman" w:hAnsi="Times New Roman" w:cs="Times New Roman"/>
+          <w:sz w:val="32"/>
+          <w:szCs w:val="32"/>
+        </w:rPr>
+        <w:t>w function</w:t>
+      </w:r>
+      <w:r>
+        <w:rPr>
+          <w:rFonts w:ascii="Times New Roman" w:eastAsia="Times New Roman" w:hAnsi="Times New Roman" w:cs="Times New Roman"/>
+          <w:sz w:val="32"/>
+          <w:szCs w:val="32"/>
+        </w:rPr>
+        <w:t xml:space="preserve"> label</w:t>
+      </w:r>
+      <w:r>
+        <w:rPr>
+          <w:rFonts w:ascii="Times New Roman" w:eastAsia="Times New Roman" w:hAnsi="Times New Roman" w:cs="Times New Roman"/>
+          <w:sz w:val="32"/>
+          <w:szCs w:val="32"/>
+        </w:rPr>
+        <w:t xml:space="preserve"> selects the corresponding mark based on the pattern ID</w:t>
+      </w:r>
     </w:p>
     <w:sectPr>
-      <w:footerReference w:type="default" r:id="rId40"/>
+      <w:footerReference w:type="default" r:id="rId43"/>
       <w:type w:val="continuous"/>
       <w:pgSz w:w="11909" w:h="16834"/>
       <w:pgMar w:top="1015" w:right="1104" w:bottom="234" w:left="850" w:header="0" w:footer="0" w:gutter="0"/>
@@ -8214,16 +10905,16 @@
   <w:abstractNum w:abstractNumId="4" w15:restartNumberingAfterBreak="0">
     <w:nsid w:val="57D72A62"/>
     <w:multiLevelType w:val="multilevel"/>
-    <w:tmpl w:val="79F08F16"/>
+    <w:tmpl w:val="51AA786E"/>
     <w:lvl w:ilvl="0">
-      <w:start w:val="1"/>
       <w:numFmt w:val="decimal"/>
       <w:lvlText w:val="%1)"/>
       <w:lvlJc w:val="left"/>
       <w:pPr>
-        <w:ind w:left="720" w:hanging="360"/>
+        <w:ind w:left="786" w:hanging="360"/>
       </w:pPr>
       <w:rPr>
+        <w:rFonts w:hint="default"/>
         <w:u w:val="none"/>
       </w:rPr>
     </w:lvl>
@@ -8233,9 +10924,10 @@
       <w:lvlText w:val="%2)"/>
       <w:lvlJc w:val="left"/>
       <w:pPr>
-        <w:ind w:left="1440" w:hanging="360"/>
+        <w:ind w:left="1506" w:hanging="360"/>
       </w:pPr>
       <w:rPr>
+        <w:rFonts w:hint="default"/>
         <w:u w:val="none"/>
       </w:rPr>
     </w:lvl>
@@ -8245,9 +10937,10 @@
       <w:lvlText w:val="%3)"/>
       <w:lvlJc w:val="right"/>
       <w:pPr>
-        <w:ind w:left="2160" w:hanging="360"/>
+        <w:ind w:left="2226" w:hanging="360"/>
       </w:pPr>
       <w:rPr>
+        <w:rFonts w:hint="default"/>
         <w:u w:val="none"/>
       </w:rPr>
     </w:lvl>
@@ -8257,9 +10950,10 @@
       <w:lvlText w:val="(%4)"/>
       <w:lvlJc w:val="left"/>
       <w:pPr>
-        <w:ind w:left="2880" w:hanging="360"/>
+        <w:ind w:left="2946" w:hanging="360"/>
       </w:pPr>
       <w:rPr>
+        <w:rFonts w:hint="default"/>
         <w:u w:val="none"/>
       </w:rPr>
     </w:lvl>
@@ -8269,9 +10963,10 @@
       <w:lvlText w:val="(%5)"/>
       <w:lvlJc w:val="left"/>
       <w:pPr>
-        <w:ind w:left="3600" w:hanging="360"/>
+        <w:ind w:left="3666" w:hanging="360"/>
       </w:pPr>
       <w:rPr>
+        <w:rFonts w:hint="default"/>
         <w:u w:val="none"/>
       </w:rPr>
     </w:lvl>
@@ -8281,9 +10976,10 @@
       <w:lvlText w:val="(%6)"/>
       <w:lvlJc w:val="right"/>
       <w:pPr>
-        <w:ind w:left="4320" w:hanging="360"/>
+        <w:ind w:left="4386" w:hanging="360"/>
       </w:pPr>
       <w:rPr>
+        <w:rFonts w:hint="default"/>
         <w:u w:val="none"/>
       </w:rPr>
     </w:lvl>
@@ -8293,9 +10989,10 @@
       <w:lvlText w:val="%7."/>
       <w:lvlJc w:val="left"/>
       <w:pPr>
-        <w:ind w:left="5040" w:hanging="360"/>
+        <w:ind w:left="5106" w:hanging="360"/>
       </w:pPr>
       <w:rPr>
+        <w:rFonts w:hint="default"/>
         <w:u w:val="none"/>
       </w:rPr>
     </w:lvl>
@@ -8305,9 +11002,10 @@
       <w:lvlText w:val="%8."/>
       <w:lvlJc w:val="left"/>
       <w:pPr>
-        <w:ind w:left="5760" w:hanging="360"/>
+        <w:ind w:left="5826" w:hanging="360"/>
       </w:pPr>
       <w:rPr>
+        <w:rFonts w:hint="default"/>
         <w:u w:val="none"/>
       </w:rPr>
     </w:lvl>
@@ -8317,9 +11015,10 @@
       <w:lvlText w:val="%9."/>
       <w:lvlJc w:val="right"/>
       <w:pPr>
-        <w:ind w:left="6480" w:hanging="360"/>
+        <w:ind w:left="6546" w:hanging="360"/>
       </w:pPr>
       <w:rPr>
+        <w:rFonts w:hint="default"/>
         <w:u w:val="none"/>
       </w:rPr>
     </w:lvl>
